--- a/Harsh Sharma PCTE SPORTEX Project Synopsis.docx
+++ b/Harsh Sharma PCTE SPORTEX Project Synopsis.docx
@@ -1,20 +1,19 @@
 
 <file path=word/document.xml><?xml version="1.0" encoding="utf-8"?>
-<w:document xmlns:wpc="http://schemas.microsoft.com/office/word/2010/wordprocessingCanvas" xmlns:mc="http://schemas.openxmlformats.org/markup-compatibility/2006" xmlns:o="urn:schemas-microsoft-com:office:office" xmlns:r="http://schemas.openxmlformats.org/officeDocument/2006/relationships" xmlns:m="http://schemas.openxmlformats.org/officeDocument/2006/math" xmlns:v="urn:schemas-microsoft-com:vml" xmlns:wp14="http://schemas.microsoft.com/office/word/2010/wordprocessingDrawing" xmlns:wp="http://schemas.openxmlformats.org/drawingml/2006/wordprocessingDrawing" xmlns:w10="urn:schemas-microsoft-com:office:word" xmlns:w="http://schemas.openxmlformats.org/wordprocessingml/2006/main" xmlns:w14="http://schemas.microsoft.com/office/word/2010/wordml" xmlns:wpg="http://schemas.microsoft.com/office/word/2010/wordprocessingGroup" xmlns:wpi="http://schemas.microsoft.com/office/word/2010/wordprocessingInk" xmlns:wne="http://schemas.microsoft.com/office/word/2006/wordml" xmlns:wps="http://schemas.microsoft.com/office/word/2010/wordprocessingShape" mc:Ignorable="w14 wp14">
+<w:document xmlns:wpc="http://schemas.microsoft.com/office/word/2010/wordprocessingCanvas" xmlns:mo="http://schemas.microsoft.com/office/mac/office/2008/main" xmlns:mc="http://schemas.openxmlformats.org/markup-compatibility/2006" xmlns:mv="urn:schemas-microsoft-com:mac:vml" xmlns:o="urn:schemas-microsoft-com:office:office" xmlns:r="http://schemas.openxmlformats.org/officeDocument/2006/relationships" xmlns:m="http://schemas.openxmlformats.org/officeDocument/2006/math" xmlns:v="urn:schemas-microsoft-com:vml" xmlns:wp14="http://schemas.microsoft.com/office/word/2010/wordprocessingDrawing" xmlns:wp="http://schemas.openxmlformats.org/drawingml/2006/wordprocessingDrawing" xmlns:w10="urn:schemas-microsoft-com:office:word" xmlns:w="http://schemas.openxmlformats.org/wordprocessingml/2006/main" xmlns:w14="http://schemas.microsoft.com/office/word/2010/wordml" xmlns:wpg="http://schemas.microsoft.com/office/word/2010/wordprocessingGroup" xmlns:wpi="http://schemas.microsoft.com/office/word/2010/wordprocessingInk" xmlns:wne="http://schemas.microsoft.com/office/word/2006/wordml" xmlns:wps="http://schemas.microsoft.com/office/word/2010/wordprocessingShape" mc:Ignorable="w14 wp14">
   <w:body>
     <w:p>
       <w:pPr>
         <w:spacing w:after="80"/>
         <w:jc w:val="center"/>
       </w:pPr>
-      <w:bookmarkStart w:id="0" w:name="_GoBack"/>
-      <w:bookmarkEnd w:id="0"/>
       <w:r>
         <w:rPr>
           <w:b/>
           <w:color w:val="646464"/>
           <w:sz w:val="26"/>
         </w:rPr>
+        <w:t>A MAJOR PROJECT SYNOPSIS ON</w:t>
         <w:br/>
       </w:r>
       <w:r>
@@ -24,22 +23,8 @@
           <w:sz w:val="36"/>
         </w:rPr>
         <w:t>PCTE SPORTEX</w:t>
-      </w:r>
-      <w:r>
-        <w:rPr>
-          <w:b/>
-          <w:color w:val="0F4C81"/>
-          <w:sz w:val="36"/>
-        </w:rPr>
         <w:br/>
         <w:t>COLLEGE SPORTS MANAGEMENT &amp; REAL-TIME LIVE SCORING PLATFORM</w:t>
-      </w:r>
-      <w:r>
-        <w:rPr>
-          <w:b/>
-          <w:color w:val="0F4C81"/>
-          <w:sz w:val="36"/>
-        </w:rPr>
         <w:br/>
       </w:r>
     </w:p>
@@ -55,74 +40,19 @@
           <w:sz w:val="22"/>
         </w:rPr>
         <w:t>Submitted in partial fulfillment of the requirements for the degree of</w:t>
-      </w:r>
-      <w:r>
-        <w:rPr>
-          <w:b/>
-          <w:color w:val="2874A6"/>
-          <w:sz w:val="22"/>
-        </w:rPr>
         <w:br/>
         <w:t>BACHELOR OF TECHNOLOGY</w:t>
-      </w:r>
-      <w:r>
-        <w:rPr>
-          <w:b/>
-          <w:color w:val="2874A6"/>
-          <w:sz w:val="22"/>
-        </w:rPr>
         <w:br/>
         <w:t>IN</w:t>
-      </w:r>
-      <w:r>
-        <w:rPr>
-          <w:b/>
-          <w:color w:val="2874A6"/>
-          <w:sz w:val="22"/>
-        </w:rPr>
         <w:br/>
         <w:t>COMPUTER SCIENCE &amp; ENGINEERING</w:t>
-      </w:r>
-      <w:r>
-        <w:rPr>
-          <w:b/>
-          <w:color w:val="2874A6"/>
-          <w:sz w:val="22"/>
-        </w:rPr>
         <w:br/>
-      </w:r>
-      <w:r>
-        <w:rPr>
-          <w:b/>
-          <w:color w:val="2874A6"/>
-          <w:sz w:val="22"/>
-        </w:rPr>
         <w:br/>
         <w:t>DEPARTMENT OF COMPUTER SCIENCE &amp; ENGINEERING</w:t>
-      </w:r>
-      <w:r>
-        <w:rPr>
-          <w:b/>
-          <w:color w:val="2874A6"/>
-          <w:sz w:val="22"/>
-        </w:rPr>
         <w:br/>
-        <w:t>PUNJAB COLLEGE OF TECHN</w:t>
-      </w:r>
-      <w:r>
-        <w:rPr>
-          <w:b/>
-          <w:color w:val="2874A6"/>
-          <w:sz w:val="22"/>
-        </w:rPr>
-        <w:t>ICAL EDUCATION (PCTE), LUDHIANA</w:t>
-      </w:r>
-      <w:r>
-        <w:rPr>
-          <w:b/>
-          <w:color w:val="2874A6"/>
-          <w:sz w:val="22"/>
-        </w:rPr>
+        <w:t>PUNJAB COLLEGE OF TECHNICAL EDUCATION (PCTE), LUDHIANA</w:t>
+        <w:br/>
+        <w:t>ACADEMIC SESSION: 2025 – 2026</w:t>
         <w:br/>
       </w:r>
     </w:p>
@@ -137,7 +67,7 @@
     <w:p>
       <w:pPr>
         <w:keepNext/>
-        <w:spacing w:before="320"/>
+        <w:spacing w:before="320" w:after="120"/>
       </w:pPr>
       <w:r>
         <w:rPr>
@@ -145,7 +75,15 @@
           <w:color w:val="0F4C81"/>
           <w:sz w:val="28"/>
         </w:rPr>
-        <w:t>1. INTRODUCTION &amp; BACKGROUND</w:t>
+        <w:t xml:space="preserve">1. </w:t>
+      </w:r>
+      <w:r>
+        <w:rPr>
+          <w:b/>
+          <w:color w:val="0F4C81"/>
+          <w:sz w:val="28"/>
+        </w:rPr>
+        <w:t>INTRODUCTION &amp; BACKGROUND</w:t>
       </w:r>
     </w:p>
     <w:p>
@@ -167,7 +105,7 @@
     <w:p>
       <w:pPr>
         <w:keepNext/>
-        <w:spacing w:before="320"/>
+        <w:spacing w:before="320" w:after="120"/>
       </w:pPr>
       <w:r>
         <w:rPr>
@@ -175,7 +113,15 @@
           <w:color w:val="0F4C81"/>
           <w:sz w:val="28"/>
         </w:rPr>
-        <w:t>2. PROBLEM STATEMENT</w:t>
+        <w:t xml:space="preserve">2. </w:t>
+      </w:r>
+      <w:r>
+        <w:rPr>
+          <w:b/>
+          <w:color w:val="0F4C81"/>
+          <w:sz w:val="28"/>
+        </w:rPr>
+        <w:t>PROBLEM STATEMENT</w:t>
       </w:r>
     </w:p>
     <w:p>
@@ -191,7 +137,6 @@
         <w:rPr>
           <w:b/>
         </w:rPr>
-        <w:lastRenderedPageBreak/>
         <w:t xml:space="preserve">Manual Scheduling Collisions: </w:t>
       </w:r>
       <w:r>
@@ -257,7 +202,7 @@
     <w:p>
       <w:pPr>
         <w:keepNext/>
-        <w:spacing w:before="320"/>
+        <w:spacing w:before="320" w:after="120"/>
       </w:pPr>
       <w:r>
         <w:rPr>
@@ -265,7 +210,15 @@
           <w:color w:val="0F4C81"/>
           <w:sz w:val="28"/>
         </w:rPr>
-        <w:t>3. OBJECTIVES OF THE PROJECT</w:t>
+        <w:t xml:space="preserve">3. </w:t>
+      </w:r>
+      <w:r>
+        <w:rPr>
+          <w:b/>
+          <w:color w:val="0F4C81"/>
+          <w:sz w:val="28"/>
+        </w:rPr>
+        <w:t>OBJECTIVES OF THE PROJECT</w:t>
       </w:r>
     </w:p>
     <w:p>
@@ -332,7 +285,7 @@
     <w:p>
       <w:pPr>
         <w:keepNext/>
-        <w:spacing w:before="320"/>
+        <w:spacing w:before="320" w:after="120"/>
       </w:pPr>
       <w:r>
         <w:rPr>
@@ -340,7 +293,15 @@
           <w:color w:val="0F4C81"/>
           <w:sz w:val="28"/>
         </w:rPr>
-        <w:t>4. SYSTEM ARCHITECTURE &amp; METHODOLOGY</w:t>
+        <w:t xml:space="preserve">4. </w:t>
+      </w:r>
+      <w:r>
+        <w:rPr>
+          <w:b/>
+          <w:color w:val="0F4C81"/>
+          <w:sz w:val="28"/>
+        </w:rPr>
+        <w:t>SYSTEM ARCHITECTURE &amp; METHODOLOGY</w:t>
       </w:r>
     </w:p>
     <w:p>
@@ -373,7 +334,6 @@
         <w:rPr>
           <w:b/>
         </w:rPr>
-        <w:lastRenderedPageBreak/>
         <w:t xml:space="preserve">Application &amp; Streaming Layer (Backend): </w:t>
       </w:r>
       <w:r>
@@ -397,7 +357,7 @@
     <w:p>
       <w:pPr>
         <w:keepNext/>
-        <w:spacing w:before="320"/>
+        <w:spacing w:before="320" w:after="120"/>
       </w:pPr>
       <w:r>
         <w:rPr>
@@ -405,29 +365,34 @@
           <w:color w:val="0F4C81"/>
           <w:sz w:val="28"/>
         </w:rPr>
-        <w:t>5. FUNCTIONAL MODULES &amp; CAPABILITIES</w:t>
+        <w:t xml:space="preserve">5. </w:t>
+      </w:r>
+      <w:r>
+        <w:rPr>
+          <w:b/>
+          <w:color w:val="0F4C81"/>
+          <w:sz w:val="28"/>
+        </w:rPr>
+        <w:t>FUNCTIONAL MODULES &amp; CAPABILITIES</w:t>
       </w:r>
     </w:p>
     <w:tbl>
       <w:tblPr>
-        <w:tblW w:w="0" w:type="auto"/>
+        <w:tblW w:type="auto" w:w="0"/>
         <w:jc w:val="center"/>
         <w:tblLayout w:type="fixed"/>
-        <w:tblLook w:val="04A0" w:firstRow="1" w:lastRow="0" w:firstColumn="1" w:lastColumn="0" w:noHBand="0" w:noVBand="1"/>
+        <w:tblLook w:firstColumn="1" w:firstRow="1" w:lastColumn="0" w:lastRow="0" w:noHBand="0" w:noVBand="1" w:val="04A0"/>
       </w:tblPr>
       <w:tblGrid>
-        <w:gridCol w:w="2592"/>
-        <w:gridCol w:w="1728"/>
-        <w:gridCol w:w="5040"/>
+        <w:gridCol w:w="3120"/>
+        <w:gridCol w:w="3120"/>
+        <w:gridCol w:w="3120"/>
       </w:tblGrid>
       <w:tr>
-        <w:trPr>
-          <w:jc w:val="center"/>
-        </w:trPr>
         <w:tc>
           <w:tcPr>
-            <w:tcW w:w="2592" w:type="dxa"/>
-            <w:shd w:val="clear" w:color="auto" w:fill="0F4C81"/>
+            <w:tcW w:type="dxa" w:w="2592"/>
+            <w:shd w:fill="0F4C81"/>
           </w:tcPr>
           <w:p>
             <w:r>
@@ -441,8 +406,8 @@
         </w:tc>
         <w:tc>
           <w:tcPr>
-            <w:tcW w:w="1728" w:type="dxa"/>
-            <w:shd w:val="clear" w:color="auto" w:fill="0F4C81"/>
+            <w:tcW w:type="dxa" w:w="1728"/>
+            <w:shd w:fill="0F4C81"/>
           </w:tcPr>
           <w:p>
             <w:r>
@@ -456,8 +421,8 @@
         </w:tc>
         <w:tc>
           <w:tcPr>
-            <w:tcW w:w="5040" w:type="dxa"/>
-            <w:shd w:val="clear" w:color="auto" w:fill="0F4C81"/>
+            <w:tcW w:type="dxa" w:w="5040"/>
+            <w:shd w:fill="0F4C81"/>
           </w:tcPr>
           <w:p>
             <w:r>
@@ -471,12 +436,9 @@
         </w:tc>
       </w:tr>
       <w:tr>
-        <w:trPr>
-          <w:jc w:val="center"/>
-        </w:trPr>
         <w:tc>
           <w:tcPr>
-            <w:tcW w:w="2592" w:type="dxa"/>
+            <w:tcW w:type="dxa" w:w="2592"/>
           </w:tcPr>
           <w:p>
             <w:r>
@@ -489,7 +451,7 @@
         </w:tc>
         <w:tc>
           <w:tcPr>
-            <w:tcW w:w="1728" w:type="dxa"/>
+            <w:tcW w:type="dxa" w:w="1728"/>
           </w:tcPr>
           <w:p>
             <w:r>
@@ -502,7 +464,7 @@
         </w:tc>
         <w:tc>
           <w:tcPr>
-            <w:tcW w:w="5040" w:type="dxa"/>
+            <w:tcW w:type="dxa" w:w="5040"/>
           </w:tcPr>
           <w:p>
             <w:r>
@@ -515,12 +477,9 @@
         </w:tc>
       </w:tr>
       <w:tr>
-        <w:trPr>
-          <w:jc w:val="center"/>
-        </w:trPr>
         <w:tc>
           <w:tcPr>
-            <w:tcW w:w="2592" w:type="dxa"/>
+            <w:tcW w:type="dxa" w:w="2592"/>
           </w:tcPr>
           <w:p>
             <w:r>
@@ -533,7 +492,7 @@
         </w:tc>
         <w:tc>
           <w:tcPr>
-            <w:tcW w:w="1728" w:type="dxa"/>
+            <w:tcW w:type="dxa" w:w="1728"/>
           </w:tcPr>
           <w:p>
             <w:r>
@@ -546,7 +505,7 @@
         </w:tc>
         <w:tc>
           <w:tcPr>
-            <w:tcW w:w="5040" w:type="dxa"/>
+            <w:tcW w:type="dxa" w:w="5040"/>
           </w:tcPr>
           <w:p>
             <w:r>
@@ -559,12 +518,9 @@
         </w:tc>
       </w:tr>
       <w:tr>
-        <w:trPr>
-          <w:jc w:val="center"/>
-        </w:trPr>
         <w:tc>
           <w:tcPr>
-            <w:tcW w:w="2592" w:type="dxa"/>
+            <w:tcW w:type="dxa" w:w="2592"/>
           </w:tcPr>
           <w:p>
             <w:r>
@@ -577,7 +533,7 @@
         </w:tc>
         <w:tc>
           <w:tcPr>
-            <w:tcW w:w="1728" w:type="dxa"/>
+            <w:tcW w:type="dxa" w:w="1728"/>
           </w:tcPr>
           <w:p>
             <w:r>
@@ -590,7 +546,7 @@
         </w:tc>
         <w:tc>
           <w:tcPr>
-            <w:tcW w:w="5040" w:type="dxa"/>
+            <w:tcW w:type="dxa" w:w="5040"/>
           </w:tcPr>
           <w:p>
             <w:r>
@@ -603,12 +559,9 @@
         </w:tc>
       </w:tr>
       <w:tr>
-        <w:trPr>
-          <w:jc w:val="center"/>
-        </w:trPr>
         <w:tc>
           <w:tcPr>
-            <w:tcW w:w="2592" w:type="dxa"/>
+            <w:tcW w:type="dxa" w:w="2592"/>
           </w:tcPr>
           <w:p>
             <w:r>
@@ -621,7 +574,7 @@
         </w:tc>
         <w:tc>
           <w:tcPr>
-            <w:tcW w:w="1728" w:type="dxa"/>
+            <w:tcW w:type="dxa" w:w="1728"/>
           </w:tcPr>
           <w:p>
             <w:r>
@@ -634,7 +587,7 @@
         </w:tc>
         <w:tc>
           <w:tcPr>
-            <w:tcW w:w="5040" w:type="dxa"/>
+            <w:tcW w:type="dxa" w:w="5040"/>
           </w:tcPr>
           <w:p>
             <w:r>
@@ -647,12 +600,9 @@
         </w:tc>
       </w:tr>
       <w:tr>
-        <w:trPr>
-          <w:jc w:val="center"/>
-        </w:trPr>
         <w:tc>
           <w:tcPr>
-            <w:tcW w:w="2592" w:type="dxa"/>
+            <w:tcW w:type="dxa" w:w="2592"/>
           </w:tcPr>
           <w:p>
             <w:r>
@@ -665,7 +615,7 @@
         </w:tc>
         <w:tc>
           <w:tcPr>
-            <w:tcW w:w="1728" w:type="dxa"/>
+            <w:tcW w:type="dxa" w:w="1728"/>
           </w:tcPr>
           <w:p>
             <w:r>
@@ -678,7 +628,7 @@
         </w:tc>
         <w:tc>
           <w:tcPr>
-            <w:tcW w:w="5040" w:type="dxa"/>
+            <w:tcW w:type="dxa" w:w="5040"/>
           </w:tcPr>
           <w:p>
             <w:r>
@@ -691,12 +641,9 @@
         </w:tc>
       </w:tr>
       <w:tr>
-        <w:trPr>
-          <w:jc w:val="center"/>
-        </w:trPr>
         <w:tc>
           <w:tcPr>
-            <w:tcW w:w="2592" w:type="dxa"/>
+            <w:tcW w:type="dxa" w:w="2592"/>
           </w:tcPr>
           <w:p>
             <w:r>
@@ -709,7 +656,7 @@
         </w:tc>
         <w:tc>
           <w:tcPr>
-            <w:tcW w:w="1728" w:type="dxa"/>
+            <w:tcW w:type="dxa" w:w="1728"/>
           </w:tcPr>
           <w:p>
             <w:r>
@@ -722,7 +669,7 @@
         </w:tc>
         <w:tc>
           <w:tcPr>
-            <w:tcW w:w="5040" w:type="dxa"/>
+            <w:tcW w:type="dxa" w:w="5040"/>
           </w:tcPr>
           <w:p>
             <w:r>
@@ -735,12 +682,9 @@
         </w:tc>
       </w:tr>
       <w:tr>
-        <w:trPr>
-          <w:jc w:val="center"/>
-        </w:trPr>
         <w:tc>
           <w:tcPr>
-            <w:tcW w:w="2592" w:type="dxa"/>
+            <w:tcW w:type="dxa" w:w="2592"/>
           </w:tcPr>
           <w:p>
             <w:r>
@@ -753,7 +697,7 @@
         </w:tc>
         <w:tc>
           <w:tcPr>
-            <w:tcW w:w="1728" w:type="dxa"/>
+            <w:tcW w:type="dxa" w:w="1728"/>
           </w:tcPr>
           <w:p>
             <w:r>
@@ -766,7 +710,7 @@
         </w:tc>
         <w:tc>
           <w:tcPr>
-            <w:tcW w:w="5040" w:type="dxa"/>
+            <w:tcW w:type="dxa" w:w="5040"/>
           </w:tcPr>
           <w:p>
             <w:r>
@@ -779,12 +723,9 @@
         </w:tc>
       </w:tr>
       <w:tr>
-        <w:trPr>
-          <w:jc w:val="center"/>
-        </w:trPr>
         <w:tc>
           <w:tcPr>
-            <w:tcW w:w="2592" w:type="dxa"/>
+            <w:tcW w:type="dxa" w:w="2592"/>
           </w:tcPr>
           <w:p>
             <w:r>
@@ -797,7 +738,7 @@
         </w:tc>
         <w:tc>
           <w:tcPr>
-            <w:tcW w:w="1728" w:type="dxa"/>
+            <w:tcW w:type="dxa" w:w="1728"/>
           </w:tcPr>
           <w:p>
             <w:r>
@@ -810,7 +751,7 @@
         </w:tc>
         <w:tc>
           <w:tcPr>
-            <w:tcW w:w="5040" w:type="dxa"/>
+            <w:tcW w:type="dxa" w:w="5040"/>
           </w:tcPr>
           <w:p>
             <w:r>
@@ -831,7 +772,7 @@
     <w:p>
       <w:pPr>
         <w:keepNext/>
-        <w:spacing w:before="320"/>
+        <w:spacing w:before="320" w:after="120"/>
       </w:pPr>
       <w:r>
         <w:rPr>
@@ -839,7 +780,15 @@
           <w:color w:val="0F4C81"/>
           <w:sz w:val="28"/>
         </w:rPr>
-        <w:t>6. SYSTEM SPECIFICATIONS</w:t>
+        <w:t xml:space="preserve">6. </w:t>
+      </w:r>
+      <w:r>
+        <w:rPr>
+          <w:b/>
+          <w:color w:val="0F4C81"/>
+          <w:sz w:val="28"/>
+        </w:rPr>
+        <w:t>SYSTEM SPECIFICATIONS</w:t>
       </w:r>
     </w:p>
     <w:p>
@@ -851,28 +800,26 @@
         <w:rPr>
           <w:b/>
           <w:color w:val="2874A6"/>
+          <w:sz w:val="24"/>
         </w:rPr>
         <w:t>Software Requirements</w:t>
       </w:r>
     </w:p>
     <w:tbl>
       <w:tblPr>
-        <w:tblW w:w="0" w:type="auto"/>
+        <w:tblW w:type="auto" w:w="0"/>
         <w:jc w:val="center"/>
-        <w:tblLook w:val="04A0" w:firstRow="1" w:lastRow="0" w:firstColumn="1" w:lastColumn="0" w:noHBand="0" w:noVBand="1"/>
+        <w:tblLook w:firstColumn="1" w:firstRow="1" w:lastColumn="0" w:lastRow="0" w:noHBand="0" w:noVBand="1" w:val="04A0"/>
       </w:tblPr>
       <w:tblGrid>
-        <w:gridCol w:w="3600"/>
-        <w:gridCol w:w="5760"/>
+        <w:gridCol w:w="4680"/>
+        <w:gridCol w:w="4680"/>
       </w:tblGrid>
       <w:tr>
-        <w:trPr>
-          <w:jc w:val="center"/>
-        </w:trPr>
         <w:tc>
           <w:tcPr>
-            <w:tcW w:w="3600" w:type="dxa"/>
-            <w:shd w:val="clear" w:color="auto" w:fill="2874A6"/>
+            <w:tcW w:type="dxa" w:w="3600"/>
+            <w:shd w:fill="2874A6"/>
           </w:tcPr>
           <w:p>
             <w:r>
@@ -886,8 +833,8 @@
         </w:tc>
         <w:tc>
           <w:tcPr>
-            <w:tcW w:w="5760" w:type="dxa"/>
-            <w:shd w:val="clear" w:color="auto" w:fill="2874A6"/>
+            <w:tcW w:type="dxa" w:w="5760"/>
+            <w:shd w:fill="2874A6"/>
           </w:tcPr>
           <w:p>
             <w:r>
@@ -901,12 +848,9 @@
         </w:tc>
       </w:tr>
       <w:tr>
-        <w:trPr>
-          <w:jc w:val="center"/>
-        </w:trPr>
         <w:tc>
           <w:tcPr>
-            <w:tcW w:w="3600" w:type="dxa"/>
+            <w:tcW w:type="dxa" w:w="3600"/>
           </w:tcPr>
           <w:p>
             <w:r>
@@ -919,7 +863,7 @@
         </w:tc>
         <w:tc>
           <w:tcPr>
-            <w:tcW w:w="5760" w:type="dxa"/>
+            <w:tcW w:type="dxa" w:w="5760"/>
           </w:tcPr>
           <w:p>
             <w:r>
@@ -932,12 +876,9 @@
         </w:tc>
       </w:tr>
       <w:tr>
-        <w:trPr>
-          <w:jc w:val="center"/>
-        </w:trPr>
         <w:tc>
           <w:tcPr>
-            <w:tcW w:w="3600" w:type="dxa"/>
+            <w:tcW w:type="dxa" w:w="3600"/>
           </w:tcPr>
           <w:p>
             <w:r>
@@ -950,7 +891,7 @@
         </w:tc>
         <w:tc>
           <w:tcPr>
-            <w:tcW w:w="5760" w:type="dxa"/>
+            <w:tcW w:type="dxa" w:w="5760"/>
           </w:tcPr>
           <w:p>
             <w:r>
@@ -963,12 +904,9 @@
         </w:tc>
       </w:tr>
       <w:tr>
-        <w:trPr>
-          <w:jc w:val="center"/>
-        </w:trPr>
         <w:tc>
           <w:tcPr>
-            <w:tcW w:w="3600" w:type="dxa"/>
+            <w:tcW w:type="dxa" w:w="3600"/>
           </w:tcPr>
           <w:p>
             <w:r>
@@ -981,7 +919,7 @@
         </w:tc>
         <w:tc>
           <w:tcPr>
-            <w:tcW w:w="5760" w:type="dxa"/>
+            <w:tcW w:type="dxa" w:w="5760"/>
           </w:tcPr>
           <w:p>
             <w:r>
@@ -994,12 +932,9 @@
         </w:tc>
       </w:tr>
       <w:tr>
-        <w:trPr>
-          <w:jc w:val="center"/>
-        </w:trPr>
         <w:tc>
           <w:tcPr>
-            <w:tcW w:w="3600" w:type="dxa"/>
+            <w:tcW w:type="dxa" w:w="3600"/>
           </w:tcPr>
           <w:p>
             <w:r>
@@ -1012,7 +947,7 @@
         </w:tc>
         <w:tc>
           <w:tcPr>
-            <w:tcW w:w="5760" w:type="dxa"/>
+            <w:tcW w:type="dxa" w:w="5760"/>
           </w:tcPr>
           <w:p>
             <w:r>
@@ -1025,12 +960,9 @@
         </w:tc>
       </w:tr>
       <w:tr>
-        <w:trPr>
-          <w:jc w:val="center"/>
-        </w:trPr>
         <w:tc>
           <w:tcPr>
-            <w:tcW w:w="3600" w:type="dxa"/>
+            <w:tcW w:type="dxa" w:w="3600"/>
           </w:tcPr>
           <w:p>
             <w:r>
@@ -1043,7 +975,7 @@
         </w:tc>
         <w:tc>
           <w:tcPr>
-            <w:tcW w:w="5760" w:type="dxa"/>
+            <w:tcW w:type="dxa" w:w="5760"/>
           </w:tcPr>
           <w:p>
             <w:r>
@@ -1056,12 +988,9 @@
         </w:tc>
       </w:tr>
       <w:tr>
-        <w:trPr>
-          <w:jc w:val="center"/>
-        </w:trPr>
         <w:tc>
           <w:tcPr>
-            <w:tcW w:w="3600" w:type="dxa"/>
+            <w:tcW w:type="dxa" w:w="3600"/>
           </w:tcPr>
           <w:p>
             <w:r>
@@ -1074,7 +1003,7 @@
         </w:tc>
         <w:tc>
           <w:tcPr>
-            <w:tcW w:w="5760" w:type="dxa"/>
+            <w:tcW w:type="dxa" w:w="5760"/>
           </w:tcPr>
           <w:p>
             <w:r>
@@ -1087,26 +1016,22 @@
         </w:tc>
       </w:tr>
       <w:tr>
-        <w:trPr>
-          <w:jc w:val="center"/>
-        </w:trPr>
         <w:tc>
           <w:tcPr>
-            <w:tcW w:w="3600" w:type="dxa"/>
+            <w:tcW w:type="dxa" w:w="3600"/>
           </w:tcPr>
           <w:p>
             <w:r>
               <w:rPr>
                 <w:sz w:val="20"/>
               </w:rPr>
-              <w:lastRenderedPageBreak/>
               <w:t>Deployment Cloud Hosting</w:t>
             </w:r>
           </w:p>
         </w:tc>
         <w:tc>
           <w:tcPr>
-            <w:tcW w:w="5760" w:type="dxa"/>
+            <w:tcW w:type="dxa" w:w="5760"/>
           </w:tcPr>
           <w:p>
             <w:r>
@@ -1133,6 +1058,7 @@
         <w:rPr>
           <w:b/>
           <w:color w:val="2874A6"/>
+          <w:sz w:val="24"/>
         </w:rPr>
         <w:t>Hardware Requirements</w:t>
       </w:r>
@@ -1172,7 +1098,7 @@
     <w:p>
       <w:pPr>
         <w:keepNext/>
-        <w:spacing w:before="320"/>
+        <w:spacing w:before="320" w:after="120"/>
       </w:pPr>
       <w:r>
         <w:rPr>
@@ -1180,7 +1106,15 @@
           <w:color w:val="0F4C81"/>
           <w:sz w:val="28"/>
         </w:rPr>
-        <w:t>7. LIVE DEPLOYMENT &amp; VERIFICATION DETAILS</w:t>
+        <w:t xml:space="preserve">7. </w:t>
+      </w:r>
+      <w:r>
+        <w:rPr>
+          <w:b/>
+          <w:color w:val="0F4C81"/>
+          <w:sz w:val="28"/>
+        </w:rPr>
+        <w:t>LIVE DEPLOYMENT &amp; VERIFICATION DETAILS</w:t>
       </w:r>
     </w:p>
     <w:p>
@@ -1263,7 +1197,7 @@
     <w:p>
       <w:pPr>
         <w:keepNext/>
-        <w:spacing w:before="320"/>
+        <w:spacing w:before="320" w:after="120"/>
       </w:pPr>
       <w:r>
         <w:rPr>
@@ -1271,7 +1205,15 @@
           <w:color w:val="0F4C81"/>
           <w:sz w:val="28"/>
         </w:rPr>
-        <w:t>8. EXPECTED OUTCOMES &amp; CONCLUSION</w:t>
+        <w:t xml:space="preserve">8. </w:t>
+      </w:r>
+      <w:r>
+        <w:rPr>
+          <w:b/>
+          <w:color w:val="0F4C81"/>
+          <w:sz w:val="28"/>
+        </w:rPr>
+        <w:t>EXPECTED OUTCOMES &amp; CONCLUSION</w:t>
       </w:r>
     </w:p>
     <w:p>
@@ -1289,21 +1231,18 @@
     </w:p>
     <w:tbl>
       <w:tblPr>
-        <w:tblW w:w="0" w:type="auto"/>
+        <w:tblW w:type="auto" w:w="0"/>
         <w:jc w:val="center"/>
-        <w:tblLook w:val="04A0" w:firstRow="1" w:lastRow="0" w:firstColumn="1" w:lastColumn="0" w:noHBand="0" w:noVBand="1"/>
+        <w:tblLook w:firstColumn="1" w:firstRow="1" w:lastColumn="0" w:lastRow="0" w:noHBand="0" w:noVBand="1" w:val="04A0"/>
       </w:tblPr>
       <w:tblGrid>
         <w:gridCol w:w="4680"/>
         <w:gridCol w:w="4680"/>
       </w:tblGrid>
       <w:tr>
-        <w:trPr>
-          <w:jc w:val="center"/>
-        </w:trPr>
         <w:tc>
           <w:tcPr>
-            <w:tcW w:w="4680" w:type="dxa"/>
+            <w:tcW w:type="dxa" w:w="4680"/>
           </w:tcPr>
           <w:p>
             <w:r>
@@ -1311,64 +1250,22 @@
                 <w:sz w:val="22"/>
               </w:rPr>
               <w:t>Submitted By:</w:t>
-            </w:r>
-            <w:r>
-              <w:rPr>
-                <w:sz w:val="22"/>
-              </w:rPr>
               <w:br/>
-            </w:r>
-            <w:r>
-              <w:rPr>
-                <w:sz w:val="22"/>
-              </w:rPr>
               <w:br/>
-            </w:r>
-            <w:r>
-              <w:rPr>
-                <w:sz w:val="22"/>
-              </w:rPr>
               <w:br/>
               <w:t>_______________________</w:t>
-            </w:r>
-            <w:r>
-              <w:rPr>
-                <w:sz w:val="22"/>
-              </w:rPr>
               <w:br/>
               <w:t>Harsh Sharma</w:t>
-            </w:r>
-            <w:r>
-              <w:rPr>
-                <w:sz w:val="22"/>
-              </w:rPr>
               <w:br/>
-              <w:t>Universit</w:t>
-            </w:r>
-            <w:r>
-              <w:rPr>
-                <w:sz w:val="22"/>
-              </w:rPr>
-              <w:t>y Roll No: 2329263</w:t>
-            </w:r>
-            <w:r>
-              <w:rPr>
-                <w:sz w:val="22"/>
-              </w:rPr>
+              <w:t>University Roll No: 2329263</w:t>
               <w:br/>
-              <w:t>B.Tech CSE, 7</w:t>
-            </w:r>
-            <w:r>
-              <w:rPr>
-                <w:sz w:val="22"/>
-              </w:rPr>
-              <w:t>th Semester</w:t>
+              <w:t>B.Tech CSE, 6th Semester</w:t>
             </w:r>
           </w:p>
         </w:tc>
         <w:tc>
           <w:tcPr>
-            <w:tcW w:w="4680" w:type="dxa"/>
+            <w:tcW w:type="dxa" w:w="4680"/>
           </w:tcPr>
           <w:p>
             <w:pPr>
@@ -1378,83 +1275,13 @@
               <w:rPr>
                 <w:sz w:val="22"/>
               </w:rPr>
-              <w:t>Approved By</w:t>
-            </w:r>
-            <w:r>
-              <w:rPr>
-                <w:sz w:val="22"/>
-              </w:rPr>
-              <w:t>:</w:t>
-            </w:r>
-            <w:r>
-              <w:rPr>
-                <w:sz w:val="22"/>
-              </w:rPr>
+              <w:t>Approved By (Project Guide):</w:t>
               <w:br/>
-            </w:r>
-            <w:r>
-              <w:rPr>
-                <w:sz w:val="22"/>
-              </w:rPr>
               <w:br/>
-            </w:r>
-            <w:r>
-              <w:rPr>
-                <w:sz w:val="22"/>
-              </w:rPr>
               <w:br/>
               <w:t>_______________________</w:t>
-            </w:r>
-            <w:r>
-              <w:rPr>
-                <w:sz w:val="22"/>
-              </w:rPr>
               <w:br/>
-            </w:r>
-            <w:r>
-              <w:rPr>
-                <w:sz w:val="22"/>
-              </w:rPr>
-              <w:t xml:space="preserve">Ms. </w:t>
-            </w:r>
-            <w:proofErr w:type="spellStart"/>
-            <w:r>
-              <w:rPr>
-                <w:sz w:val="22"/>
-              </w:rPr>
-              <w:t>Pratiksha</w:t>
-            </w:r>
-            <w:proofErr w:type="spellEnd"/>
-            <w:r>
-              <w:rPr>
-                <w:sz w:val="22"/>
-              </w:rPr>
-              <w:t xml:space="preserve"> </w:t>
-            </w:r>
-            <w:proofErr w:type="spellStart"/>
-            <w:r>
-              <w:rPr>
-                <w:sz w:val="22"/>
-              </w:rPr>
-              <w:t>Bagga</w:t>
-            </w:r>
-            <w:proofErr w:type="spellEnd"/>
-            <w:r>
-              <w:rPr>
-                <w:sz w:val="22"/>
-              </w:rPr>
-              <w:br/>
-            </w:r>
-            <w:r>
-              <w:rPr>
-                <w:sz w:val="22"/>
-              </w:rPr>
               <w:t>Department of CSE</w:t>
-            </w:r>
-            <w:r>
-              <w:rPr>
-                <w:sz w:val="22"/>
-              </w:rPr>
               <w:br/>
               <w:t>PCTE, Ludhiana</w:t>
             </w:r>
@@ -1462,7 +1289,6 @@
         </w:tc>
       </w:tr>
     </w:tbl>
-    <w:p/>
     <w:sectPr>
       <w:pgSz w:w="12240" w:h="15840"/>
       <w:pgMar w:top="1440" w:right="1440" w:bottom="1440" w:left="1440" w:header="720" w:footer="720" w:gutter="0"/>
@@ -1474,7 +1300,7 @@
 </file>
 
 <file path=word/numbering.xml><?xml version="1.0" encoding="utf-8"?>
-<w:numbering xmlns:wpc="http://schemas.microsoft.com/office/word/2010/wordprocessingCanvas" xmlns:mc="http://schemas.openxmlformats.org/markup-compatibility/2006" xmlns:o="urn:schemas-microsoft-com:office:office" xmlns:r="http://schemas.openxmlformats.org/officeDocument/2006/relationships" xmlns:m="http://schemas.openxmlformats.org/officeDocument/2006/math" xmlns:v="urn:schemas-microsoft-com:vml" xmlns:wp14="http://schemas.microsoft.com/office/word/2010/wordprocessingDrawing" xmlns:wp="http://schemas.openxmlformats.org/drawingml/2006/wordprocessingDrawing" xmlns:w10="urn:schemas-microsoft-com:office:word" xmlns:w="http://schemas.openxmlformats.org/wordprocessingml/2006/main" xmlns:w14="http://schemas.microsoft.com/office/word/2010/wordml" xmlns:wpg="http://schemas.microsoft.com/office/word/2010/wordprocessingGroup" xmlns:wpi="http://schemas.microsoft.com/office/word/2010/wordprocessingInk" xmlns:wne="http://schemas.microsoft.com/office/word/2006/wordml" xmlns:wps="http://schemas.microsoft.com/office/word/2010/wordprocessingShape" mc:Ignorable="w14 wp14">
+<w:numbering xmlns:wpc="http://schemas.microsoft.com/office/word/2010/wordprocessingCanvas" xmlns:mo="http://schemas.microsoft.com/office/mac/office/2008/main" xmlns:mc="http://schemas.openxmlformats.org/markup-compatibility/2006" xmlns:mv="urn:schemas-microsoft-com:mac:vml" xmlns:o="urn:schemas-microsoft-com:office:office" xmlns:r="http://schemas.openxmlformats.org/officeDocument/2006/relationships" xmlns:m="http://schemas.openxmlformats.org/officeDocument/2006/math" xmlns:v="urn:schemas-microsoft-com:vml" xmlns:wp14="http://schemas.microsoft.com/office/word/2010/wordprocessingDrawing" xmlns:wp="http://schemas.openxmlformats.org/drawingml/2006/wordprocessingDrawing" xmlns:w10="urn:schemas-microsoft-com:office:word" xmlns:w="http://schemas.openxmlformats.org/wordprocessingml/2006/main" xmlns:w14="http://schemas.microsoft.com/office/word/2010/wordml" xmlns:wpg="http://schemas.microsoft.com/office/word/2010/wordprocessingGroup" xmlns:wpi="http://schemas.microsoft.com/office/word/2010/wordprocessingInk" xmlns:wne="http://schemas.microsoft.com/office/word/2006/wordml" xmlns:wps="http://schemas.microsoft.com/office/word/2010/wordprocessingShape" mc:Ignorable="w14 wp14">
   <w:abstractNum w:abstractNumId="0">
     <w:nsid w:val="FFFFFF7C"/>
     <w:multiLevelType w:val="singleLevel"/>
@@ -1693,7 +1519,7 @@
       </w:pPr>
     </w:pPrDefault>
   </w:docDefaults>
-  <w:latentStyles w:defLockedState="0" w:defUIPriority="99" w:defSemiHidden="1" w:defUnhideWhenUsed="1" w:defQFormat="0" w:count="267">
+  <w:latentStyles w:defLockedState="0" w:defUIPriority="99" w:defSemiHidden="1" w:defUnhideWhenUsed="1" w:defQFormat="0" w:count="276">
     <w:lsdException w:name="Normal" w:semiHidden="0" w:uiPriority="0" w:unhideWhenUsed="0" w:qFormat="1"/>
     <w:lsdException w:name="heading 1" w:semiHidden="0" w:uiPriority="9" w:unhideWhenUsed="0" w:qFormat="1"/>
     <w:lsdException w:name="heading 2" w:uiPriority="9" w:qFormat="1"/>
@@ -1837,13 +1663,57 @@
     <w:qFormat/>
     <w:rsid w:val="00FC693F"/>
     <w:pPr>
-      <w:spacing w:after="120" w:line="300" w:lineRule="auto"/>
+      <w:spacing w:line="300" w:lineRule="auto" w:after="120"/>
     </w:pPr>
     <w:rPr>
       <w:rFonts w:ascii="Times New Roman" w:hAnsi="Times New Roman"/>
       <w:color w:val="2C3E50"/>
       <w:sz w:val="24"/>
     </w:rPr>
+  </w:style>
+  <w:style w:type="paragraph" w:styleId="Header">
+    <w:name w:val="header"/>
+    <w:basedOn w:val="Normal"/>
+    <w:link w:val="HeaderChar"/>
+    <w:uiPriority w:val="99"/>
+    <w:unhideWhenUsed/>
+    <w:rsid w:val="00E618BF"/>
+    <w:pPr>
+      <w:tabs>
+        <w:tab w:val="center" w:pos="4680"/>
+        <w:tab w:val="right" w:pos="9360"/>
+      </w:tabs>
+      <w:spacing w:after="0" w:line="240" w:lineRule="auto"/>
+    </w:pPr>
+  </w:style>
+  <w:style w:type="character" w:customStyle="1" w:styleId="HeaderChar">
+    <w:name w:val="Header Char"/>
+    <w:basedOn w:val="DefaultParagraphFont"/>
+    <w:link w:val="Header"/>
+    <w:uiPriority w:val="99"/>
+    <w:rsid w:val="00E618BF"/>
+  </w:style>
+  <w:style w:type="paragraph" w:styleId="Footer">
+    <w:name w:val="footer"/>
+    <w:basedOn w:val="Normal"/>
+    <w:link w:val="FooterChar"/>
+    <w:uiPriority w:val="99"/>
+    <w:unhideWhenUsed/>
+    <w:rsid w:val="00E618BF"/>
+    <w:pPr>
+      <w:tabs>
+        <w:tab w:val="center" w:pos="4680"/>
+        <w:tab w:val="right" w:pos="9360"/>
+      </w:tabs>
+      <w:spacing w:after="0" w:line="240" w:lineRule="auto"/>
+    </w:pPr>
+  </w:style>
+  <w:style w:type="character" w:customStyle="1" w:styleId="FooterChar">
+    <w:name w:val="Footer Char"/>
+    <w:basedOn w:val="DefaultParagraphFont"/>
+    <w:link w:val="Footer"/>
+    <w:uiPriority w:val="99"/>
+    <w:rsid w:val="00E618BF"/>
   </w:style>
   <w:style w:type="paragraph" w:styleId="Heading1">
     <w:name w:val="heading 1"/>
@@ -2081,50 +1951,6 @@
     <w:semiHidden/>
     <w:unhideWhenUsed/>
   </w:style>
-  <w:style w:type="paragraph" w:styleId="Header">
-    <w:name w:val="header"/>
-    <w:basedOn w:val="Normal"/>
-    <w:link w:val="HeaderChar"/>
-    <w:uiPriority w:val="99"/>
-    <w:unhideWhenUsed/>
-    <w:rsid w:val="00E618BF"/>
-    <w:pPr>
-      <w:tabs>
-        <w:tab w:val="center" w:pos="4680"/>
-        <w:tab w:val="right" w:pos="9360"/>
-      </w:tabs>
-      <w:spacing w:after="0" w:line="240" w:lineRule="auto"/>
-    </w:pPr>
-  </w:style>
-  <w:style w:type="character" w:customStyle="1" w:styleId="HeaderChar">
-    <w:name w:val="Header Char"/>
-    <w:basedOn w:val="DefaultParagraphFont"/>
-    <w:link w:val="Header"/>
-    <w:uiPriority w:val="99"/>
-    <w:rsid w:val="00E618BF"/>
-  </w:style>
-  <w:style w:type="paragraph" w:styleId="Footer">
-    <w:name w:val="footer"/>
-    <w:basedOn w:val="Normal"/>
-    <w:link w:val="FooterChar"/>
-    <w:uiPriority w:val="99"/>
-    <w:unhideWhenUsed/>
-    <w:rsid w:val="00E618BF"/>
-    <w:pPr>
-      <w:tabs>
-        <w:tab w:val="center" w:pos="4680"/>
-        <w:tab w:val="right" w:pos="9360"/>
-      </w:tabs>
-      <w:spacing w:after="0" w:line="240" w:lineRule="auto"/>
-    </w:pPr>
-  </w:style>
-  <w:style w:type="character" w:customStyle="1" w:styleId="FooterChar">
-    <w:name w:val="Footer Char"/>
-    <w:basedOn w:val="DefaultParagraphFont"/>
-    <w:link w:val="Footer"/>
-    <w:uiPriority w:val="99"/>
-    <w:rsid w:val="00E618BF"/>
-  </w:style>
   <w:style w:type="paragraph" w:styleId="NoSpacing">
     <w:name w:val="No Spacing"/>
     <w:uiPriority w:val="1"/>
@@ -2235,6 +2061,7 @@
       <w:iCs/>
       <w:color w:val="4F81BD" w:themeColor="accent1"/>
       <w:spacing w:val="15"/>
+      <w:sz w:val="24"/>
       <w:szCs w:val="24"/>
     </w:rPr>
   </w:style>
@@ -2272,6 +2099,9 @@
     <w:uiPriority w:val="99"/>
     <w:unhideWhenUsed/>
     <w:rsid w:val="00AA1D8D"/>
+    <w:pPr>
+      <w:spacing w:after="120"/>
+    </w:pPr>
   </w:style>
   <w:style w:type="character" w:customStyle="1" w:styleId="BodyTextChar">
     <w:name w:val="Body Text Char"/>
@@ -2288,7 +2118,7 @@
     <w:unhideWhenUsed/>
     <w:rsid w:val="00AA1D8D"/>
     <w:pPr>
-      <w:spacing w:line="480" w:lineRule="auto"/>
+      <w:spacing w:after="120" w:line="480" w:lineRule="auto"/>
     </w:pPr>
   </w:style>
   <w:style w:type="character" w:customStyle="1" w:styleId="BodyText2Char">
@@ -2305,6 +2135,9 @@
     <w:uiPriority w:val="99"/>
     <w:unhideWhenUsed/>
     <w:rsid w:val="00AA1D8D"/>
+    <w:pPr>
+      <w:spacing w:after="120"/>
+    </w:pPr>
     <w:rPr>
       <w:sz w:val="16"/>
       <w:szCs w:val="16"/>
@@ -2439,6 +2272,7 @@
     <w:unhideWhenUsed/>
     <w:rsid w:val="0029639D"/>
     <w:pPr>
+      <w:spacing w:after="120"/>
       <w:ind w:left="360"/>
       <w:contextualSpacing/>
     </w:pPr>
@@ -2450,6 +2284,7 @@
     <w:unhideWhenUsed/>
     <w:rsid w:val="0029639D"/>
     <w:pPr>
+      <w:spacing w:after="120"/>
       <w:ind w:left="720"/>
       <w:contextualSpacing/>
     </w:pPr>
@@ -2461,6 +2296,7 @@
     <w:unhideWhenUsed/>
     <w:rsid w:val="0029639D"/>
     <w:pPr>
+      <w:spacing w:after="120"/>
       <w:ind w:left="1080"/>
       <w:contextualSpacing/>
     </w:pPr>
@@ -2779,6 +2615,7 @@
       <w:spacing w:after="0" w:line="240" w:lineRule="auto"/>
     </w:pPr>
     <w:tblPr>
+      <w:tblInd w:w="0" w:type="dxa"/>
       <w:tblBorders>
         <w:top w:val="single" w:sz="4" w:space="0" w:color="auto"/>
         <w:left w:val="single" w:sz="4" w:space="0" w:color="auto"/>
@@ -2787,6 +2624,12 @@
         <w:insideH w:val="single" w:sz="4" w:space="0" w:color="auto"/>
         <w:insideV w:val="single" w:sz="4" w:space="0" w:color="auto"/>
       </w:tblBorders>
+      <w:tblCellMar>
+        <w:top w:w="0" w:type="dxa"/>
+        <w:left w:w="108" w:type="dxa"/>
+        <w:bottom w:w="0" w:type="dxa"/>
+        <w:right w:w="108" w:type="dxa"/>
+      </w:tblCellMar>
     </w:tblPr>
   </w:style>
   <w:style w:type="table" w:styleId="LightShading">
@@ -2803,10 +2646,17 @@
     <w:tblPr>
       <w:tblStyleRowBandSize w:val="1"/>
       <w:tblStyleColBandSize w:val="1"/>
+      <w:tblInd w:w="0" w:type="dxa"/>
       <w:tblBorders>
         <w:top w:val="single" w:sz="8" w:space="0" w:color="000000" w:themeColor="text1"/>
         <w:bottom w:val="single" w:sz="8" w:space="0" w:color="000000" w:themeColor="text1"/>
       </w:tblBorders>
+      <w:tblCellMar>
+        <w:top w:w="0" w:type="dxa"/>
+        <w:left w:w="108" w:type="dxa"/>
+        <w:bottom w:w="0" w:type="dxa"/>
+        <w:right w:w="108" w:type="dxa"/>
+      </w:tblCellMar>
     </w:tblPr>
     <w:tblStylePr w:type="firstRow">
       <w:pPr>
@@ -2899,10 +2749,17 @@
     <w:tblPr>
       <w:tblStyleRowBandSize w:val="1"/>
       <w:tblStyleColBandSize w:val="1"/>
+      <w:tblInd w:w="0" w:type="dxa"/>
       <w:tblBorders>
         <w:top w:val="single" w:sz="8" w:space="0" w:color="4F81BD" w:themeColor="accent1"/>
         <w:bottom w:val="single" w:sz="8" w:space="0" w:color="4F81BD" w:themeColor="accent1"/>
       </w:tblBorders>
+      <w:tblCellMar>
+        <w:top w:w="0" w:type="dxa"/>
+        <w:left w:w="108" w:type="dxa"/>
+        <w:bottom w:w="0" w:type="dxa"/>
+        <w:right w:w="108" w:type="dxa"/>
+      </w:tblCellMar>
     </w:tblPr>
     <w:tblStylePr w:type="firstRow">
       <w:pPr>
@@ -2995,10 +2852,17 @@
     <w:tblPr>
       <w:tblStyleRowBandSize w:val="1"/>
       <w:tblStyleColBandSize w:val="1"/>
+      <w:tblInd w:w="0" w:type="dxa"/>
       <w:tblBorders>
         <w:top w:val="single" w:sz="8" w:space="0" w:color="C0504D" w:themeColor="accent2"/>
         <w:bottom w:val="single" w:sz="8" w:space="0" w:color="C0504D" w:themeColor="accent2"/>
       </w:tblBorders>
+      <w:tblCellMar>
+        <w:top w:w="0" w:type="dxa"/>
+        <w:left w:w="108" w:type="dxa"/>
+        <w:bottom w:w="0" w:type="dxa"/>
+        <w:right w:w="108" w:type="dxa"/>
+      </w:tblCellMar>
     </w:tblPr>
     <w:tblStylePr w:type="firstRow">
       <w:pPr>
@@ -3091,10 +2955,17 @@
     <w:tblPr>
       <w:tblStyleRowBandSize w:val="1"/>
       <w:tblStyleColBandSize w:val="1"/>
+      <w:tblInd w:w="0" w:type="dxa"/>
       <w:tblBorders>
         <w:top w:val="single" w:sz="8" w:space="0" w:color="9BBB59" w:themeColor="accent3"/>
         <w:bottom w:val="single" w:sz="8" w:space="0" w:color="9BBB59" w:themeColor="accent3"/>
       </w:tblBorders>
+      <w:tblCellMar>
+        <w:top w:w="0" w:type="dxa"/>
+        <w:left w:w="108" w:type="dxa"/>
+        <w:bottom w:w="0" w:type="dxa"/>
+        <w:right w:w="108" w:type="dxa"/>
+      </w:tblCellMar>
     </w:tblPr>
     <w:tblStylePr w:type="firstRow">
       <w:pPr>
@@ -3187,10 +3058,17 @@
     <w:tblPr>
       <w:tblStyleRowBandSize w:val="1"/>
       <w:tblStyleColBandSize w:val="1"/>
+      <w:tblInd w:w="0" w:type="dxa"/>
       <w:tblBorders>
         <w:top w:val="single" w:sz="8" w:space="0" w:color="8064A2" w:themeColor="accent4"/>
         <w:bottom w:val="single" w:sz="8" w:space="0" w:color="8064A2" w:themeColor="accent4"/>
       </w:tblBorders>
+      <w:tblCellMar>
+        <w:top w:w="0" w:type="dxa"/>
+        <w:left w:w="108" w:type="dxa"/>
+        <w:bottom w:w="0" w:type="dxa"/>
+        <w:right w:w="108" w:type="dxa"/>
+      </w:tblCellMar>
     </w:tblPr>
     <w:tblStylePr w:type="firstRow">
       <w:pPr>
@@ -3283,10 +3161,17 @@
     <w:tblPr>
       <w:tblStyleRowBandSize w:val="1"/>
       <w:tblStyleColBandSize w:val="1"/>
+      <w:tblInd w:w="0" w:type="dxa"/>
       <w:tblBorders>
         <w:top w:val="single" w:sz="8" w:space="0" w:color="4BACC6" w:themeColor="accent5"/>
         <w:bottom w:val="single" w:sz="8" w:space="0" w:color="4BACC6" w:themeColor="accent5"/>
       </w:tblBorders>
+      <w:tblCellMar>
+        <w:top w:w="0" w:type="dxa"/>
+        <w:left w:w="108" w:type="dxa"/>
+        <w:bottom w:w="0" w:type="dxa"/>
+        <w:right w:w="108" w:type="dxa"/>
+      </w:tblCellMar>
     </w:tblPr>
     <w:tblStylePr w:type="firstRow">
       <w:pPr>
@@ -3379,10 +3264,17 @@
     <w:tblPr>
       <w:tblStyleRowBandSize w:val="1"/>
       <w:tblStyleColBandSize w:val="1"/>
+      <w:tblInd w:w="0" w:type="dxa"/>
       <w:tblBorders>
         <w:top w:val="single" w:sz="8" w:space="0" w:color="F79646" w:themeColor="accent6"/>
         <w:bottom w:val="single" w:sz="8" w:space="0" w:color="F79646" w:themeColor="accent6"/>
       </w:tblBorders>
+      <w:tblCellMar>
+        <w:top w:w="0" w:type="dxa"/>
+        <w:left w:w="108" w:type="dxa"/>
+        <w:bottom w:w="0" w:type="dxa"/>
+        <w:right w:w="108" w:type="dxa"/>
+      </w:tblCellMar>
     </w:tblPr>
     <w:tblStylePr w:type="firstRow">
       <w:pPr>
@@ -3472,12 +3364,19 @@
     <w:tblPr>
       <w:tblStyleRowBandSize w:val="1"/>
       <w:tblStyleColBandSize w:val="1"/>
+      <w:tblInd w:w="0" w:type="dxa"/>
       <w:tblBorders>
         <w:top w:val="single" w:sz="8" w:space="0" w:color="000000" w:themeColor="text1"/>
         <w:left w:val="single" w:sz="8" w:space="0" w:color="000000" w:themeColor="text1"/>
         <w:bottom w:val="single" w:sz="8" w:space="0" w:color="000000" w:themeColor="text1"/>
         <w:right w:val="single" w:sz="8" w:space="0" w:color="000000" w:themeColor="text1"/>
       </w:tblBorders>
+      <w:tblCellMar>
+        <w:top w:w="0" w:type="dxa"/>
+        <w:left w:w="108" w:type="dxa"/>
+        <w:bottom w:w="0" w:type="dxa"/>
+        <w:right w:w="108" w:type="dxa"/>
+      </w:tblCellMar>
     </w:tblPr>
     <w:tblStylePr w:type="firstRow">
       <w:pPr>
@@ -3557,12 +3456,19 @@
     <w:tblPr>
       <w:tblStyleRowBandSize w:val="1"/>
       <w:tblStyleColBandSize w:val="1"/>
+      <w:tblInd w:w="0" w:type="dxa"/>
       <w:tblBorders>
         <w:top w:val="single" w:sz="8" w:space="0" w:color="4F81BD" w:themeColor="accent1"/>
         <w:left w:val="single" w:sz="8" w:space="0" w:color="4F81BD" w:themeColor="accent1"/>
         <w:bottom w:val="single" w:sz="8" w:space="0" w:color="4F81BD" w:themeColor="accent1"/>
         <w:right w:val="single" w:sz="8" w:space="0" w:color="4F81BD" w:themeColor="accent1"/>
       </w:tblBorders>
+      <w:tblCellMar>
+        <w:top w:w="0" w:type="dxa"/>
+        <w:left w:w="108" w:type="dxa"/>
+        <w:bottom w:w="0" w:type="dxa"/>
+        <w:right w:w="108" w:type="dxa"/>
+      </w:tblCellMar>
     </w:tblPr>
     <w:tblStylePr w:type="firstRow">
       <w:pPr>
@@ -3642,12 +3548,19 @@
     <w:tblPr>
       <w:tblStyleRowBandSize w:val="1"/>
       <w:tblStyleColBandSize w:val="1"/>
+      <w:tblInd w:w="0" w:type="dxa"/>
       <w:tblBorders>
         <w:top w:val="single" w:sz="8" w:space="0" w:color="C0504D" w:themeColor="accent2"/>
         <w:left w:val="single" w:sz="8" w:space="0" w:color="C0504D" w:themeColor="accent2"/>
         <w:bottom w:val="single" w:sz="8" w:space="0" w:color="C0504D" w:themeColor="accent2"/>
         <w:right w:val="single" w:sz="8" w:space="0" w:color="C0504D" w:themeColor="accent2"/>
       </w:tblBorders>
+      <w:tblCellMar>
+        <w:top w:w="0" w:type="dxa"/>
+        <w:left w:w="108" w:type="dxa"/>
+        <w:bottom w:w="0" w:type="dxa"/>
+        <w:right w:w="108" w:type="dxa"/>
+      </w:tblCellMar>
     </w:tblPr>
     <w:tblStylePr w:type="firstRow">
       <w:pPr>
@@ -3727,12 +3640,19 @@
     <w:tblPr>
       <w:tblStyleRowBandSize w:val="1"/>
       <w:tblStyleColBandSize w:val="1"/>
+      <w:tblInd w:w="0" w:type="dxa"/>
       <w:tblBorders>
         <w:top w:val="single" w:sz="8" w:space="0" w:color="9BBB59" w:themeColor="accent3"/>
         <w:left w:val="single" w:sz="8" w:space="0" w:color="9BBB59" w:themeColor="accent3"/>
         <w:bottom w:val="single" w:sz="8" w:space="0" w:color="9BBB59" w:themeColor="accent3"/>
         <w:right w:val="single" w:sz="8" w:space="0" w:color="9BBB59" w:themeColor="accent3"/>
       </w:tblBorders>
+      <w:tblCellMar>
+        <w:top w:w="0" w:type="dxa"/>
+        <w:left w:w="108" w:type="dxa"/>
+        <w:bottom w:w="0" w:type="dxa"/>
+        <w:right w:w="108" w:type="dxa"/>
+      </w:tblCellMar>
     </w:tblPr>
     <w:tblStylePr w:type="firstRow">
       <w:pPr>
@@ -3812,12 +3732,19 @@
     <w:tblPr>
       <w:tblStyleRowBandSize w:val="1"/>
       <w:tblStyleColBandSize w:val="1"/>
+      <w:tblInd w:w="0" w:type="dxa"/>
       <w:tblBorders>
         <w:top w:val="single" w:sz="8" w:space="0" w:color="8064A2" w:themeColor="accent4"/>
         <w:left w:val="single" w:sz="8" w:space="0" w:color="8064A2" w:themeColor="accent4"/>
         <w:bottom w:val="single" w:sz="8" w:space="0" w:color="8064A2" w:themeColor="accent4"/>
         <w:right w:val="single" w:sz="8" w:space="0" w:color="8064A2" w:themeColor="accent4"/>
       </w:tblBorders>
+      <w:tblCellMar>
+        <w:top w:w="0" w:type="dxa"/>
+        <w:left w:w="108" w:type="dxa"/>
+        <w:bottom w:w="0" w:type="dxa"/>
+        <w:right w:w="108" w:type="dxa"/>
+      </w:tblCellMar>
     </w:tblPr>
     <w:tblStylePr w:type="firstRow">
       <w:pPr>
@@ -3897,12 +3824,19 @@
     <w:tblPr>
       <w:tblStyleRowBandSize w:val="1"/>
       <w:tblStyleColBandSize w:val="1"/>
+      <w:tblInd w:w="0" w:type="dxa"/>
       <w:tblBorders>
         <w:top w:val="single" w:sz="8" w:space="0" w:color="4BACC6" w:themeColor="accent5"/>
         <w:left w:val="single" w:sz="8" w:space="0" w:color="4BACC6" w:themeColor="accent5"/>
         <w:bottom w:val="single" w:sz="8" w:space="0" w:color="4BACC6" w:themeColor="accent5"/>
         <w:right w:val="single" w:sz="8" w:space="0" w:color="4BACC6" w:themeColor="accent5"/>
       </w:tblBorders>
+      <w:tblCellMar>
+        <w:top w:w="0" w:type="dxa"/>
+        <w:left w:w="108" w:type="dxa"/>
+        <w:bottom w:w="0" w:type="dxa"/>
+        <w:right w:w="108" w:type="dxa"/>
+      </w:tblCellMar>
     </w:tblPr>
     <w:tblStylePr w:type="firstRow">
       <w:pPr>
@@ -3982,12 +3916,19 @@
     <w:tblPr>
       <w:tblStyleRowBandSize w:val="1"/>
       <w:tblStyleColBandSize w:val="1"/>
+      <w:tblInd w:w="0" w:type="dxa"/>
       <w:tblBorders>
         <w:top w:val="single" w:sz="8" w:space="0" w:color="F79646" w:themeColor="accent6"/>
         <w:left w:val="single" w:sz="8" w:space="0" w:color="F79646" w:themeColor="accent6"/>
         <w:bottom w:val="single" w:sz="8" w:space="0" w:color="F79646" w:themeColor="accent6"/>
         <w:right w:val="single" w:sz="8" w:space="0" w:color="F79646" w:themeColor="accent6"/>
       </w:tblBorders>
+      <w:tblCellMar>
+        <w:top w:w="0" w:type="dxa"/>
+        <w:left w:w="108" w:type="dxa"/>
+        <w:bottom w:w="0" w:type="dxa"/>
+        <w:right w:w="108" w:type="dxa"/>
+      </w:tblCellMar>
     </w:tblPr>
     <w:tblStylePr w:type="firstRow">
       <w:pPr>
@@ -4067,6 +4008,7 @@
     <w:tblPr>
       <w:tblStyleRowBandSize w:val="1"/>
       <w:tblStyleColBandSize w:val="1"/>
+      <w:tblInd w:w="0" w:type="dxa"/>
       <w:tblBorders>
         <w:top w:val="single" w:sz="8" w:space="0" w:color="000000" w:themeColor="text1"/>
         <w:left w:val="single" w:sz="8" w:space="0" w:color="000000" w:themeColor="text1"/>
@@ -4075,6 +4017,12 @@
         <w:insideH w:val="single" w:sz="8" w:space="0" w:color="000000" w:themeColor="text1"/>
         <w:insideV w:val="single" w:sz="8" w:space="0" w:color="000000" w:themeColor="text1"/>
       </w:tblBorders>
+      <w:tblCellMar>
+        <w:top w:w="0" w:type="dxa"/>
+        <w:left w:w="108" w:type="dxa"/>
+        <w:bottom w:w="0" w:type="dxa"/>
+        <w:right w:w="108" w:type="dxa"/>
+      </w:tblCellMar>
     </w:tblPr>
     <w:tblStylePr w:type="firstRow">
       <w:pPr>
@@ -4190,6 +4138,7 @@
     <w:tblPr>
       <w:tblStyleRowBandSize w:val="1"/>
       <w:tblStyleColBandSize w:val="1"/>
+      <w:tblInd w:w="0" w:type="dxa"/>
       <w:tblBorders>
         <w:top w:val="single" w:sz="8" w:space="0" w:color="4F81BD" w:themeColor="accent1"/>
         <w:left w:val="single" w:sz="8" w:space="0" w:color="4F81BD" w:themeColor="accent1"/>
@@ -4198,6 +4147,12 @@
         <w:insideH w:val="single" w:sz="8" w:space="0" w:color="4F81BD" w:themeColor="accent1"/>
         <w:insideV w:val="single" w:sz="8" w:space="0" w:color="4F81BD" w:themeColor="accent1"/>
       </w:tblBorders>
+      <w:tblCellMar>
+        <w:top w:w="0" w:type="dxa"/>
+        <w:left w:w="108" w:type="dxa"/>
+        <w:bottom w:w="0" w:type="dxa"/>
+        <w:right w:w="108" w:type="dxa"/>
+      </w:tblCellMar>
     </w:tblPr>
     <w:tblStylePr w:type="firstRow">
       <w:pPr>
@@ -4313,6 +4268,7 @@
     <w:tblPr>
       <w:tblStyleRowBandSize w:val="1"/>
       <w:tblStyleColBandSize w:val="1"/>
+      <w:tblInd w:w="0" w:type="dxa"/>
       <w:tblBorders>
         <w:top w:val="single" w:sz="8" w:space="0" w:color="C0504D" w:themeColor="accent2"/>
         <w:left w:val="single" w:sz="8" w:space="0" w:color="C0504D" w:themeColor="accent2"/>
@@ -4321,6 +4277,12 @@
         <w:insideH w:val="single" w:sz="8" w:space="0" w:color="C0504D" w:themeColor="accent2"/>
         <w:insideV w:val="single" w:sz="8" w:space="0" w:color="C0504D" w:themeColor="accent2"/>
       </w:tblBorders>
+      <w:tblCellMar>
+        <w:top w:w="0" w:type="dxa"/>
+        <w:left w:w="108" w:type="dxa"/>
+        <w:bottom w:w="0" w:type="dxa"/>
+        <w:right w:w="108" w:type="dxa"/>
+      </w:tblCellMar>
     </w:tblPr>
     <w:tblStylePr w:type="firstRow">
       <w:pPr>
@@ -4436,6 +4398,7 @@
     <w:tblPr>
       <w:tblStyleRowBandSize w:val="1"/>
       <w:tblStyleColBandSize w:val="1"/>
+      <w:tblInd w:w="0" w:type="dxa"/>
       <w:tblBorders>
         <w:top w:val="single" w:sz="8" w:space="0" w:color="9BBB59" w:themeColor="accent3"/>
         <w:left w:val="single" w:sz="8" w:space="0" w:color="9BBB59" w:themeColor="accent3"/>
@@ -4444,6 +4407,12 @@
         <w:insideH w:val="single" w:sz="8" w:space="0" w:color="9BBB59" w:themeColor="accent3"/>
         <w:insideV w:val="single" w:sz="8" w:space="0" w:color="9BBB59" w:themeColor="accent3"/>
       </w:tblBorders>
+      <w:tblCellMar>
+        <w:top w:w="0" w:type="dxa"/>
+        <w:left w:w="108" w:type="dxa"/>
+        <w:bottom w:w="0" w:type="dxa"/>
+        <w:right w:w="108" w:type="dxa"/>
+      </w:tblCellMar>
     </w:tblPr>
     <w:tblStylePr w:type="firstRow">
       <w:pPr>
@@ -4559,6 +4528,7 @@
     <w:tblPr>
       <w:tblStyleRowBandSize w:val="1"/>
       <w:tblStyleColBandSize w:val="1"/>
+      <w:tblInd w:w="0" w:type="dxa"/>
       <w:tblBorders>
         <w:top w:val="single" w:sz="8" w:space="0" w:color="8064A2" w:themeColor="accent4"/>
         <w:left w:val="single" w:sz="8" w:space="0" w:color="8064A2" w:themeColor="accent4"/>
@@ -4567,6 +4537,12 @@
         <w:insideH w:val="single" w:sz="8" w:space="0" w:color="8064A2" w:themeColor="accent4"/>
         <w:insideV w:val="single" w:sz="8" w:space="0" w:color="8064A2" w:themeColor="accent4"/>
       </w:tblBorders>
+      <w:tblCellMar>
+        <w:top w:w="0" w:type="dxa"/>
+        <w:left w:w="108" w:type="dxa"/>
+        <w:bottom w:w="0" w:type="dxa"/>
+        <w:right w:w="108" w:type="dxa"/>
+      </w:tblCellMar>
     </w:tblPr>
     <w:tblStylePr w:type="firstRow">
       <w:pPr>
@@ -4682,6 +4658,7 @@
     <w:tblPr>
       <w:tblStyleRowBandSize w:val="1"/>
       <w:tblStyleColBandSize w:val="1"/>
+      <w:tblInd w:w="0" w:type="dxa"/>
       <w:tblBorders>
         <w:top w:val="single" w:sz="8" w:space="0" w:color="4BACC6" w:themeColor="accent5"/>
         <w:left w:val="single" w:sz="8" w:space="0" w:color="4BACC6" w:themeColor="accent5"/>
@@ -4690,6 +4667,12 @@
         <w:insideH w:val="single" w:sz="8" w:space="0" w:color="4BACC6" w:themeColor="accent5"/>
         <w:insideV w:val="single" w:sz="8" w:space="0" w:color="4BACC6" w:themeColor="accent5"/>
       </w:tblBorders>
+      <w:tblCellMar>
+        <w:top w:w="0" w:type="dxa"/>
+        <w:left w:w="108" w:type="dxa"/>
+        <w:bottom w:w="0" w:type="dxa"/>
+        <w:right w:w="108" w:type="dxa"/>
+      </w:tblCellMar>
     </w:tblPr>
     <w:tblStylePr w:type="firstRow">
       <w:pPr>
@@ -4805,6 +4788,7 @@
     <w:tblPr>
       <w:tblStyleRowBandSize w:val="1"/>
       <w:tblStyleColBandSize w:val="1"/>
+      <w:tblInd w:w="0" w:type="dxa"/>
       <w:tblBorders>
         <w:top w:val="single" w:sz="8" w:space="0" w:color="F79646" w:themeColor="accent6"/>
         <w:left w:val="single" w:sz="8" w:space="0" w:color="F79646" w:themeColor="accent6"/>
@@ -4813,6 +4797,12 @@
         <w:insideH w:val="single" w:sz="8" w:space="0" w:color="F79646" w:themeColor="accent6"/>
         <w:insideV w:val="single" w:sz="8" w:space="0" w:color="F79646" w:themeColor="accent6"/>
       </w:tblBorders>
+      <w:tblCellMar>
+        <w:top w:w="0" w:type="dxa"/>
+        <w:left w:w="108" w:type="dxa"/>
+        <w:bottom w:w="0" w:type="dxa"/>
+        <w:right w:w="108" w:type="dxa"/>
+      </w:tblCellMar>
     </w:tblPr>
     <w:tblStylePr w:type="firstRow">
       <w:pPr>
@@ -4928,6 +4918,7 @@
     <w:tblPr>
       <w:tblStyleRowBandSize w:val="1"/>
       <w:tblStyleColBandSize w:val="1"/>
+      <w:tblInd w:w="0" w:type="dxa"/>
       <w:tblBorders>
         <w:top w:val="single" w:sz="8" w:space="0" w:color="404040" w:themeColor="text1" w:themeTint="BF"/>
         <w:left w:val="single" w:sz="8" w:space="0" w:color="404040" w:themeColor="text1" w:themeTint="BF"/>
@@ -4935,6 +4926,12 @@
         <w:right w:val="single" w:sz="8" w:space="0" w:color="404040" w:themeColor="text1" w:themeTint="BF"/>
         <w:insideH w:val="single" w:sz="8" w:space="0" w:color="404040" w:themeColor="text1" w:themeTint="BF"/>
       </w:tblBorders>
+      <w:tblCellMar>
+        <w:top w:w="0" w:type="dxa"/>
+        <w:left w:w="108" w:type="dxa"/>
+        <w:bottom w:w="0" w:type="dxa"/>
+        <w:right w:w="108" w:type="dxa"/>
+      </w:tblCellMar>
     </w:tblPr>
     <w:tblStylePr w:type="firstRow">
       <w:pPr>
@@ -5027,6 +5024,7 @@
     <w:tblPr>
       <w:tblStyleRowBandSize w:val="1"/>
       <w:tblStyleColBandSize w:val="1"/>
+      <w:tblInd w:w="0" w:type="dxa"/>
       <w:tblBorders>
         <w:top w:val="single" w:sz="8" w:space="0" w:color="7BA0CD" w:themeColor="accent1" w:themeTint="BF"/>
         <w:left w:val="single" w:sz="8" w:space="0" w:color="7BA0CD" w:themeColor="accent1" w:themeTint="BF"/>
@@ -5034,6 +5032,12 @@
         <w:right w:val="single" w:sz="8" w:space="0" w:color="7BA0CD" w:themeColor="accent1" w:themeTint="BF"/>
         <w:insideH w:val="single" w:sz="8" w:space="0" w:color="7BA0CD" w:themeColor="accent1" w:themeTint="BF"/>
       </w:tblBorders>
+      <w:tblCellMar>
+        <w:top w:w="0" w:type="dxa"/>
+        <w:left w:w="108" w:type="dxa"/>
+        <w:bottom w:w="0" w:type="dxa"/>
+        <w:right w:w="108" w:type="dxa"/>
+      </w:tblCellMar>
     </w:tblPr>
     <w:tblStylePr w:type="firstRow">
       <w:pPr>
@@ -5126,6 +5130,7 @@
     <w:tblPr>
       <w:tblStyleRowBandSize w:val="1"/>
       <w:tblStyleColBandSize w:val="1"/>
+      <w:tblInd w:w="0" w:type="dxa"/>
       <w:tblBorders>
         <w:top w:val="single" w:sz="8" w:space="0" w:color="CF7B79" w:themeColor="accent2" w:themeTint="BF"/>
         <w:left w:val="single" w:sz="8" w:space="0" w:color="CF7B79" w:themeColor="accent2" w:themeTint="BF"/>
@@ -5133,6 +5138,12 @@
         <w:right w:val="single" w:sz="8" w:space="0" w:color="CF7B79" w:themeColor="accent2" w:themeTint="BF"/>
         <w:insideH w:val="single" w:sz="8" w:space="0" w:color="CF7B79" w:themeColor="accent2" w:themeTint="BF"/>
       </w:tblBorders>
+      <w:tblCellMar>
+        <w:top w:w="0" w:type="dxa"/>
+        <w:left w:w="108" w:type="dxa"/>
+        <w:bottom w:w="0" w:type="dxa"/>
+        <w:right w:w="108" w:type="dxa"/>
+      </w:tblCellMar>
     </w:tblPr>
     <w:tblStylePr w:type="firstRow">
       <w:pPr>
@@ -5225,6 +5236,7 @@
     <w:tblPr>
       <w:tblStyleRowBandSize w:val="1"/>
       <w:tblStyleColBandSize w:val="1"/>
+      <w:tblInd w:w="0" w:type="dxa"/>
       <w:tblBorders>
         <w:top w:val="single" w:sz="8" w:space="0" w:color="B3CC82" w:themeColor="accent3" w:themeTint="BF"/>
         <w:left w:val="single" w:sz="8" w:space="0" w:color="B3CC82" w:themeColor="accent3" w:themeTint="BF"/>
@@ -5232,6 +5244,12 @@
         <w:right w:val="single" w:sz="8" w:space="0" w:color="B3CC82" w:themeColor="accent3" w:themeTint="BF"/>
         <w:insideH w:val="single" w:sz="8" w:space="0" w:color="B3CC82" w:themeColor="accent3" w:themeTint="BF"/>
       </w:tblBorders>
+      <w:tblCellMar>
+        <w:top w:w="0" w:type="dxa"/>
+        <w:left w:w="108" w:type="dxa"/>
+        <w:bottom w:w="0" w:type="dxa"/>
+        <w:right w:w="108" w:type="dxa"/>
+      </w:tblCellMar>
     </w:tblPr>
     <w:tblStylePr w:type="firstRow">
       <w:pPr>
@@ -5324,6 +5342,7 @@
     <w:tblPr>
       <w:tblStyleRowBandSize w:val="1"/>
       <w:tblStyleColBandSize w:val="1"/>
+      <w:tblInd w:w="0" w:type="dxa"/>
       <w:tblBorders>
         <w:top w:val="single" w:sz="8" w:space="0" w:color="9F8AB9" w:themeColor="accent4" w:themeTint="BF"/>
         <w:left w:val="single" w:sz="8" w:space="0" w:color="9F8AB9" w:themeColor="accent4" w:themeTint="BF"/>
@@ -5331,6 +5350,12 @@
         <w:right w:val="single" w:sz="8" w:space="0" w:color="9F8AB9" w:themeColor="accent4" w:themeTint="BF"/>
         <w:insideH w:val="single" w:sz="8" w:space="0" w:color="9F8AB9" w:themeColor="accent4" w:themeTint="BF"/>
       </w:tblBorders>
+      <w:tblCellMar>
+        <w:top w:w="0" w:type="dxa"/>
+        <w:left w:w="108" w:type="dxa"/>
+        <w:bottom w:w="0" w:type="dxa"/>
+        <w:right w:w="108" w:type="dxa"/>
+      </w:tblCellMar>
     </w:tblPr>
     <w:tblStylePr w:type="firstRow">
       <w:pPr>
@@ -5423,6 +5448,7 @@
     <w:tblPr>
       <w:tblStyleRowBandSize w:val="1"/>
       <w:tblStyleColBandSize w:val="1"/>
+      <w:tblInd w:w="0" w:type="dxa"/>
       <w:tblBorders>
         <w:top w:val="single" w:sz="8" w:space="0" w:color="78C0D4" w:themeColor="accent5" w:themeTint="BF"/>
         <w:left w:val="single" w:sz="8" w:space="0" w:color="78C0D4" w:themeColor="accent5" w:themeTint="BF"/>
@@ -5430,6 +5456,12 @@
         <w:right w:val="single" w:sz="8" w:space="0" w:color="78C0D4" w:themeColor="accent5" w:themeTint="BF"/>
         <w:insideH w:val="single" w:sz="8" w:space="0" w:color="78C0D4" w:themeColor="accent5" w:themeTint="BF"/>
       </w:tblBorders>
+      <w:tblCellMar>
+        <w:top w:w="0" w:type="dxa"/>
+        <w:left w:w="108" w:type="dxa"/>
+        <w:bottom w:w="0" w:type="dxa"/>
+        <w:right w:w="108" w:type="dxa"/>
+      </w:tblCellMar>
     </w:tblPr>
     <w:tblStylePr w:type="firstRow">
       <w:pPr>
@@ -5522,6 +5554,7 @@
     <w:tblPr>
       <w:tblStyleRowBandSize w:val="1"/>
       <w:tblStyleColBandSize w:val="1"/>
+      <w:tblInd w:w="0" w:type="dxa"/>
       <w:tblBorders>
         <w:top w:val="single" w:sz="8" w:space="0" w:color="F9B074" w:themeColor="accent6" w:themeTint="BF"/>
         <w:left w:val="single" w:sz="8" w:space="0" w:color="F9B074" w:themeColor="accent6" w:themeTint="BF"/>
@@ -5529,6 +5562,12 @@
         <w:right w:val="single" w:sz="8" w:space="0" w:color="F9B074" w:themeColor="accent6" w:themeTint="BF"/>
         <w:insideH w:val="single" w:sz="8" w:space="0" w:color="F9B074" w:themeColor="accent6" w:themeTint="BF"/>
       </w:tblBorders>
+      <w:tblCellMar>
+        <w:top w:w="0" w:type="dxa"/>
+        <w:left w:w="108" w:type="dxa"/>
+        <w:bottom w:w="0" w:type="dxa"/>
+        <w:right w:w="108" w:type="dxa"/>
+      </w:tblCellMar>
     </w:tblPr>
     <w:tblStylePr w:type="firstRow">
       <w:pPr>
@@ -5621,10 +5660,17 @@
     <w:tblPr>
       <w:tblStyleRowBandSize w:val="1"/>
       <w:tblStyleColBandSize w:val="1"/>
+      <w:tblInd w:w="0" w:type="dxa"/>
       <w:tblBorders>
         <w:top w:val="single" w:sz="18" w:space="0" w:color="auto"/>
         <w:bottom w:val="single" w:sz="18" w:space="0" w:color="auto"/>
       </w:tblBorders>
+      <w:tblCellMar>
+        <w:top w:w="0" w:type="dxa"/>
+        <w:left w:w="108" w:type="dxa"/>
+        <w:bottom w:w="0" w:type="dxa"/>
+        <w:right w:w="108" w:type="dxa"/>
+      </w:tblCellMar>
     </w:tblPr>
     <w:tblStylePr w:type="firstRow">
       <w:pPr>
@@ -5763,10 +5809,17 @@
     <w:tblPr>
       <w:tblStyleRowBandSize w:val="1"/>
       <w:tblStyleColBandSize w:val="1"/>
+      <w:tblInd w:w="0" w:type="dxa"/>
       <w:tblBorders>
         <w:top w:val="single" w:sz="18" w:space="0" w:color="auto"/>
         <w:bottom w:val="single" w:sz="18" w:space="0" w:color="auto"/>
       </w:tblBorders>
+      <w:tblCellMar>
+        <w:top w:w="0" w:type="dxa"/>
+        <w:left w:w="108" w:type="dxa"/>
+        <w:bottom w:w="0" w:type="dxa"/>
+        <w:right w:w="108" w:type="dxa"/>
+      </w:tblCellMar>
     </w:tblPr>
     <w:tblStylePr w:type="firstRow">
       <w:pPr>
@@ -5905,10 +5958,17 @@
     <w:tblPr>
       <w:tblStyleRowBandSize w:val="1"/>
       <w:tblStyleColBandSize w:val="1"/>
+      <w:tblInd w:w="0" w:type="dxa"/>
       <w:tblBorders>
         <w:top w:val="single" w:sz="18" w:space="0" w:color="auto"/>
         <w:bottom w:val="single" w:sz="18" w:space="0" w:color="auto"/>
       </w:tblBorders>
+      <w:tblCellMar>
+        <w:top w:w="0" w:type="dxa"/>
+        <w:left w:w="108" w:type="dxa"/>
+        <w:bottom w:w="0" w:type="dxa"/>
+        <w:right w:w="108" w:type="dxa"/>
+      </w:tblCellMar>
     </w:tblPr>
     <w:tblStylePr w:type="firstRow">
       <w:pPr>
@@ -6047,10 +6107,17 @@
     <w:tblPr>
       <w:tblStyleRowBandSize w:val="1"/>
       <w:tblStyleColBandSize w:val="1"/>
+      <w:tblInd w:w="0" w:type="dxa"/>
       <w:tblBorders>
         <w:top w:val="single" w:sz="18" w:space="0" w:color="auto"/>
         <w:bottom w:val="single" w:sz="18" w:space="0" w:color="auto"/>
       </w:tblBorders>
+      <w:tblCellMar>
+        <w:top w:w="0" w:type="dxa"/>
+        <w:left w:w="108" w:type="dxa"/>
+        <w:bottom w:w="0" w:type="dxa"/>
+        <w:right w:w="108" w:type="dxa"/>
+      </w:tblCellMar>
     </w:tblPr>
     <w:tblStylePr w:type="firstRow">
       <w:pPr>
@@ -6189,10 +6256,17 @@
     <w:tblPr>
       <w:tblStyleRowBandSize w:val="1"/>
       <w:tblStyleColBandSize w:val="1"/>
+      <w:tblInd w:w="0" w:type="dxa"/>
       <w:tblBorders>
         <w:top w:val="single" w:sz="18" w:space="0" w:color="auto"/>
         <w:bottom w:val="single" w:sz="18" w:space="0" w:color="auto"/>
       </w:tblBorders>
+      <w:tblCellMar>
+        <w:top w:w="0" w:type="dxa"/>
+        <w:left w:w="108" w:type="dxa"/>
+        <w:bottom w:w="0" w:type="dxa"/>
+        <w:right w:w="108" w:type="dxa"/>
+      </w:tblCellMar>
     </w:tblPr>
     <w:tblStylePr w:type="firstRow">
       <w:pPr>
@@ -6331,10 +6405,17 @@
     <w:tblPr>
       <w:tblStyleRowBandSize w:val="1"/>
       <w:tblStyleColBandSize w:val="1"/>
+      <w:tblInd w:w="0" w:type="dxa"/>
       <w:tblBorders>
         <w:top w:val="single" w:sz="18" w:space="0" w:color="auto"/>
         <w:bottom w:val="single" w:sz="18" w:space="0" w:color="auto"/>
       </w:tblBorders>
+      <w:tblCellMar>
+        <w:top w:w="0" w:type="dxa"/>
+        <w:left w:w="108" w:type="dxa"/>
+        <w:bottom w:w="0" w:type="dxa"/>
+        <w:right w:w="108" w:type="dxa"/>
+      </w:tblCellMar>
     </w:tblPr>
     <w:tblStylePr w:type="firstRow">
       <w:pPr>
@@ -6473,10 +6554,17 @@
     <w:tblPr>
       <w:tblStyleRowBandSize w:val="1"/>
       <w:tblStyleColBandSize w:val="1"/>
+      <w:tblInd w:w="0" w:type="dxa"/>
       <w:tblBorders>
         <w:top w:val="single" w:sz="18" w:space="0" w:color="auto"/>
         <w:bottom w:val="single" w:sz="18" w:space="0" w:color="auto"/>
       </w:tblBorders>
+      <w:tblCellMar>
+        <w:top w:w="0" w:type="dxa"/>
+        <w:left w:w="108" w:type="dxa"/>
+        <w:bottom w:w="0" w:type="dxa"/>
+        <w:right w:w="108" w:type="dxa"/>
+      </w:tblCellMar>
     </w:tblPr>
     <w:tblStylePr w:type="firstRow">
       <w:pPr>
@@ -6618,10 +6706,17 @@
     <w:tblPr>
       <w:tblStyleRowBandSize w:val="1"/>
       <w:tblStyleColBandSize w:val="1"/>
+      <w:tblInd w:w="0" w:type="dxa"/>
       <w:tblBorders>
         <w:top w:val="single" w:sz="8" w:space="0" w:color="000000" w:themeColor="text1"/>
         <w:bottom w:val="single" w:sz="8" w:space="0" w:color="000000" w:themeColor="text1"/>
       </w:tblBorders>
+      <w:tblCellMar>
+        <w:top w:w="0" w:type="dxa"/>
+        <w:left w:w="108" w:type="dxa"/>
+        <w:bottom w:w="0" w:type="dxa"/>
+        <w:right w:w="108" w:type="dxa"/>
+      </w:tblCellMar>
     </w:tblPr>
     <w:tblStylePr w:type="firstRow">
       <w:rPr>
@@ -6695,10 +6790,17 @@
     <w:tblPr>
       <w:tblStyleRowBandSize w:val="1"/>
       <w:tblStyleColBandSize w:val="1"/>
+      <w:tblInd w:w="0" w:type="dxa"/>
       <w:tblBorders>
         <w:top w:val="single" w:sz="8" w:space="0" w:color="4F81BD" w:themeColor="accent1"/>
         <w:bottom w:val="single" w:sz="8" w:space="0" w:color="4F81BD" w:themeColor="accent1"/>
       </w:tblBorders>
+      <w:tblCellMar>
+        <w:top w:w="0" w:type="dxa"/>
+        <w:left w:w="108" w:type="dxa"/>
+        <w:bottom w:w="0" w:type="dxa"/>
+        <w:right w:w="108" w:type="dxa"/>
+      </w:tblCellMar>
     </w:tblPr>
     <w:tblStylePr w:type="firstRow">
       <w:rPr>
@@ -6772,10 +6874,17 @@
     <w:tblPr>
       <w:tblStyleRowBandSize w:val="1"/>
       <w:tblStyleColBandSize w:val="1"/>
+      <w:tblInd w:w="0" w:type="dxa"/>
       <w:tblBorders>
         <w:top w:val="single" w:sz="8" w:space="0" w:color="C0504D" w:themeColor="accent2"/>
         <w:bottom w:val="single" w:sz="8" w:space="0" w:color="C0504D" w:themeColor="accent2"/>
       </w:tblBorders>
+      <w:tblCellMar>
+        <w:top w:w="0" w:type="dxa"/>
+        <w:left w:w="108" w:type="dxa"/>
+        <w:bottom w:w="0" w:type="dxa"/>
+        <w:right w:w="108" w:type="dxa"/>
+      </w:tblCellMar>
     </w:tblPr>
     <w:tblStylePr w:type="firstRow">
       <w:rPr>
@@ -6849,10 +6958,17 @@
     <w:tblPr>
       <w:tblStyleRowBandSize w:val="1"/>
       <w:tblStyleColBandSize w:val="1"/>
+      <w:tblInd w:w="0" w:type="dxa"/>
       <w:tblBorders>
         <w:top w:val="single" w:sz="8" w:space="0" w:color="9BBB59" w:themeColor="accent3"/>
         <w:bottom w:val="single" w:sz="8" w:space="0" w:color="9BBB59" w:themeColor="accent3"/>
       </w:tblBorders>
+      <w:tblCellMar>
+        <w:top w:w="0" w:type="dxa"/>
+        <w:left w:w="108" w:type="dxa"/>
+        <w:bottom w:w="0" w:type="dxa"/>
+        <w:right w:w="108" w:type="dxa"/>
+      </w:tblCellMar>
     </w:tblPr>
     <w:tblStylePr w:type="firstRow">
       <w:rPr>
@@ -6926,10 +7042,17 @@
     <w:tblPr>
       <w:tblStyleRowBandSize w:val="1"/>
       <w:tblStyleColBandSize w:val="1"/>
+      <w:tblInd w:w="0" w:type="dxa"/>
       <w:tblBorders>
         <w:top w:val="single" w:sz="8" w:space="0" w:color="8064A2" w:themeColor="accent4"/>
         <w:bottom w:val="single" w:sz="8" w:space="0" w:color="8064A2" w:themeColor="accent4"/>
       </w:tblBorders>
+      <w:tblCellMar>
+        <w:top w:w="0" w:type="dxa"/>
+        <w:left w:w="108" w:type="dxa"/>
+        <w:bottom w:w="0" w:type="dxa"/>
+        <w:right w:w="108" w:type="dxa"/>
+      </w:tblCellMar>
     </w:tblPr>
     <w:tblStylePr w:type="firstRow">
       <w:rPr>
@@ -7003,10 +7126,17 @@
     <w:tblPr>
       <w:tblStyleRowBandSize w:val="1"/>
       <w:tblStyleColBandSize w:val="1"/>
+      <w:tblInd w:w="0" w:type="dxa"/>
       <w:tblBorders>
         <w:top w:val="single" w:sz="8" w:space="0" w:color="4BACC6" w:themeColor="accent5"/>
         <w:bottom w:val="single" w:sz="8" w:space="0" w:color="4BACC6" w:themeColor="accent5"/>
       </w:tblBorders>
+      <w:tblCellMar>
+        <w:top w:w="0" w:type="dxa"/>
+        <w:left w:w="108" w:type="dxa"/>
+        <w:bottom w:w="0" w:type="dxa"/>
+        <w:right w:w="108" w:type="dxa"/>
+      </w:tblCellMar>
     </w:tblPr>
     <w:tblStylePr w:type="firstRow">
       <w:rPr>
@@ -7080,10 +7210,17 @@
     <w:tblPr>
       <w:tblStyleRowBandSize w:val="1"/>
       <w:tblStyleColBandSize w:val="1"/>
+      <w:tblInd w:w="0" w:type="dxa"/>
       <w:tblBorders>
         <w:top w:val="single" w:sz="8" w:space="0" w:color="F79646" w:themeColor="accent6"/>
         <w:bottom w:val="single" w:sz="8" w:space="0" w:color="F79646" w:themeColor="accent6"/>
       </w:tblBorders>
+      <w:tblCellMar>
+        <w:top w:w="0" w:type="dxa"/>
+        <w:left w:w="108" w:type="dxa"/>
+        <w:bottom w:w="0" w:type="dxa"/>
+        <w:right w:w="108" w:type="dxa"/>
+      </w:tblCellMar>
     </w:tblPr>
     <w:tblStylePr w:type="firstRow">
       <w:rPr>
@@ -7158,12 +7295,19 @@
     <w:tblPr>
       <w:tblStyleRowBandSize w:val="1"/>
       <w:tblStyleColBandSize w:val="1"/>
+      <w:tblInd w:w="0" w:type="dxa"/>
       <w:tblBorders>
         <w:top w:val="single" w:sz="8" w:space="0" w:color="000000" w:themeColor="text1"/>
         <w:left w:val="single" w:sz="8" w:space="0" w:color="000000" w:themeColor="text1"/>
         <w:bottom w:val="single" w:sz="8" w:space="0" w:color="000000" w:themeColor="text1"/>
         <w:right w:val="single" w:sz="8" w:space="0" w:color="000000" w:themeColor="text1"/>
       </w:tblBorders>
+      <w:tblCellMar>
+        <w:top w:w="0" w:type="dxa"/>
+        <w:left w:w="108" w:type="dxa"/>
+        <w:bottom w:w="0" w:type="dxa"/>
+        <w:right w:w="108" w:type="dxa"/>
+      </w:tblCellMar>
     </w:tblPr>
     <w:tblStylePr w:type="firstRow">
       <w:rPr>
@@ -7279,12 +7423,19 @@
     <w:tblPr>
       <w:tblStyleRowBandSize w:val="1"/>
       <w:tblStyleColBandSize w:val="1"/>
+      <w:tblInd w:w="0" w:type="dxa"/>
       <w:tblBorders>
         <w:top w:val="single" w:sz="8" w:space="0" w:color="4F81BD" w:themeColor="accent1"/>
         <w:left w:val="single" w:sz="8" w:space="0" w:color="4F81BD" w:themeColor="accent1"/>
         <w:bottom w:val="single" w:sz="8" w:space="0" w:color="4F81BD" w:themeColor="accent1"/>
         <w:right w:val="single" w:sz="8" w:space="0" w:color="4F81BD" w:themeColor="accent1"/>
       </w:tblBorders>
+      <w:tblCellMar>
+        <w:top w:w="0" w:type="dxa"/>
+        <w:left w:w="108" w:type="dxa"/>
+        <w:bottom w:w="0" w:type="dxa"/>
+        <w:right w:w="108" w:type="dxa"/>
+      </w:tblCellMar>
     </w:tblPr>
     <w:tblStylePr w:type="firstRow">
       <w:rPr>
@@ -7400,12 +7551,19 @@
     <w:tblPr>
       <w:tblStyleRowBandSize w:val="1"/>
       <w:tblStyleColBandSize w:val="1"/>
+      <w:tblInd w:w="0" w:type="dxa"/>
       <w:tblBorders>
         <w:top w:val="single" w:sz="8" w:space="0" w:color="C0504D" w:themeColor="accent2"/>
         <w:left w:val="single" w:sz="8" w:space="0" w:color="C0504D" w:themeColor="accent2"/>
         <w:bottom w:val="single" w:sz="8" w:space="0" w:color="C0504D" w:themeColor="accent2"/>
         <w:right w:val="single" w:sz="8" w:space="0" w:color="C0504D" w:themeColor="accent2"/>
       </w:tblBorders>
+      <w:tblCellMar>
+        <w:top w:w="0" w:type="dxa"/>
+        <w:left w:w="108" w:type="dxa"/>
+        <w:bottom w:w="0" w:type="dxa"/>
+        <w:right w:w="108" w:type="dxa"/>
+      </w:tblCellMar>
     </w:tblPr>
     <w:tblStylePr w:type="firstRow">
       <w:rPr>
@@ -7521,12 +7679,19 @@
     <w:tblPr>
       <w:tblStyleRowBandSize w:val="1"/>
       <w:tblStyleColBandSize w:val="1"/>
+      <w:tblInd w:w="0" w:type="dxa"/>
       <w:tblBorders>
         <w:top w:val="single" w:sz="8" w:space="0" w:color="9BBB59" w:themeColor="accent3"/>
         <w:left w:val="single" w:sz="8" w:space="0" w:color="9BBB59" w:themeColor="accent3"/>
         <w:bottom w:val="single" w:sz="8" w:space="0" w:color="9BBB59" w:themeColor="accent3"/>
         <w:right w:val="single" w:sz="8" w:space="0" w:color="9BBB59" w:themeColor="accent3"/>
       </w:tblBorders>
+      <w:tblCellMar>
+        <w:top w:w="0" w:type="dxa"/>
+        <w:left w:w="108" w:type="dxa"/>
+        <w:bottom w:w="0" w:type="dxa"/>
+        <w:right w:w="108" w:type="dxa"/>
+      </w:tblCellMar>
     </w:tblPr>
     <w:tblStylePr w:type="firstRow">
       <w:rPr>
@@ -7642,12 +7807,19 @@
     <w:tblPr>
       <w:tblStyleRowBandSize w:val="1"/>
       <w:tblStyleColBandSize w:val="1"/>
+      <w:tblInd w:w="0" w:type="dxa"/>
       <w:tblBorders>
         <w:top w:val="single" w:sz="8" w:space="0" w:color="8064A2" w:themeColor="accent4"/>
         <w:left w:val="single" w:sz="8" w:space="0" w:color="8064A2" w:themeColor="accent4"/>
         <w:bottom w:val="single" w:sz="8" w:space="0" w:color="8064A2" w:themeColor="accent4"/>
         <w:right w:val="single" w:sz="8" w:space="0" w:color="8064A2" w:themeColor="accent4"/>
       </w:tblBorders>
+      <w:tblCellMar>
+        <w:top w:w="0" w:type="dxa"/>
+        <w:left w:w="108" w:type="dxa"/>
+        <w:bottom w:w="0" w:type="dxa"/>
+        <w:right w:w="108" w:type="dxa"/>
+      </w:tblCellMar>
     </w:tblPr>
     <w:tblStylePr w:type="firstRow">
       <w:rPr>
@@ -7763,12 +7935,19 @@
     <w:tblPr>
       <w:tblStyleRowBandSize w:val="1"/>
       <w:tblStyleColBandSize w:val="1"/>
+      <w:tblInd w:w="0" w:type="dxa"/>
       <w:tblBorders>
         <w:top w:val="single" w:sz="8" w:space="0" w:color="4BACC6" w:themeColor="accent5"/>
         <w:left w:val="single" w:sz="8" w:space="0" w:color="4BACC6" w:themeColor="accent5"/>
         <w:bottom w:val="single" w:sz="8" w:space="0" w:color="4BACC6" w:themeColor="accent5"/>
         <w:right w:val="single" w:sz="8" w:space="0" w:color="4BACC6" w:themeColor="accent5"/>
       </w:tblBorders>
+      <w:tblCellMar>
+        <w:top w:w="0" w:type="dxa"/>
+        <w:left w:w="108" w:type="dxa"/>
+        <w:bottom w:w="0" w:type="dxa"/>
+        <w:right w:w="108" w:type="dxa"/>
+      </w:tblCellMar>
     </w:tblPr>
     <w:tblStylePr w:type="firstRow">
       <w:rPr>
@@ -7884,12 +8063,19 @@
     <w:tblPr>
       <w:tblStyleRowBandSize w:val="1"/>
       <w:tblStyleColBandSize w:val="1"/>
+      <w:tblInd w:w="0" w:type="dxa"/>
       <w:tblBorders>
         <w:top w:val="single" w:sz="8" w:space="0" w:color="F79646" w:themeColor="accent6"/>
         <w:left w:val="single" w:sz="8" w:space="0" w:color="F79646" w:themeColor="accent6"/>
         <w:bottom w:val="single" w:sz="8" w:space="0" w:color="F79646" w:themeColor="accent6"/>
         <w:right w:val="single" w:sz="8" w:space="0" w:color="F79646" w:themeColor="accent6"/>
       </w:tblBorders>
+      <w:tblCellMar>
+        <w:top w:w="0" w:type="dxa"/>
+        <w:left w:w="108" w:type="dxa"/>
+        <w:bottom w:w="0" w:type="dxa"/>
+        <w:right w:w="108" w:type="dxa"/>
+      </w:tblCellMar>
     </w:tblPr>
     <w:tblStylePr w:type="firstRow">
       <w:rPr>
@@ -8001,6 +8187,7 @@
     <w:tblPr>
       <w:tblStyleRowBandSize w:val="1"/>
       <w:tblStyleColBandSize w:val="1"/>
+      <w:tblInd w:w="0" w:type="dxa"/>
       <w:tblBorders>
         <w:top w:val="single" w:sz="8" w:space="0" w:color="404040" w:themeColor="text1" w:themeTint="BF"/>
         <w:left w:val="single" w:sz="8" w:space="0" w:color="404040" w:themeColor="text1" w:themeTint="BF"/>
@@ -8009,6 +8196,12 @@
         <w:insideH w:val="single" w:sz="8" w:space="0" w:color="404040" w:themeColor="text1" w:themeTint="BF"/>
         <w:insideV w:val="single" w:sz="8" w:space="0" w:color="404040" w:themeColor="text1" w:themeTint="BF"/>
       </w:tblBorders>
+      <w:tblCellMar>
+        <w:top w:w="0" w:type="dxa"/>
+        <w:left w:w="108" w:type="dxa"/>
+        <w:bottom w:w="0" w:type="dxa"/>
+        <w:right w:w="108" w:type="dxa"/>
+      </w:tblCellMar>
     </w:tblPr>
     <w:tcPr>
       <w:shd w:val="clear" w:color="auto" w:fill="C0C0C0" w:themeFill="text1" w:themeFillTint="3F"/>
@@ -8067,6 +8260,7 @@
     <w:tblPr>
       <w:tblStyleRowBandSize w:val="1"/>
       <w:tblStyleColBandSize w:val="1"/>
+      <w:tblInd w:w="0" w:type="dxa"/>
       <w:tblBorders>
         <w:top w:val="single" w:sz="8" w:space="0" w:color="7BA0CD" w:themeColor="accent1" w:themeTint="BF"/>
         <w:left w:val="single" w:sz="8" w:space="0" w:color="7BA0CD" w:themeColor="accent1" w:themeTint="BF"/>
@@ -8075,6 +8269,12 @@
         <w:insideH w:val="single" w:sz="8" w:space="0" w:color="7BA0CD" w:themeColor="accent1" w:themeTint="BF"/>
         <w:insideV w:val="single" w:sz="8" w:space="0" w:color="7BA0CD" w:themeColor="accent1" w:themeTint="BF"/>
       </w:tblBorders>
+      <w:tblCellMar>
+        <w:top w:w="0" w:type="dxa"/>
+        <w:left w:w="108" w:type="dxa"/>
+        <w:bottom w:w="0" w:type="dxa"/>
+        <w:right w:w="108" w:type="dxa"/>
+      </w:tblCellMar>
     </w:tblPr>
     <w:tcPr>
       <w:shd w:val="clear" w:color="auto" w:fill="D3DFEE" w:themeFill="accent1" w:themeFillTint="3F"/>
@@ -8133,6 +8333,7 @@
     <w:tblPr>
       <w:tblStyleRowBandSize w:val="1"/>
       <w:tblStyleColBandSize w:val="1"/>
+      <w:tblInd w:w="0" w:type="dxa"/>
       <w:tblBorders>
         <w:top w:val="single" w:sz="8" w:space="0" w:color="CF7B79" w:themeColor="accent2" w:themeTint="BF"/>
         <w:left w:val="single" w:sz="8" w:space="0" w:color="CF7B79" w:themeColor="accent2" w:themeTint="BF"/>
@@ -8141,6 +8342,12 @@
         <w:insideH w:val="single" w:sz="8" w:space="0" w:color="CF7B79" w:themeColor="accent2" w:themeTint="BF"/>
         <w:insideV w:val="single" w:sz="8" w:space="0" w:color="CF7B79" w:themeColor="accent2" w:themeTint="BF"/>
       </w:tblBorders>
+      <w:tblCellMar>
+        <w:top w:w="0" w:type="dxa"/>
+        <w:left w:w="108" w:type="dxa"/>
+        <w:bottom w:w="0" w:type="dxa"/>
+        <w:right w:w="108" w:type="dxa"/>
+      </w:tblCellMar>
     </w:tblPr>
     <w:tcPr>
       <w:shd w:val="clear" w:color="auto" w:fill="EFD3D2" w:themeFill="accent2" w:themeFillTint="3F"/>
@@ -8199,6 +8406,7 @@
     <w:tblPr>
       <w:tblStyleRowBandSize w:val="1"/>
       <w:tblStyleColBandSize w:val="1"/>
+      <w:tblInd w:w="0" w:type="dxa"/>
       <w:tblBorders>
         <w:top w:val="single" w:sz="8" w:space="0" w:color="B3CC82" w:themeColor="accent3" w:themeTint="BF"/>
         <w:left w:val="single" w:sz="8" w:space="0" w:color="B3CC82" w:themeColor="accent3" w:themeTint="BF"/>
@@ -8207,6 +8415,12 @@
         <w:insideH w:val="single" w:sz="8" w:space="0" w:color="B3CC82" w:themeColor="accent3" w:themeTint="BF"/>
         <w:insideV w:val="single" w:sz="8" w:space="0" w:color="B3CC82" w:themeColor="accent3" w:themeTint="BF"/>
       </w:tblBorders>
+      <w:tblCellMar>
+        <w:top w:w="0" w:type="dxa"/>
+        <w:left w:w="108" w:type="dxa"/>
+        <w:bottom w:w="0" w:type="dxa"/>
+        <w:right w:w="108" w:type="dxa"/>
+      </w:tblCellMar>
     </w:tblPr>
     <w:tcPr>
       <w:shd w:val="clear" w:color="auto" w:fill="E6EED5" w:themeFill="accent3" w:themeFillTint="3F"/>
@@ -8265,6 +8479,7 @@
     <w:tblPr>
       <w:tblStyleRowBandSize w:val="1"/>
       <w:tblStyleColBandSize w:val="1"/>
+      <w:tblInd w:w="0" w:type="dxa"/>
       <w:tblBorders>
         <w:top w:val="single" w:sz="8" w:space="0" w:color="9F8AB9" w:themeColor="accent4" w:themeTint="BF"/>
         <w:left w:val="single" w:sz="8" w:space="0" w:color="9F8AB9" w:themeColor="accent4" w:themeTint="BF"/>
@@ -8273,6 +8488,12 @@
         <w:insideH w:val="single" w:sz="8" w:space="0" w:color="9F8AB9" w:themeColor="accent4" w:themeTint="BF"/>
         <w:insideV w:val="single" w:sz="8" w:space="0" w:color="9F8AB9" w:themeColor="accent4" w:themeTint="BF"/>
       </w:tblBorders>
+      <w:tblCellMar>
+        <w:top w:w="0" w:type="dxa"/>
+        <w:left w:w="108" w:type="dxa"/>
+        <w:bottom w:w="0" w:type="dxa"/>
+        <w:right w:w="108" w:type="dxa"/>
+      </w:tblCellMar>
     </w:tblPr>
     <w:tcPr>
       <w:shd w:val="clear" w:color="auto" w:fill="DFD8E8" w:themeFill="accent4" w:themeFillTint="3F"/>
@@ -8331,6 +8552,7 @@
     <w:tblPr>
       <w:tblStyleRowBandSize w:val="1"/>
       <w:tblStyleColBandSize w:val="1"/>
+      <w:tblInd w:w="0" w:type="dxa"/>
       <w:tblBorders>
         <w:top w:val="single" w:sz="8" w:space="0" w:color="78C0D4" w:themeColor="accent5" w:themeTint="BF"/>
         <w:left w:val="single" w:sz="8" w:space="0" w:color="78C0D4" w:themeColor="accent5" w:themeTint="BF"/>
@@ -8339,6 +8561,12 @@
         <w:insideH w:val="single" w:sz="8" w:space="0" w:color="78C0D4" w:themeColor="accent5" w:themeTint="BF"/>
         <w:insideV w:val="single" w:sz="8" w:space="0" w:color="78C0D4" w:themeColor="accent5" w:themeTint="BF"/>
       </w:tblBorders>
+      <w:tblCellMar>
+        <w:top w:w="0" w:type="dxa"/>
+        <w:left w:w="108" w:type="dxa"/>
+        <w:bottom w:w="0" w:type="dxa"/>
+        <w:right w:w="108" w:type="dxa"/>
+      </w:tblCellMar>
     </w:tblPr>
     <w:tcPr>
       <w:shd w:val="clear" w:color="auto" w:fill="D2EAF1" w:themeFill="accent5" w:themeFillTint="3F"/>
@@ -8397,6 +8625,7 @@
     <w:tblPr>
       <w:tblStyleRowBandSize w:val="1"/>
       <w:tblStyleColBandSize w:val="1"/>
+      <w:tblInd w:w="0" w:type="dxa"/>
       <w:tblBorders>
         <w:top w:val="single" w:sz="8" w:space="0" w:color="F9B074" w:themeColor="accent6" w:themeTint="BF"/>
         <w:left w:val="single" w:sz="8" w:space="0" w:color="F9B074" w:themeColor="accent6" w:themeTint="BF"/>
@@ -8405,6 +8634,12 @@
         <w:insideH w:val="single" w:sz="8" w:space="0" w:color="F9B074" w:themeColor="accent6" w:themeTint="BF"/>
         <w:insideV w:val="single" w:sz="8" w:space="0" w:color="F9B074" w:themeColor="accent6" w:themeTint="BF"/>
       </w:tblBorders>
+      <w:tblCellMar>
+        <w:top w:w="0" w:type="dxa"/>
+        <w:left w:w="108" w:type="dxa"/>
+        <w:bottom w:w="0" w:type="dxa"/>
+        <w:right w:w="108" w:type="dxa"/>
+      </w:tblCellMar>
     </w:tblPr>
     <w:tcPr>
       <w:shd w:val="clear" w:color="auto" w:fill="FDE4D0" w:themeFill="accent6" w:themeFillTint="3F"/>
@@ -8467,6 +8702,7 @@
     <w:tblPr>
       <w:tblStyleRowBandSize w:val="1"/>
       <w:tblStyleColBandSize w:val="1"/>
+      <w:tblInd w:w="0" w:type="dxa"/>
       <w:tblBorders>
         <w:top w:val="single" w:sz="8" w:space="0" w:color="000000" w:themeColor="text1"/>
         <w:left w:val="single" w:sz="8" w:space="0" w:color="000000" w:themeColor="text1"/>
@@ -8475,6 +8711,12 @@
         <w:insideH w:val="single" w:sz="8" w:space="0" w:color="000000" w:themeColor="text1"/>
         <w:insideV w:val="single" w:sz="8" w:space="0" w:color="000000" w:themeColor="text1"/>
       </w:tblBorders>
+      <w:tblCellMar>
+        <w:top w:w="0" w:type="dxa"/>
+        <w:left w:w="108" w:type="dxa"/>
+        <w:bottom w:w="0" w:type="dxa"/>
+        <w:right w:w="108" w:type="dxa"/>
+      </w:tblCellMar>
     </w:tblPr>
     <w:tcPr>
       <w:shd w:val="clear" w:color="auto" w:fill="C0C0C0" w:themeFill="text1" w:themeFillTint="3F"/>
@@ -8585,6 +8827,7 @@
     <w:tblPr>
       <w:tblStyleRowBandSize w:val="1"/>
       <w:tblStyleColBandSize w:val="1"/>
+      <w:tblInd w:w="0" w:type="dxa"/>
       <w:tblBorders>
         <w:top w:val="single" w:sz="8" w:space="0" w:color="4F81BD" w:themeColor="accent1"/>
         <w:left w:val="single" w:sz="8" w:space="0" w:color="4F81BD" w:themeColor="accent1"/>
@@ -8593,6 +8836,12 @@
         <w:insideH w:val="single" w:sz="8" w:space="0" w:color="4F81BD" w:themeColor="accent1"/>
         <w:insideV w:val="single" w:sz="8" w:space="0" w:color="4F81BD" w:themeColor="accent1"/>
       </w:tblBorders>
+      <w:tblCellMar>
+        <w:top w:w="0" w:type="dxa"/>
+        <w:left w:w="108" w:type="dxa"/>
+        <w:bottom w:w="0" w:type="dxa"/>
+        <w:right w:w="108" w:type="dxa"/>
+      </w:tblCellMar>
     </w:tblPr>
     <w:tcPr>
       <w:shd w:val="clear" w:color="auto" w:fill="D3DFEE" w:themeFill="accent1" w:themeFillTint="3F"/>
@@ -8703,6 +8952,7 @@
     <w:tblPr>
       <w:tblStyleRowBandSize w:val="1"/>
       <w:tblStyleColBandSize w:val="1"/>
+      <w:tblInd w:w="0" w:type="dxa"/>
       <w:tblBorders>
         <w:top w:val="single" w:sz="8" w:space="0" w:color="C0504D" w:themeColor="accent2"/>
         <w:left w:val="single" w:sz="8" w:space="0" w:color="C0504D" w:themeColor="accent2"/>
@@ -8711,6 +8961,12 @@
         <w:insideH w:val="single" w:sz="8" w:space="0" w:color="C0504D" w:themeColor="accent2"/>
         <w:insideV w:val="single" w:sz="8" w:space="0" w:color="C0504D" w:themeColor="accent2"/>
       </w:tblBorders>
+      <w:tblCellMar>
+        <w:top w:w="0" w:type="dxa"/>
+        <w:left w:w="108" w:type="dxa"/>
+        <w:bottom w:w="0" w:type="dxa"/>
+        <w:right w:w="108" w:type="dxa"/>
+      </w:tblCellMar>
     </w:tblPr>
     <w:tcPr>
       <w:shd w:val="clear" w:color="auto" w:fill="EFD3D2" w:themeFill="accent2" w:themeFillTint="3F"/>
@@ -8821,6 +9077,7 @@
     <w:tblPr>
       <w:tblStyleRowBandSize w:val="1"/>
       <w:tblStyleColBandSize w:val="1"/>
+      <w:tblInd w:w="0" w:type="dxa"/>
       <w:tblBorders>
         <w:top w:val="single" w:sz="8" w:space="0" w:color="9BBB59" w:themeColor="accent3"/>
         <w:left w:val="single" w:sz="8" w:space="0" w:color="9BBB59" w:themeColor="accent3"/>
@@ -8829,6 +9086,12 @@
         <w:insideH w:val="single" w:sz="8" w:space="0" w:color="9BBB59" w:themeColor="accent3"/>
         <w:insideV w:val="single" w:sz="8" w:space="0" w:color="9BBB59" w:themeColor="accent3"/>
       </w:tblBorders>
+      <w:tblCellMar>
+        <w:top w:w="0" w:type="dxa"/>
+        <w:left w:w="108" w:type="dxa"/>
+        <w:bottom w:w="0" w:type="dxa"/>
+        <w:right w:w="108" w:type="dxa"/>
+      </w:tblCellMar>
     </w:tblPr>
     <w:tcPr>
       <w:shd w:val="clear" w:color="auto" w:fill="E6EED5" w:themeFill="accent3" w:themeFillTint="3F"/>
@@ -8939,6 +9202,7 @@
     <w:tblPr>
       <w:tblStyleRowBandSize w:val="1"/>
       <w:tblStyleColBandSize w:val="1"/>
+      <w:tblInd w:w="0" w:type="dxa"/>
       <w:tblBorders>
         <w:top w:val="single" w:sz="8" w:space="0" w:color="8064A2" w:themeColor="accent4"/>
         <w:left w:val="single" w:sz="8" w:space="0" w:color="8064A2" w:themeColor="accent4"/>
@@ -8947,6 +9211,12 @@
         <w:insideH w:val="single" w:sz="8" w:space="0" w:color="8064A2" w:themeColor="accent4"/>
         <w:insideV w:val="single" w:sz="8" w:space="0" w:color="8064A2" w:themeColor="accent4"/>
       </w:tblBorders>
+      <w:tblCellMar>
+        <w:top w:w="0" w:type="dxa"/>
+        <w:left w:w="108" w:type="dxa"/>
+        <w:bottom w:w="0" w:type="dxa"/>
+        <w:right w:w="108" w:type="dxa"/>
+      </w:tblCellMar>
     </w:tblPr>
     <w:tcPr>
       <w:shd w:val="clear" w:color="auto" w:fill="DFD8E8" w:themeFill="accent4" w:themeFillTint="3F"/>
@@ -9057,6 +9327,7 @@
     <w:tblPr>
       <w:tblStyleRowBandSize w:val="1"/>
       <w:tblStyleColBandSize w:val="1"/>
+      <w:tblInd w:w="0" w:type="dxa"/>
       <w:tblBorders>
         <w:top w:val="single" w:sz="8" w:space="0" w:color="4BACC6" w:themeColor="accent5"/>
         <w:left w:val="single" w:sz="8" w:space="0" w:color="4BACC6" w:themeColor="accent5"/>
@@ -9065,6 +9336,12 @@
         <w:insideH w:val="single" w:sz="8" w:space="0" w:color="4BACC6" w:themeColor="accent5"/>
         <w:insideV w:val="single" w:sz="8" w:space="0" w:color="4BACC6" w:themeColor="accent5"/>
       </w:tblBorders>
+      <w:tblCellMar>
+        <w:top w:w="0" w:type="dxa"/>
+        <w:left w:w="108" w:type="dxa"/>
+        <w:bottom w:w="0" w:type="dxa"/>
+        <w:right w:w="108" w:type="dxa"/>
+      </w:tblCellMar>
     </w:tblPr>
     <w:tcPr>
       <w:shd w:val="clear" w:color="auto" w:fill="D2EAF1" w:themeFill="accent5" w:themeFillTint="3F"/>
@@ -9175,6 +9452,7 @@
     <w:tblPr>
       <w:tblStyleRowBandSize w:val="1"/>
       <w:tblStyleColBandSize w:val="1"/>
+      <w:tblInd w:w="0" w:type="dxa"/>
       <w:tblBorders>
         <w:top w:val="single" w:sz="8" w:space="0" w:color="F79646" w:themeColor="accent6"/>
         <w:left w:val="single" w:sz="8" w:space="0" w:color="F79646" w:themeColor="accent6"/>
@@ -9183,6 +9461,12 @@
         <w:insideH w:val="single" w:sz="8" w:space="0" w:color="F79646" w:themeColor="accent6"/>
         <w:insideV w:val="single" w:sz="8" w:space="0" w:color="F79646" w:themeColor="accent6"/>
       </w:tblBorders>
+      <w:tblCellMar>
+        <w:top w:w="0" w:type="dxa"/>
+        <w:left w:w="108" w:type="dxa"/>
+        <w:bottom w:w="0" w:type="dxa"/>
+        <w:right w:w="108" w:type="dxa"/>
+      </w:tblCellMar>
     </w:tblPr>
     <w:tcPr>
       <w:shd w:val="clear" w:color="auto" w:fill="FDE4D0" w:themeFill="accent6" w:themeFillTint="3F"/>
@@ -9289,6 +9573,7 @@
     <w:tblPr>
       <w:tblStyleRowBandSize w:val="1"/>
       <w:tblStyleColBandSize w:val="1"/>
+      <w:tblInd w:w="0" w:type="dxa"/>
       <w:tblBorders>
         <w:top w:val="single" w:sz="8" w:space="0" w:color="FFFFFF" w:themeColor="background1"/>
         <w:left w:val="single" w:sz="8" w:space="0" w:color="FFFFFF" w:themeColor="background1"/>
@@ -9297,6 +9582,12 @@
         <w:insideH w:val="single" w:sz="6" w:space="0" w:color="FFFFFF" w:themeColor="background1"/>
         <w:insideV w:val="single" w:sz="6" w:space="0" w:color="FFFFFF" w:themeColor="background1"/>
       </w:tblBorders>
+      <w:tblCellMar>
+        <w:top w:w="0" w:type="dxa"/>
+        <w:left w:w="108" w:type="dxa"/>
+        <w:bottom w:w="0" w:type="dxa"/>
+        <w:right w:w="108" w:type="dxa"/>
+      </w:tblCellMar>
     </w:tblPr>
     <w:tcPr>
       <w:shd w:val="clear" w:color="auto" w:fill="C0C0C0" w:themeFill="text1" w:themeFillTint="3F"/>
@@ -9423,6 +9714,7 @@
     <w:tblPr>
       <w:tblStyleRowBandSize w:val="1"/>
       <w:tblStyleColBandSize w:val="1"/>
+      <w:tblInd w:w="0" w:type="dxa"/>
       <w:tblBorders>
         <w:top w:val="single" w:sz="8" w:space="0" w:color="FFFFFF" w:themeColor="background1"/>
         <w:left w:val="single" w:sz="8" w:space="0" w:color="FFFFFF" w:themeColor="background1"/>
@@ -9431,6 +9723,12 @@
         <w:insideH w:val="single" w:sz="6" w:space="0" w:color="FFFFFF" w:themeColor="background1"/>
         <w:insideV w:val="single" w:sz="6" w:space="0" w:color="FFFFFF" w:themeColor="background1"/>
       </w:tblBorders>
+      <w:tblCellMar>
+        <w:top w:w="0" w:type="dxa"/>
+        <w:left w:w="108" w:type="dxa"/>
+        <w:bottom w:w="0" w:type="dxa"/>
+        <w:right w:w="108" w:type="dxa"/>
+      </w:tblCellMar>
     </w:tblPr>
     <w:tcPr>
       <w:shd w:val="clear" w:color="auto" w:fill="D3DFEE" w:themeFill="accent1" w:themeFillTint="3F"/>
@@ -9557,6 +9855,7 @@
     <w:tblPr>
       <w:tblStyleRowBandSize w:val="1"/>
       <w:tblStyleColBandSize w:val="1"/>
+      <w:tblInd w:w="0" w:type="dxa"/>
       <w:tblBorders>
         <w:top w:val="single" w:sz="8" w:space="0" w:color="FFFFFF" w:themeColor="background1"/>
         <w:left w:val="single" w:sz="8" w:space="0" w:color="FFFFFF" w:themeColor="background1"/>
@@ -9565,6 +9864,12 @@
         <w:insideH w:val="single" w:sz="6" w:space="0" w:color="FFFFFF" w:themeColor="background1"/>
         <w:insideV w:val="single" w:sz="6" w:space="0" w:color="FFFFFF" w:themeColor="background1"/>
       </w:tblBorders>
+      <w:tblCellMar>
+        <w:top w:w="0" w:type="dxa"/>
+        <w:left w:w="108" w:type="dxa"/>
+        <w:bottom w:w="0" w:type="dxa"/>
+        <w:right w:w="108" w:type="dxa"/>
+      </w:tblCellMar>
     </w:tblPr>
     <w:tcPr>
       <w:shd w:val="clear" w:color="auto" w:fill="EFD3D2" w:themeFill="accent2" w:themeFillTint="3F"/>
@@ -9691,6 +9996,7 @@
     <w:tblPr>
       <w:tblStyleRowBandSize w:val="1"/>
       <w:tblStyleColBandSize w:val="1"/>
+      <w:tblInd w:w="0" w:type="dxa"/>
       <w:tblBorders>
         <w:top w:val="single" w:sz="8" w:space="0" w:color="FFFFFF" w:themeColor="background1"/>
         <w:left w:val="single" w:sz="8" w:space="0" w:color="FFFFFF" w:themeColor="background1"/>
@@ -9699,6 +10005,12 @@
         <w:insideH w:val="single" w:sz="6" w:space="0" w:color="FFFFFF" w:themeColor="background1"/>
         <w:insideV w:val="single" w:sz="6" w:space="0" w:color="FFFFFF" w:themeColor="background1"/>
       </w:tblBorders>
+      <w:tblCellMar>
+        <w:top w:w="0" w:type="dxa"/>
+        <w:left w:w="108" w:type="dxa"/>
+        <w:bottom w:w="0" w:type="dxa"/>
+        <w:right w:w="108" w:type="dxa"/>
+      </w:tblCellMar>
     </w:tblPr>
     <w:tcPr>
       <w:shd w:val="clear" w:color="auto" w:fill="E6EED5" w:themeFill="accent3" w:themeFillTint="3F"/>
@@ -9825,6 +10137,7 @@
     <w:tblPr>
       <w:tblStyleRowBandSize w:val="1"/>
       <w:tblStyleColBandSize w:val="1"/>
+      <w:tblInd w:w="0" w:type="dxa"/>
       <w:tblBorders>
         <w:top w:val="single" w:sz="8" w:space="0" w:color="FFFFFF" w:themeColor="background1"/>
         <w:left w:val="single" w:sz="8" w:space="0" w:color="FFFFFF" w:themeColor="background1"/>
@@ -9833,6 +10146,12 @@
         <w:insideH w:val="single" w:sz="6" w:space="0" w:color="FFFFFF" w:themeColor="background1"/>
         <w:insideV w:val="single" w:sz="6" w:space="0" w:color="FFFFFF" w:themeColor="background1"/>
       </w:tblBorders>
+      <w:tblCellMar>
+        <w:top w:w="0" w:type="dxa"/>
+        <w:left w:w="108" w:type="dxa"/>
+        <w:bottom w:w="0" w:type="dxa"/>
+        <w:right w:w="108" w:type="dxa"/>
+      </w:tblCellMar>
     </w:tblPr>
     <w:tcPr>
       <w:shd w:val="clear" w:color="auto" w:fill="DFD8E8" w:themeFill="accent4" w:themeFillTint="3F"/>
@@ -9959,6 +10278,7 @@
     <w:tblPr>
       <w:tblStyleRowBandSize w:val="1"/>
       <w:tblStyleColBandSize w:val="1"/>
+      <w:tblInd w:w="0" w:type="dxa"/>
       <w:tblBorders>
         <w:top w:val="single" w:sz="8" w:space="0" w:color="FFFFFF" w:themeColor="background1"/>
         <w:left w:val="single" w:sz="8" w:space="0" w:color="FFFFFF" w:themeColor="background1"/>
@@ -9967,6 +10287,12 @@
         <w:insideH w:val="single" w:sz="6" w:space="0" w:color="FFFFFF" w:themeColor="background1"/>
         <w:insideV w:val="single" w:sz="6" w:space="0" w:color="FFFFFF" w:themeColor="background1"/>
       </w:tblBorders>
+      <w:tblCellMar>
+        <w:top w:w="0" w:type="dxa"/>
+        <w:left w:w="108" w:type="dxa"/>
+        <w:bottom w:w="0" w:type="dxa"/>
+        <w:right w:w="108" w:type="dxa"/>
+      </w:tblCellMar>
     </w:tblPr>
     <w:tcPr>
       <w:shd w:val="clear" w:color="auto" w:fill="D2EAF1" w:themeFill="accent5" w:themeFillTint="3F"/>
@@ -10093,6 +10419,7 @@
     <w:tblPr>
       <w:tblStyleRowBandSize w:val="1"/>
       <w:tblStyleColBandSize w:val="1"/>
+      <w:tblInd w:w="0" w:type="dxa"/>
       <w:tblBorders>
         <w:top w:val="single" w:sz="8" w:space="0" w:color="FFFFFF" w:themeColor="background1"/>
         <w:left w:val="single" w:sz="8" w:space="0" w:color="FFFFFF" w:themeColor="background1"/>
@@ -10101,6 +10428,12 @@
         <w:insideH w:val="single" w:sz="6" w:space="0" w:color="FFFFFF" w:themeColor="background1"/>
         <w:insideV w:val="single" w:sz="6" w:space="0" w:color="FFFFFF" w:themeColor="background1"/>
       </w:tblBorders>
+      <w:tblCellMar>
+        <w:top w:w="0" w:type="dxa"/>
+        <w:left w:w="108" w:type="dxa"/>
+        <w:bottom w:w="0" w:type="dxa"/>
+        <w:right w:w="108" w:type="dxa"/>
+      </w:tblCellMar>
     </w:tblPr>
     <w:tcPr>
       <w:shd w:val="clear" w:color="auto" w:fill="FDE4D0" w:themeFill="accent6" w:themeFillTint="3F"/>
@@ -10230,6 +10563,13 @@
     <w:tblPr>
       <w:tblStyleRowBandSize w:val="1"/>
       <w:tblStyleColBandSize w:val="1"/>
+      <w:tblInd w:w="0" w:type="dxa"/>
+      <w:tblCellMar>
+        <w:top w:w="0" w:type="dxa"/>
+        <w:left w:w="108" w:type="dxa"/>
+        <w:bottom w:w="0" w:type="dxa"/>
+        <w:right w:w="108" w:type="dxa"/>
+      </w:tblCellMar>
     </w:tblPr>
     <w:tcPr>
       <w:shd w:val="clear" w:color="auto" w:fill="000000" w:themeFill="text1"/>
@@ -10337,6 +10677,13 @@
     <w:tblPr>
       <w:tblStyleRowBandSize w:val="1"/>
       <w:tblStyleColBandSize w:val="1"/>
+      <w:tblInd w:w="0" w:type="dxa"/>
+      <w:tblCellMar>
+        <w:top w:w="0" w:type="dxa"/>
+        <w:left w:w="108" w:type="dxa"/>
+        <w:bottom w:w="0" w:type="dxa"/>
+        <w:right w:w="108" w:type="dxa"/>
+      </w:tblCellMar>
     </w:tblPr>
     <w:tcPr>
       <w:shd w:val="clear" w:color="auto" w:fill="4F81BD" w:themeFill="accent1"/>
@@ -10444,6 +10791,13 @@
     <w:tblPr>
       <w:tblStyleRowBandSize w:val="1"/>
       <w:tblStyleColBandSize w:val="1"/>
+      <w:tblInd w:w="0" w:type="dxa"/>
+      <w:tblCellMar>
+        <w:top w:w="0" w:type="dxa"/>
+        <w:left w:w="108" w:type="dxa"/>
+        <w:bottom w:w="0" w:type="dxa"/>
+        <w:right w:w="108" w:type="dxa"/>
+      </w:tblCellMar>
     </w:tblPr>
     <w:tcPr>
       <w:shd w:val="clear" w:color="auto" w:fill="C0504D" w:themeFill="accent2"/>
@@ -10551,6 +10905,13 @@
     <w:tblPr>
       <w:tblStyleRowBandSize w:val="1"/>
       <w:tblStyleColBandSize w:val="1"/>
+      <w:tblInd w:w="0" w:type="dxa"/>
+      <w:tblCellMar>
+        <w:top w:w="0" w:type="dxa"/>
+        <w:left w:w="108" w:type="dxa"/>
+        <w:bottom w:w="0" w:type="dxa"/>
+        <w:right w:w="108" w:type="dxa"/>
+      </w:tblCellMar>
     </w:tblPr>
     <w:tcPr>
       <w:shd w:val="clear" w:color="auto" w:fill="9BBB59" w:themeFill="accent3"/>
@@ -10658,6 +11019,13 @@
     <w:tblPr>
       <w:tblStyleRowBandSize w:val="1"/>
       <w:tblStyleColBandSize w:val="1"/>
+      <w:tblInd w:w="0" w:type="dxa"/>
+      <w:tblCellMar>
+        <w:top w:w="0" w:type="dxa"/>
+        <w:left w:w="108" w:type="dxa"/>
+        <w:bottom w:w="0" w:type="dxa"/>
+        <w:right w:w="108" w:type="dxa"/>
+      </w:tblCellMar>
     </w:tblPr>
     <w:tcPr>
       <w:shd w:val="clear" w:color="auto" w:fill="8064A2" w:themeFill="accent4"/>
@@ -10765,6 +11133,13 @@
     <w:tblPr>
       <w:tblStyleRowBandSize w:val="1"/>
       <w:tblStyleColBandSize w:val="1"/>
+      <w:tblInd w:w="0" w:type="dxa"/>
+      <w:tblCellMar>
+        <w:top w:w="0" w:type="dxa"/>
+        <w:left w:w="108" w:type="dxa"/>
+        <w:bottom w:w="0" w:type="dxa"/>
+        <w:right w:w="108" w:type="dxa"/>
+      </w:tblCellMar>
     </w:tblPr>
     <w:tcPr>
       <w:shd w:val="clear" w:color="auto" w:fill="4BACC6" w:themeFill="accent5"/>
@@ -10872,6 +11247,13 @@
     <w:tblPr>
       <w:tblStyleRowBandSize w:val="1"/>
       <w:tblStyleColBandSize w:val="1"/>
+      <w:tblInd w:w="0" w:type="dxa"/>
+      <w:tblCellMar>
+        <w:top w:w="0" w:type="dxa"/>
+        <w:left w:w="108" w:type="dxa"/>
+        <w:bottom w:w="0" w:type="dxa"/>
+        <w:right w:w="108" w:type="dxa"/>
+      </w:tblCellMar>
     </w:tblPr>
     <w:tcPr>
       <w:shd w:val="clear" w:color="auto" w:fill="F79646" w:themeFill="accent6"/>
@@ -10979,6 +11361,7 @@
     <w:tblPr>
       <w:tblStyleRowBandSize w:val="1"/>
       <w:tblStyleColBandSize w:val="1"/>
+      <w:tblInd w:w="0" w:type="dxa"/>
       <w:tblBorders>
         <w:top w:val="single" w:sz="24" w:space="0" w:color="C0504D" w:themeColor="accent2"/>
         <w:left w:val="single" w:sz="4" w:space="0" w:color="000000" w:themeColor="text1"/>
@@ -10987,6 +11370,12 @@
         <w:insideH w:val="single" w:sz="4" w:space="0" w:color="FFFFFF" w:themeColor="background1"/>
         <w:insideV w:val="single" w:sz="4" w:space="0" w:color="FFFFFF" w:themeColor="background1"/>
       </w:tblBorders>
+      <w:tblCellMar>
+        <w:top w:w="0" w:type="dxa"/>
+        <w:left w:w="108" w:type="dxa"/>
+        <w:bottom w:w="0" w:type="dxa"/>
+        <w:right w:w="108" w:type="dxa"/>
+      </w:tblCellMar>
     </w:tblPr>
     <w:tcPr>
       <w:shd w:val="clear" w:color="auto" w:fill="E6E6E6" w:themeFill="text1" w:themeFillTint="19"/>
@@ -11094,6 +11483,7 @@
     <w:tblPr>
       <w:tblStyleRowBandSize w:val="1"/>
       <w:tblStyleColBandSize w:val="1"/>
+      <w:tblInd w:w="0" w:type="dxa"/>
       <w:tblBorders>
         <w:top w:val="single" w:sz="24" w:space="0" w:color="C0504D" w:themeColor="accent2"/>
         <w:left w:val="single" w:sz="4" w:space="0" w:color="4F81BD" w:themeColor="accent1"/>
@@ -11102,6 +11492,12 @@
         <w:insideH w:val="single" w:sz="4" w:space="0" w:color="FFFFFF" w:themeColor="background1"/>
         <w:insideV w:val="single" w:sz="4" w:space="0" w:color="FFFFFF" w:themeColor="background1"/>
       </w:tblBorders>
+      <w:tblCellMar>
+        <w:top w:w="0" w:type="dxa"/>
+        <w:left w:w="108" w:type="dxa"/>
+        <w:bottom w:w="0" w:type="dxa"/>
+        <w:right w:w="108" w:type="dxa"/>
+      </w:tblCellMar>
     </w:tblPr>
     <w:tcPr>
       <w:shd w:val="clear" w:color="auto" w:fill="EDF2F8" w:themeFill="accent1" w:themeFillTint="19"/>
@@ -11209,6 +11605,7 @@
     <w:tblPr>
       <w:tblStyleRowBandSize w:val="1"/>
       <w:tblStyleColBandSize w:val="1"/>
+      <w:tblInd w:w="0" w:type="dxa"/>
       <w:tblBorders>
         <w:top w:val="single" w:sz="24" w:space="0" w:color="C0504D" w:themeColor="accent2"/>
         <w:left w:val="single" w:sz="4" w:space="0" w:color="C0504D" w:themeColor="accent2"/>
@@ -11217,6 +11614,12 @@
         <w:insideH w:val="single" w:sz="4" w:space="0" w:color="FFFFFF" w:themeColor="background1"/>
         <w:insideV w:val="single" w:sz="4" w:space="0" w:color="FFFFFF" w:themeColor="background1"/>
       </w:tblBorders>
+      <w:tblCellMar>
+        <w:top w:w="0" w:type="dxa"/>
+        <w:left w:w="108" w:type="dxa"/>
+        <w:bottom w:w="0" w:type="dxa"/>
+        <w:right w:w="108" w:type="dxa"/>
+      </w:tblCellMar>
     </w:tblPr>
     <w:tcPr>
       <w:shd w:val="clear" w:color="auto" w:fill="F8EDED" w:themeFill="accent2" w:themeFillTint="19"/>
@@ -11324,6 +11727,7 @@
     <w:tblPr>
       <w:tblStyleRowBandSize w:val="1"/>
       <w:tblStyleColBandSize w:val="1"/>
+      <w:tblInd w:w="0" w:type="dxa"/>
       <w:tblBorders>
         <w:top w:val="single" w:sz="24" w:space="0" w:color="8064A2" w:themeColor="accent4"/>
         <w:left w:val="single" w:sz="4" w:space="0" w:color="9BBB59" w:themeColor="accent3"/>
@@ -11332,6 +11736,12 @@
         <w:insideH w:val="single" w:sz="4" w:space="0" w:color="FFFFFF" w:themeColor="background1"/>
         <w:insideV w:val="single" w:sz="4" w:space="0" w:color="FFFFFF" w:themeColor="background1"/>
       </w:tblBorders>
+      <w:tblCellMar>
+        <w:top w:w="0" w:type="dxa"/>
+        <w:left w:w="108" w:type="dxa"/>
+        <w:bottom w:w="0" w:type="dxa"/>
+        <w:right w:w="108" w:type="dxa"/>
+      </w:tblCellMar>
     </w:tblPr>
     <w:tcPr>
       <w:shd w:val="clear" w:color="auto" w:fill="F5F8EE" w:themeFill="accent3" w:themeFillTint="19"/>
@@ -11429,6 +11839,7 @@
     <w:tblPr>
       <w:tblStyleRowBandSize w:val="1"/>
       <w:tblStyleColBandSize w:val="1"/>
+      <w:tblInd w:w="0" w:type="dxa"/>
       <w:tblBorders>
         <w:top w:val="single" w:sz="24" w:space="0" w:color="9BBB59" w:themeColor="accent3"/>
         <w:left w:val="single" w:sz="4" w:space="0" w:color="8064A2" w:themeColor="accent4"/>
@@ -11437,6 +11848,12 @@
         <w:insideH w:val="single" w:sz="4" w:space="0" w:color="FFFFFF" w:themeColor="background1"/>
         <w:insideV w:val="single" w:sz="4" w:space="0" w:color="FFFFFF" w:themeColor="background1"/>
       </w:tblBorders>
+      <w:tblCellMar>
+        <w:top w:w="0" w:type="dxa"/>
+        <w:left w:w="108" w:type="dxa"/>
+        <w:bottom w:w="0" w:type="dxa"/>
+        <w:right w:w="108" w:type="dxa"/>
+      </w:tblCellMar>
     </w:tblPr>
     <w:tcPr>
       <w:shd w:val="clear" w:color="auto" w:fill="F2EFF6" w:themeFill="accent4" w:themeFillTint="19"/>
@@ -11544,6 +11961,7 @@
     <w:tblPr>
       <w:tblStyleRowBandSize w:val="1"/>
       <w:tblStyleColBandSize w:val="1"/>
+      <w:tblInd w:w="0" w:type="dxa"/>
       <w:tblBorders>
         <w:top w:val="single" w:sz="24" w:space="0" w:color="F79646" w:themeColor="accent6"/>
         <w:left w:val="single" w:sz="4" w:space="0" w:color="4BACC6" w:themeColor="accent5"/>
@@ -11552,6 +11970,12 @@
         <w:insideH w:val="single" w:sz="4" w:space="0" w:color="FFFFFF" w:themeColor="background1"/>
         <w:insideV w:val="single" w:sz="4" w:space="0" w:color="FFFFFF" w:themeColor="background1"/>
       </w:tblBorders>
+      <w:tblCellMar>
+        <w:top w:w="0" w:type="dxa"/>
+        <w:left w:w="108" w:type="dxa"/>
+        <w:bottom w:w="0" w:type="dxa"/>
+        <w:right w:w="108" w:type="dxa"/>
+      </w:tblCellMar>
     </w:tblPr>
     <w:tcPr>
       <w:shd w:val="clear" w:color="auto" w:fill="EDF6F9" w:themeFill="accent5" w:themeFillTint="19"/>
@@ -11659,6 +12083,7 @@
     <w:tblPr>
       <w:tblStyleRowBandSize w:val="1"/>
       <w:tblStyleColBandSize w:val="1"/>
+      <w:tblInd w:w="0" w:type="dxa"/>
       <w:tblBorders>
         <w:top w:val="single" w:sz="24" w:space="0" w:color="4BACC6" w:themeColor="accent5"/>
         <w:left w:val="single" w:sz="4" w:space="0" w:color="F79646" w:themeColor="accent6"/>
@@ -11667,6 +12092,12 @@
         <w:insideH w:val="single" w:sz="4" w:space="0" w:color="FFFFFF" w:themeColor="background1"/>
         <w:insideV w:val="single" w:sz="4" w:space="0" w:color="FFFFFF" w:themeColor="background1"/>
       </w:tblBorders>
+      <w:tblCellMar>
+        <w:top w:w="0" w:type="dxa"/>
+        <w:left w:w="108" w:type="dxa"/>
+        <w:bottom w:w="0" w:type="dxa"/>
+        <w:right w:w="108" w:type="dxa"/>
+      </w:tblCellMar>
     </w:tblPr>
     <w:tcPr>
       <w:shd w:val="clear" w:color="auto" w:fill="FEF4EC" w:themeFill="accent6" w:themeFillTint="19"/>
@@ -11774,6 +12205,13 @@
     <w:tblPr>
       <w:tblStyleRowBandSize w:val="1"/>
       <w:tblStyleColBandSize w:val="1"/>
+      <w:tblInd w:w="0" w:type="dxa"/>
+      <w:tblCellMar>
+        <w:top w:w="0" w:type="dxa"/>
+        <w:left w:w="108" w:type="dxa"/>
+        <w:bottom w:w="0" w:type="dxa"/>
+        <w:right w:w="108" w:type="dxa"/>
+      </w:tblCellMar>
     </w:tblPr>
     <w:tcPr>
       <w:shd w:val="clear" w:color="auto" w:fill="E6E6E6" w:themeFill="text1" w:themeFillTint="19"/>
@@ -11853,6 +12291,13 @@
     <w:tblPr>
       <w:tblStyleRowBandSize w:val="1"/>
       <w:tblStyleColBandSize w:val="1"/>
+      <w:tblInd w:w="0" w:type="dxa"/>
+      <w:tblCellMar>
+        <w:top w:w="0" w:type="dxa"/>
+        <w:left w:w="108" w:type="dxa"/>
+        <w:bottom w:w="0" w:type="dxa"/>
+        <w:right w:w="108" w:type="dxa"/>
+      </w:tblCellMar>
     </w:tblPr>
     <w:tcPr>
       <w:shd w:val="clear" w:color="auto" w:fill="EDF2F8" w:themeFill="accent1" w:themeFillTint="19"/>
@@ -11932,6 +12377,13 @@
     <w:tblPr>
       <w:tblStyleRowBandSize w:val="1"/>
       <w:tblStyleColBandSize w:val="1"/>
+      <w:tblInd w:w="0" w:type="dxa"/>
+      <w:tblCellMar>
+        <w:top w:w="0" w:type="dxa"/>
+        <w:left w:w="108" w:type="dxa"/>
+        <w:bottom w:w="0" w:type="dxa"/>
+        <w:right w:w="108" w:type="dxa"/>
+      </w:tblCellMar>
     </w:tblPr>
     <w:tcPr>
       <w:shd w:val="clear" w:color="auto" w:fill="F8EDED" w:themeFill="accent2" w:themeFillTint="19"/>
@@ -12011,6 +12463,13 @@
     <w:tblPr>
       <w:tblStyleRowBandSize w:val="1"/>
       <w:tblStyleColBandSize w:val="1"/>
+      <w:tblInd w:w="0" w:type="dxa"/>
+      <w:tblCellMar>
+        <w:top w:w="0" w:type="dxa"/>
+        <w:left w:w="108" w:type="dxa"/>
+        <w:bottom w:w="0" w:type="dxa"/>
+        <w:right w:w="108" w:type="dxa"/>
+      </w:tblCellMar>
     </w:tblPr>
     <w:tcPr>
       <w:shd w:val="clear" w:color="auto" w:fill="F5F8EE" w:themeFill="accent3" w:themeFillTint="19"/>
@@ -12090,6 +12549,13 @@
     <w:tblPr>
       <w:tblStyleRowBandSize w:val="1"/>
       <w:tblStyleColBandSize w:val="1"/>
+      <w:tblInd w:w="0" w:type="dxa"/>
+      <w:tblCellMar>
+        <w:top w:w="0" w:type="dxa"/>
+        <w:left w:w="108" w:type="dxa"/>
+        <w:bottom w:w="0" w:type="dxa"/>
+        <w:right w:w="108" w:type="dxa"/>
+      </w:tblCellMar>
     </w:tblPr>
     <w:tcPr>
       <w:shd w:val="clear" w:color="auto" w:fill="F2EFF6" w:themeFill="accent4" w:themeFillTint="19"/>
@@ -12169,6 +12635,13 @@
     <w:tblPr>
       <w:tblStyleRowBandSize w:val="1"/>
       <w:tblStyleColBandSize w:val="1"/>
+      <w:tblInd w:w="0" w:type="dxa"/>
+      <w:tblCellMar>
+        <w:top w:w="0" w:type="dxa"/>
+        <w:left w:w="108" w:type="dxa"/>
+        <w:bottom w:w="0" w:type="dxa"/>
+        <w:right w:w="108" w:type="dxa"/>
+      </w:tblCellMar>
     </w:tblPr>
     <w:tcPr>
       <w:shd w:val="clear" w:color="auto" w:fill="EDF6F9" w:themeFill="accent5" w:themeFillTint="19"/>
@@ -12248,6 +12721,13 @@
     <w:tblPr>
       <w:tblStyleRowBandSize w:val="1"/>
       <w:tblStyleColBandSize w:val="1"/>
+      <w:tblInd w:w="0" w:type="dxa"/>
+      <w:tblCellMar>
+        <w:top w:w="0" w:type="dxa"/>
+        <w:left w:w="108" w:type="dxa"/>
+        <w:bottom w:w="0" w:type="dxa"/>
+        <w:right w:w="108" w:type="dxa"/>
+      </w:tblCellMar>
     </w:tblPr>
     <w:tcPr>
       <w:shd w:val="clear" w:color="auto" w:fill="FEF4EC" w:themeFill="accent6" w:themeFillTint="19"/>
@@ -12327,9 +12807,16 @@
     <w:tblPr>
       <w:tblStyleRowBandSize w:val="1"/>
       <w:tblStyleColBandSize w:val="1"/>
+      <w:tblInd w:w="0" w:type="dxa"/>
       <w:tblBorders>
         <w:insideH w:val="single" w:sz="4" w:space="0" w:color="FFFFFF" w:themeColor="background1"/>
       </w:tblBorders>
+      <w:tblCellMar>
+        <w:top w:w="0" w:type="dxa"/>
+        <w:left w:w="108" w:type="dxa"/>
+        <w:bottom w:w="0" w:type="dxa"/>
+        <w:right w:w="108" w:type="dxa"/>
+      </w:tblCellMar>
     </w:tblPr>
     <w:tcPr>
       <w:shd w:val="clear" w:color="auto" w:fill="CCCCCC" w:themeFill="text1" w:themeFillTint="33"/>
@@ -12400,9 +12887,16 @@
     <w:tblPr>
       <w:tblStyleRowBandSize w:val="1"/>
       <w:tblStyleColBandSize w:val="1"/>
+      <w:tblInd w:w="0" w:type="dxa"/>
       <w:tblBorders>
         <w:insideH w:val="single" w:sz="4" w:space="0" w:color="FFFFFF" w:themeColor="background1"/>
       </w:tblBorders>
+      <w:tblCellMar>
+        <w:top w:w="0" w:type="dxa"/>
+        <w:left w:w="108" w:type="dxa"/>
+        <w:bottom w:w="0" w:type="dxa"/>
+        <w:right w:w="108" w:type="dxa"/>
+      </w:tblCellMar>
     </w:tblPr>
     <w:tcPr>
       <w:shd w:val="clear" w:color="auto" w:fill="DBE5F1" w:themeFill="accent1" w:themeFillTint="33"/>
@@ -12473,9 +12967,16 @@
     <w:tblPr>
       <w:tblStyleRowBandSize w:val="1"/>
       <w:tblStyleColBandSize w:val="1"/>
+      <w:tblInd w:w="0" w:type="dxa"/>
       <w:tblBorders>
         <w:insideH w:val="single" w:sz="4" w:space="0" w:color="FFFFFF" w:themeColor="background1"/>
       </w:tblBorders>
+      <w:tblCellMar>
+        <w:top w:w="0" w:type="dxa"/>
+        <w:left w:w="108" w:type="dxa"/>
+        <w:bottom w:w="0" w:type="dxa"/>
+        <w:right w:w="108" w:type="dxa"/>
+      </w:tblCellMar>
     </w:tblPr>
     <w:tcPr>
       <w:shd w:val="clear" w:color="auto" w:fill="F2DBDB" w:themeFill="accent2" w:themeFillTint="33"/>
@@ -12546,9 +13047,16 @@
     <w:tblPr>
       <w:tblStyleRowBandSize w:val="1"/>
       <w:tblStyleColBandSize w:val="1"/>
+      <w:tblInd w:w="0" w:type="dxa"/>
       <w:tblBorders>
         <w:insideH w:val="single" w:sz="4" w:space="0" w:color="FFFFFF" w:themeColor="background1"/>
       </w:tblBorders>
+      <w:tblCellMar>
+        <w:top w:w="0" w:type="dxa"/>
+        <w:left w:w="108" w:type="dxa"/>
+        <w:bottom w:w="0" w:type="dxa"/>
+        <w:right w:w="108" w:type="dxa"/>
+      </w:tblCellMar>
     </w:tblPr>
     <w:tcPr>
       <w:shd w:val="clear" w:color="auto" w:fill="EAF1DD" w:themeFill="accent3" w:themeFillTint="33"/>
@@ -12619,9 +13127,16 @@
     <w:tblPr>
       <w:tblStyleRowBandSize w:val="1"/>
       <w:tblStyleColBandSize w:val="1"/>
+      <w:tblInd w:w="0" w:type="dxa"/>
       <w:tblBorders>
         <w:insideH w:val="single" w:sz="4" w:space="0" w:color="FFFFFF" w:themeColor="background1"/>
       </w:tblBorders>
+      <w:tblCellMar>
+        <w:top w:w="0" w:type="dxa"/>
+        <w:left w:w="108" w:type="dxa"/>
+        <w:bottom w:w="0" w:type="dxa"/>
+        <w:right w:w="108" w:type="dxa"/>
+      </w:tblCellMar>
     </w:tblPr>
     <w:tcPr>
       <w:shd w:val="clear" w:color="auto" w:fill="E5DFEC" w:themeFill="accent4" w:themeFillTint="33"/>
@@ -12692,9 +13207,16 @@
     <w:tblPr>
       <w:tblStyleRowBandSize w:val="1"/>
       <w:tblStyleColBandSize w:val="1"/>
+      <w:tblInd w:w="0" w:type="dxa"/>
       <w:tblBorders>
         <w:insideH w:val="single" w:sz="4" w:space="0" w:color="FFFFFF" w:themeColor="background1"/>
       </w:tblBorders>
+      <w:tblCellMar>
+        <w:top w:w="0" w:type="dxa"/>
+        <w:left w:w="108" w:type="dxa"/>
+        <w:bottom w:w="0" w:type="dxa"/>
+        <w:right w:w="108" w:type="dxa"/>
+      </w:tblCellMar>
     </w:tblPr>
     <w:tcPr>
       <w:shd w:val="clear" w:color="auto" w:fill="DAEEF3" w:themeFill="accent5" w:themeFillTint="33"/>
@@ -12765,9 +13287,16 @@
     <w:tblPr>
       <w:tblStyleRowBandSize w:val="1"/>
       <w:tblStyleColBandSize w:val="1"/>
+      <w:tblInd w:w="0" w:type="dxa"/>
       <w:tblBorders>
         <w:insideH w:val="single" w:sz="4" w:space="0" w:color="FFFFFF" w:themeColor="background1"/>
       </w:tblBorders>
+      <w:tblCellMar>
+        <w:top w:w="0" w:type="dxa"/>
+        <w:left w:w="108" w:type="dxa"/>
+        <w:bottom w:w="0" w:type="dxa"/>
+        <w:right w:w="108" w:type="dxa"/>
+      </w:tblCellMar>
     </w:tblPr>
     <w:tcPr>
       <w:shd w:val="clear" w:color="auto" w:fill="FDE9D9" w:themeFill="accent6" w:themeFillTint="33"/>
@@ -12828,7 +13357,7 @@
 </file>
 
 <file path=word/stylesWithEffects.xml><?xml version="1.0" encoding="utf-8"?>
-<w:styles xmlns:wpc="http://schemas.microsoft.com/office/word/2010/wordprocessingCanvas" xmlns:mc="http://schemas.openxmlformats.org/markup-compatibility/2006" xmlns:o="urn:schemas-microsoft-com:office:office" xmlns:r="http://schemas.openxmlformats.org/officeDocument/2006/relationships" xmlns:m="http://schemas.openxmlformats.org/officeDocument/2006/math" xmlns:v="urn:schemas-microsoft-com:vml" xmlns:wp14="http://schemas.microsoft.com/office/word/2010/wordprocessingDrawing" xmlns:wp="http://schemas.openxmlformats.org/drawingml/2006/wordprocessingDrawing" xmlns:w10="urn:schemas-microsoft-com:office:word" xmlns:w="http://schemas.openxmlformats.org/wordprocessingml/2006/main" xmlns:w14="http://schemas.microsoft.com/office/word/2010/wordml" xmlns:wpg="http://schemas.microsoft.com/office/word/2010/wordprocessingGroup" xmlns:wpi="http://schemas.microsoft.com/office/word/2010/wordprocessingInk" xmlns:wne="http://schemas.microsoft.com/office/word/2006/wordml" xmlns:wps="http://schemas.microsoft.com/office/word/2010/wordprocessingShape" mc:Ignorable="w14 wp14">
+<w:styles xmlns:wpc="http://schemas.microsoft.com/office/word/2010/wordprocessingCanvas" xmlns:mo="http://schemas.microsoft.com/office/mac/office/2008/main" xmlns:mc="http://schemas.openxmlformats.org/markup-compatibility/2006" xmlns:mv="urn:schemas-microsoft-com:mac:vml" xmlns:o="urn:schemas-microsoft-com:office:office" xmlns:r="http://schemas.openxmlformats.org/officeDocument/2006/relationships" xmlns:m="http://schemas.openxmlformats.org/officeDocument/2006/math" xmlns:v="urn:schemas-microsoft-com:vml" xmlns:wp14="http://schemas.microsoft.com/office/word/2010/wordprocessingDrawing" xmlns:wp="http://schemas.openxmlformats.org/drawingml/2006/wordprocessingDrawing" xmlns:w10="urn:schemas-microsoft-com:office:word" xmlns:w="http://schemas.openxmlformats.org/wordprocessingml/2006/main" xmlns:w14="http://schemas.microsoft.com/office/word/2010/wordml" xmlns:wpg="http://schemas.microsoft.com/office/word/2010/wordprocessingGroup" xmlns:wpi="http://schemas.microsoft.com/office/word/2010/wordprocessingInk" xmlns:wne="http://schemas.microsoft.com/office/word/2006/wordml" xmlns:wps="http://schemas.microsoft.com/office/word/2010/wordprocessingShape" mc:Ignorable="w14 wp14">
   <w:docDefaults>
     <w:rPrDefault>
       <w:rPr>
@@ -12844,7 +13373,7 @@
       </w:pPr>
     </w:pPrDefault>
   </w:docDefaults>
-  <w:latentStyles w:defLockedState="0" w:defUIPriority="99" w:defSemiHidden="1" w:defUnhideWhenUsed="1" w:defQFormat="0" w:count="267">
+  <w:latentStyles w:defLockedState="0" w:defUIPriority="99" w:defSemiHidden="1" w:defUnhideWhenUsed="1" w:defQFormat="0" w:count="276">
     <w:lsdException w:name="Normal" w:semiHidden="0" w:uiPriority="0" w:unhideWhenUsed="0" w:qFormat="1"/>
     <w:lsdException w:name="heading 1" w:semiHidden="0" w:uiPriority="9" w:unhideWhenUsed="0" w:qFormat="1"/>
     <w:lsdException w:name="heading 2" w:uiPriority="9" w:qFormat="1"/>
@@ -12987,14 +13516,6 @@
     <w:name w:val="Normal"/>
     <w:qFormat/>
     <w:rsid w:val="00FC693F"/>
-    <w:pPr>
-      <w:spacing w:after="120" w:line="300" w:lineRule="auto"/>
-    </w:pPr>
-    <w:rPr>
-      <w:rFonts w:ascii="Times New Roman" w:hAnsi="Times New Roman"/>
-      <w:color w:val="2C3E50"/>
-      <w:sz w:val="24"/>
-    </w:rPr>
   </w:style>
   <w:style w:type="paragraph" w:styleId="Heading1">
     <w:name w:val="heading 1"/>
@@ -13232,50 +13753,6 @@
     <w:semiHidden/>
     <w:unhideWhenUsed/>
   </w:style>
-  <w:style w:type="paragraph" w:styleId="Header">
-    <w:name w:val="header"/>
-    <w:basedOn w:val="Normal"/>
-    <w:link w:val="HeaderChar"/>
-    <w:uiPriority w:val="99"/>
-    <w:unhideWhenUsed/>
-    <w:rsid w:val="00E618BF"/>
-    <w:pPr>
-      <w:tabs>
-        <w:tab w:val="center" w:pos="4680"/>
-        <w:tab w:val="right" w:pos="9360"/>
-      </w:tabs>
-      <w:spacing w:after="0" w:line="240" w:lineRule="auto"/>
-    </w:pPr>
-  </w:style>
-  <w:style w:type="character" w:customStyle="1" w:styleId="HeaderChar">
-    <w:name w:val="Header Char"/>
-    <w:basedOn w:val="DefaultParagraphFont"/>
-    <w:link w:val="Header"/>
-    <w:uiPriority w:val="99"/>
-    <w:rsid w:val="00E618BF"/>
-  </w:style>
-  <w:style w:type="paragraph" w:styleId="Footer">
-    <w:name w:val="footer"/>
-    <w:basedOn w:val="Normal"/>
-    <w:link w:val="FooterChar"/>
-    <w:uiPriority w:val="99"/>
-    <w:unhideWhenUsed/>
-    <w:rsid w:val="00E618BF"/>
-    <w:pPr>
-      <w:tabs>
-        <w:tab w:val="center" w:pos="4680"/>
-        <w:tab w:val="right" w:pos="9360"/>
-      </w:tabs>
-      <w:spacing w:after="0" w:line="240" w:lineRule="auto"/>
-    </w:pPr>
-  </w:style>
-  <w:style w:type="character" w:customStyle="1" w:styleId="FooterChar">
-    <w:name w:val="Footer Char"/>
-    <w:basedOn w:val="DefaultParagraphFont"/>
-    <w:link w:val="Footer"/>
-    <w:uiPriority w:val="99"/>
-    <w:rsid w:val="00E618BF"/>
-  </w:style>
   <w:style w:type="paragraph" w:styleId="NoSpacing">
     <w:name w:val="No Spacing"/>
     <w:uiPriority w:val="1"/>
@@ -13386,6 +13863,7 @@
       <w:iCs/>
       <w:color w:val="4F81BD" w:themeColor="accent1"/>
       <w:spacing w:val="15"/>
+      <w:sz w:val="24"/>
       <w:szCs w:val="24"/>
     </w:rPr>
   </w:style>
@@ -13423,6 +13901,9 @@
     <w:uiPriority w:val="99"/>
     <w:unhideWhenUsed/>
     <w:rsid w:val="00AA1D8D"/>
+    <w:pPr>
+      <w:spacing w:after="120"/>
+    </w:pPr>
   </w:style>
   <w:style w:type="character" w:customStyle="1" w:styleId="BodyTextChar">
     <w:name w:val="Body Text Char"/>
@@ -13439,7 +13920,7 @@
     <w:unhideWhenUsed/>
     <w:rsid w:val="00AA1D8D"/>
     <w:pPr>
-      <w:spacing w:line="480" w:lineRule="auto"/>
+      <w:spacing w:after="120" w:line="480" w:lineRule="auto"/>
     </w:pPr>
   </w:style>
   <w:style w:type="character" w:customStyle="1" w:styleId="BodyText2Char">
@@ -13456,6 +13937,9 @@
     <w:uiPriority w:val="99"/>
     <w:unhideWhenUsed/>
     <w:rsid w:val="00AA1D8D"/>
+    <w:pPr>
+      <w:spacing w:after="120"/>
+    </w:pPr>
     <w:rPr>
       <w:sz w:val="16"/>
       <w:szCs w:val="16"/>
@@ -13590,6 +14074,7 @@
     <w:unhideWhenUsed/>
     <w:rsid w:val="0029639D"/>
     <w:pPr>
+      <w:spacing w:after="120"/>
       <w:ind w:left="360"/>
       <w:contextualSpacing/>
     </w:pPr>
@@ -13601,6 +14086,7 @@
     <w:unhideWhenUsed/>
     <w:rsid w:val="0029639D"/>
     <w:pPr>
+      <w:spacing w:after="120"/>
       <w:ind w:left="720"/>
       <w:contextualSpacing/>
     </w:pPr>
@@ -13612,6 +14098,7 @@
     <w:unhideWhenUsed/>
     <w:rsid w:val="0029639D"/>
     <w:pPr>
+      <w:spacing w:after="120"/>
       <w:ind w:left="1080"/>
       <w:contextualSpacing/>
     </w:pPr>
@@ -13930,6 +14417,7 @@
       <w:spacing w:after="0" w:line="240" w:lineRule="auto"/>
     </w:pPr>
     <w:tblPr>
+      <w:tblInd w:w="0" w:type="dxa"/>
       <w:tblBorders>
         <w:top w:val="single" w:sz="4" w:space="0" w:color="auto"/>
         <w:left w:val="single" w:sz="4" w:space="0" w:color="auto"/>
@@ -13938,6 +14426,12 @@
         <w:insideH w:val="single" w:sz="4" w:space="0" w:color="auto"/>
         <w:insideV w:val="single" w:sz="4" w:space="0" w:color="auto"/>
       </w:tblBorders>
+      <w:tblCellMar>
+        <w:top w:w="0" w:type="dxa"/>
+        <w:left w:w="108" w:type="dxa"/>
+        <w:bottom w:w="0" w:type="dxa"/>
+        <w:right w:w="108" w:type="dxa"/>
+      </w:tblCellMar>
     </w:tblPr>
   </w:style>
   <w:style w:type="table" w:styleId="LightShading">
@@ -13954,10 +14448,17 @@
     <w:tblPr>
       <w:tblStyleRowBandSize w:val="1"/>
       <w:tblStyleColBandSize w:val="1"/>
+      <w:tblInd w:w="0" w:type="dxa"/>
       <w:tblBorders>
         <w:top w:val="single" w:sz="8" w:space="0" w:color="000000" w:themeColor="text1"/>
         <w:bottom w:val="single" w:sz="8" w:space="0" w:color="000000" w:themeColor="text1"/>
       </w:tblBorders>
+      <w:tblCellMar>
+        <w:top w:w="0" w:type="dxa"/>
+        <w:left w:w="108" w:type="dxa"/>
+        <w:bottom w:w="0" w:type="dxa"/>
+        <w:right w:w="108" w:type="dxa"/>
+      </w:tblCellMar>
     </w:tblPr>
     <w:tblStylePr w:type="firstRow">
       <w:pPr>
@@ -14050,10 +14551,17 @@
     <w:tblPr>
       <w:tblStyleRowBandSize w:val="1"/>
       <w:tblStyleColBandSize w:val="1"/>
+      <w:tblInd w:w="0" w:type="dxa"/>
       <w:tblBorders>
         <w:top w:val="single" w:sz="8" w:space="0" w:color="4F81BD" w:themeColor="accent1"/>
         <w:bottom w:val="single" w:sz="8" w:space="0" w:color="4F81BD" w:themeColor="accent1"/>
       </w:tblBorders>
+      <w:tblCellMar>
+        <w:top w:w="0" w:type="dxa"/>
+        <w:left w:w="108" w:type="dxa"/>
+        <w:bottom w:w="0" w:type="dxa"/>
+        <w:right w:w="108" w:type="dxa"/>
+      </w:tblCellMar>
     </w:tblPr>
     <w:tblStylePr w:type="firstRow">
       <w:pPr>
@@ -14146,10 +14654,17 @@
     <w:tblPr>
       <w:tblStyleRowBandSize w:val="1"/>
       <w:tblStyleColBandSize w:val="1"/>
+      <w:tblInd w:w="0" w:type="dxa"/>
       <w:tblBorders>
         <w:top w:val="single" w:sz="8" w:space="0" w:color="C0504D" w:themeColor="accent2"/>
         <w:bottom w:val="single" w:sz="8" w:space="0" w:color="C0504D" w:themeColor="accent2"/>
       </w:tblBorders>
+      <w:tblCellMar>
+        <w:top w:w="0" w:type="dxa"/>
+        <w:left w:w="108" w:type="dxa"/>
+        <w:bottom w:w="0" w:type="dxa"/>
+        <w:right w:w="108" w:type="dxa"/>
+      </w:tblCellMar>
     </w:tblPr>
     <w:tblStylePr w:type="firstRow">
       <w:pPr>
@@ -14242,10 +14757,17 @@
     <w:tblPr>
       <w:tblStyleRowBandSize w:val="1"/>
       <w:tblStyleColBandSize w:val="1"/>
+      <w:tblInd w:w="0" w:type="dxa"/>
       <w:tblBorders>
         <w:top w:val="single" w:sz="8" w:space="0" w:color="9BBB59" w:themeColor="accent3"/>
         <w:bottom w:val="single" w:sz="8" w:space="0" w:color="9BBB59" w:themeColor="accent3"/>
       </w:tblBorders>
+      <w:tblCellMar>
+        <w:top w:w="0" w:type="dxa"/>
+        <w:left w:w="108" w:type="dxa"/>
+        <w:bottom w:w="0" w:type="dxa"/>
+        <w:right w:w="108" w:type="dxa"/>
+      </w:tblCellMar>
     </w:tblPr>
     <w:tblStylePr w:type="firstRow">
       <w:pPr>
@@ -14338,10 +14860,17 @@
     <w:tblPr>
       <w:tblStyleRowBandSize w:val="1"/>
       <w:tblStyleColBandSize w:val="1"/>
+      <w:tblInd w:w="0" w:type="dxa"/>
       <w:tblBorders>
         <w:top w:val="single" w:sz="8" w:space="0" w:color="8064A2" w:themeColor="accent4"/>
         <w:bottom w:val="single" w:sz="8" w:space="0" w:color="8064A2" w:themeColor="accent4"/>
       </w:tblBorders>
+      <w:tblCellMar>
+        <w:top w:w="0" w:type="dxa"/>
+        <w:left w:w="108" w:type="dxa"/>
+        <w:bottom w:w="0" w:type="dxa"/>
+        <w:right w:w="108" w:type="dxa"/>
+      </w:tblCellMar>
     </w:tblPr>
     <w:tblStylePr w:type="firstRow">
       <w:pPr>
@@ -14434,10 +14963,17 @@
     <w:tblPr>
       <w:tblStyleRowBandSize w:val="1"/>
       <w:tblStyleColBandSize w:val="1"/>
+      <w:tblInd w:w="0" w:type="dxa"/>
       <w:tblBorders>
         <w:top w:val="single" w:sz="8" w:space="0" w:color="4BACC6" w:themeColor="accent5"/>
         <w:bottom w:val="single" w:sz="8" w:space="0" w:color="4BACC6" w:themeColor="accent5"/>
       </w:tblBorders>
+      <w:tblCellMar>
+        <w:top w:w="0" w:type="dxa"/>
+        <w:left w:w="108" w:type="dxa"/>
+        <w:bottom w:w="0" w:type="dxa"/>
+        <w:right w:w="108" w:type="dxa"/>
+      </w:tblCellMar>
     </w:tblPr>
     <w:tblStylePr w:type="firstRow">
       <w:pPr>
@@ -14530,10 +15066,17 @@
     <w:tblPr>
       <w:tblStyleRowBandSize w:val="1"/>
       <w:tblStyleColBandSize w:val="1"/>
+      <w:tblInd w:w="0" w:type="dxa"/>
       <w:tblBorders>
         <w:top w:val="single" w:sz="8" w:space="0" w:color="F79646" w:themeColor="accent6"/>
         <w:bottom w:val="single" w:sz="8" w:space="0" w:color="F79646" w:themeColor="accent6"/>
       </w:tblBorders>
+      <w:tblCellMar>
+        <w:top w:w="0" w:type="dxa"/>
+        <w:left w:w="108" w:type="dxa"/>
+        <w:bottom w:w="0" w:type="dxa"/>
+        <w:right w:w="108" w:type="dxa"/>
+      </w:tblCellMar>
     </w:tblPr>
     <w:tblStylePr w:type="firstRow">
       <w:pPr>
@@ -14623,12 +15166,19 @@
     <w:tblPr>
       <w:tblStyleRowBandSize w:val="1"/>
       <w:tblStyleColBandSize w:val="1"/>
+      <w:tblInd w:w="0" w:type="dxa"/>
       <w:tblBorders>
         <w:top w:val="single" w:sz="8" w:space="0" w:color="000000" w:themeColor="text1"/>
         <w:left w:val="single" w:sz="8" w:space="0" w:color="000000" w:themeColor="text1"/>
         <w:bottom w:val="single" w:sz="8" w:space="0" w:color="000000" w:themeColor="text1"/>
         <w:right w:val="single" w:sz="8" w:space="0" w:color="000000" w:themeColor="text1"/>
       </w:tblBorders>
+      <w:tblCellMar>
+        <w:top w:w="0" w:type="dxa"/>
+        <w:left w:w="108" w:type="dxa"/>
+        <w:bottom w:w="0" w:type="dxa"/>
+        <w:right w:w="108" w:type="dxa"/>
+      </w:tblCellMar>
     </w:tblPr>
     <w:tblStylePr w:type="firstRow">
       <w:pPr>
@@ -14708,12 +15258,19 @@
     <w:tblPr>
       <w:tblStyleRowBandSize w:val="1"/>
       <w:tblStyleColBandSize w:val="1"/>
+      <w:tblInd w:w="0" w:type="dxa"/>
       <w:tblBorders>
         <w:top w:val="single" w:sz="8" w:space="0" w:color="4F81BD" w:themeColor="accent1"/>
         <w:left w:val="single" w:sz="8" w:space="0" w:color="4F81BD" w:themeColor="accent1"/>
         <w:bottom w:val="single" w:sz="8" w:space="0" w:color="4F81BD" w:themeColor="accent1"/>
         <w:right w:val="single" w:sz="8" w:space="0" w:color="4F81BD" w:themeColor="accent1"/>
       </w:tblBorders>
+      <w:tblCellMar>
+        <w:top w:w="0" w:type="dxa"/>
+        <w:left w:w="108" w:type="dxa"/>
+        <w:bottom w:w="0" w:type="dxa"/>
+        <w:right w:w="108" w:type="dxa"/>
+      </w:tblCellMar>
     </w:tblPr>
     <w:tblStylePr w:type="firstRow">
       <w:pPr>
@@ -14793,12 +15350,19 @@
     <w:tblPr>
       <w:tblStyleRowBandSize w:val="1"/>
       <w:tblStyleColBandSize w:val="1"/>
+      <w:tblInd w:w="0" w:type="dxa"/>
       <w:tblBorders>
         <w:top w:val="single" w:sz="8" w:space="0" w:color="C0504D" w:themeColor="accent2"/>
         <w:left w:val="single" w:sz="8" w:space="0" w:color="C0504D" w:themeColor="accent2"/>
         <w:bottom w:val="single" w:sz="8" w:space="0" w:color="C0504D" w:themeColor="accent2"/>
         <w:right w:val="single" w:sz="8" w:space="0" w:color="C0504D" w:themeColor="accent2"/>
       </w:tblBorders>
+      <w:tblCellMar>
+        <w:top w:w="0" w:type="dxa"/>
+        <w:left w:w="108" w:type="dxa"/>
+        <w:bottom w:w="0" w:type="dxa"/>
+        <w:right w:w="108" w:type="dxa"/>
+      </w:tblCellMar>
     </w:tblPr>
     <w:tblStylePr w:type="firstRow">
       <w:pPr>
@@ -14878,12 +15442,19 @@
     <w:tblPr>
       <w:tblStyleRowBandSize w:val="1"/>
       <w:tblStyleColBandSize w:val="1"/>
+      <w:tblInd w:w="0" w:type="dxa"/>
       <w:tblBorders>
         <w:top w:val="single" w:sz="8" w:space="0" w:color="9BBB59" w:themeColor="accent3"/>
         <w:left w:val="single" w:sz="8" w:space="0" w:color="9BBB59" w:themeColor="accent3"/>
         <w:bottom w:val="single" w:sz="8" w:space="0" w:color="9BBB59" w:themeColor="accent3"/>
         <w:right w:val="single" w:sz="8" w:space="0" w:color="9BBB59" w:themeColor="accent3"/>
       </w:tblBorders>
+      <w:tblCellMar>
+        <w:top w:w="0" w:type="dxa"/>
+        <w:left w:w="108" w:type="dxa"/>
+        <w:bottom w:w="0" w:type="dxa"/>
+        <w:right w:w="108" w:type="dxa"/>
+      </w:tblCellMar>
     </w:tblPr>
     <w:tblStylePr w:type="firstRow">
       <w:pPr>
@@ -14963,12 +15534,19 @@
     <w:tblPr>
       <w:tblStyleRowBandSize w:val="1"/>
       <w:tblStyleColBandSize w:val="1"/>
+      <w:tblInd w:w="0" w:type="dxa"/>
       <w:tblBorders>
         <w:top w:val="single" w:sz="8" w:space="0" w:color="8064A2" w:themeColor="accent4"/>
         <w:left w:val="single" w:sz="8" w:space="0" w:color="8064A2" w:themeColor="accent4"/>
         <w:bottom w:val="single" w:sz="8" w:space="0" w:color="8064A2" w:themeColor="accent4"/>
         <w:right w:val="single" w:sz="8" w:space="0" w:color="8064A2" w:themeColor="accent4"/>
       </w:tblBorders>
+      <w:tblCellMar>
+        <w:top w:w="0" w:type="dxa"/>
+        <w:left w:w="108" w:type="dxa"/>
+        <w:bottom w:w="0" w:type="dxa"/>
+        <w:right w:w="108" w:type="dxa"/>
+      </w:tblCellMar>
     </w:tblPr>
     <w:tblStylePr w:type="firstRow">
       <w:pPr>
@@ -15048,12 +15626,19 @@
     <w:tblPr>
       <w:tblStyleRowBandSize w:val="1"/>
       <w:tblStyleColBandSize w:val="1"/>
+      <w:tblInd w:w="0" w:type="dxa"/>
       <w:tblBorders>
         <w:top w:val="single" w:sz="8" w:space="0" w:color="4BACC6" w:themeColor="accent5"/>
         <w:left w:val="single" w:sz="8" w:space="0" w:color="4BACC6" w:themeColor="accent5"/>
         <w:bottom w:val="single" w:sz="8" w:space="0" w:color="4BACC6" w:themeColor="accent5"/>
         <w:right w:val="single" w:sz="8" w:space="0" w:color="4BACC6" w:themeColor="accent5"/>
       </w:tblBorders>
+      <w:tblCellMar>
+        <w:top w:w="0" w:type="dxa"/>
+        <w:left w:w="108" w:type="dxa"/>
+        <w:bottom w:w="0" w:type="dxa"/>
+        <w:right w:w="108" w:type="dxa"/>
+      </w:tblCellMar>
     </w:tblPr>
     <w:tblStylePr w:type="firstRow">
       <w:pPr>
@@ -15133,12 +15718,19 @@
     <w:tblPr>
       <w:tblStyleRowBandSize w:val="1"/>
       <w:tblStyleColBandSize w:val="1"/>
+      <w:tblInd w:w="0" w:type="dxa"/>
       <w:tblBorders>
         <w:top w:val="single" w:sz="8" w:space="0" w:color="F79646" w:themeColor="accent6"/>
         <w:left w:val="single" w:sz="8" w:space="0" w:color="F79646" w:themeColor="accent6"/>
         <w:bottom w:val="single" w:sz="8" w:space="0" w:color="F79646" w:themeColor="accent6"/>
         <w:right w:val="single" w:sz="8" w:space="0" w:color="F79646" w:themeColor="accent6"/>
       </w:tblBorders>
+      <w:tblCellMar>
+        <w:top w:w="0" w:type="dxa"/>
+        <w:left w:w="108" w:type="dxa"/>
+        <w:bottom w:w="0" w:type="dxa"/>
+        <w:right w:w="108" w:type="dxa"/>
+      </w:tblCellMar>
     </w:tblPr>
     <w:tblStylePr w:type="firstRow">
       <w:pPr>
@@ -15218,6 +15810,7 @@
     <w:tblPr>
       <w:tblStyleRowBandSize w:val="1"/>
       <w:tblStyleColBandSize w:val="1"/>
+      <w:tblInd w:w="0" w:type="dxa"/>
       <w:tblBorders>
         <w:top w:val="single" w:sz="8" w:space="0" w:color="000000" w:themeColor="text1"/>
         <w:left w:val="single" w:sz="8" w:space="0" w:color="000000" w:themeColor="text1"/>
@@ -15226,6 +15819,12 @@
         <w:insideH w:val="single" w:sz="8" w:space="0" w:color="000000" w:themeColor="text1"/>
         <w:insideV w:val="single" w:sz="8" w:space="0" w:color="000000" w:themeColor="text1"/>
       </w:tblBorders>
+      <w:tblCellMar>
+        <w:top w:w="0" w:type="dxa"/>
+        <w:left w:w="108" w:type="dxa"/>
+        <w:bottom w:w="0" w:type="dxa"/>
+        <w:right w:w="108" w:type="dxa"/>
+      </w:tblCellMar>
     </w:tblPr>
     <w:tblStylePr w:type="firstRow">
       <w:pPr>
@@ -15341,6 +15940,7 @@
     <w:tblPr>
       <w:tblStyleRowBandSize w:val="1"/>
       <w:tblStyleColBandSize w:val="1"/>
+      <w:tblInd w:w="0" w:type="dxa"/>
       <w:tblBorders>
         <w:top w:val="single" w:sz="8" w:space="0" w:color="4F81BD" w:themeColor="accent1"/>
         <w:left w:val="single" w:sz="8" w:space="0" w:color="4F81BD" w:themeColor="accent1"/>
@@ -15349,6 +15949,12 @@
         <w:insideH w:val="single" w:sz="8" w:space="0" w:color="4F81BD" w:themeColor="accent1"/>
         <w:insideV w:val="single" w:sz="8" w:space="0" w:color="4F81BD" w:themeColor="accent1"/>
       </w:tblBorders>
+      <w:tblCellMar>
+        <w:top w:w="0" w:type="dxa"/>
+        <w:left w:w="108" w:type="dxa"/>
+        <w:bottom w:w="0" w:type="dxa"/>
+        <w:right w:w="108" w:type="dxa"/>
+      </w:tblCellMar>
     </w:tblPr>
     <w:tblStylePr w:type="firstRow">
       <w:pPr>
@@ -15464,6 +16070,7 @@
     <w:tblPr>
       <w:tblStyleRowBandSize w:val="1"/>
       <w:tblStyleColBandSize w:val="1"/>
+      <w:tblInd w:w="0" w:type="dxa"/>
       <w:tblBorders>
         <w:top w:val="single" w:sz="8" w:space="0" w:color="C0504D" w:themeColor="accent2"/>
         <w:left w:val="single" w:sz="8" w:space="0" w:color="C0504D" w:themeColor="accent2"/>
@@ -15472,6 +16079,12 @@
         <w:insideH w:val="single" w:sz="8" w:space="0" w:color="C0504D" w:themeColor="accent2"/>
         <w:insideV w:val="single" w:sz="8" w:space="0" w:color="C0504D" w:themeColor="accent2"/>
       </w:tblBorders>
+      <w:tblCellMar>
+        <w:top w:w="0" w:type="dxa"/>
+        <w:left w:w="108" w:type="dxa"/>
+        <w:bottom w:w="0" w:type="dxa"/>
+        <w:right w:w="108" w:type="dxa"/>
+      </w:tblCellMar>
     </w:tblPr>
     <w:tblStylePr w:type="firstRow">
       <w:pPr>
@@ -15587,6 +16200,7 @@
     <w:tblPr>
       <w:tblStyleRowBandSize w:val="1"/>
       <w:tblStyleColBandSize w:val="1"/>
+      <w:tblInd w:w="0" w:type="dxa"/>
       <w:tblBorders>
         <w:top w:val="single" w:sz="8" w:space="0" w:color="9BBB59" w:themeColor="accent3"/>
         <w:left w:val="single" w:sz="8" w:space="0" w:color="9BBB59" w:themeColor="accent3"/>
@@ -15595,6 +16209,12 @@
         <w:insideH w:val="single" w:sz="8" w:space="0" w:color="9BBB59" w:themeColor="accent3"/>
         <w:insideV w:val="single" w:sz="8" w:space="0" w:color="9BBB59" w:themeColor="accent3"/>
       </w:tblBorders>
+      <w:tblCellMar>
+        <w:top w:w="0" w:type="dxa"/>
+        <w:left w:w="108" w:type="dxa"/>
+        <w:bottom w:w="0" w:type="dxa"/>
+        <w:right w:w="108" w:type="dxa"/>
+      </w:tblCellMar>
     </w:tblPr>
     <w:tblStylePr w:type="firstRow">
       <w:pPr>
@@ -15710,6 +16330,7 @@
     <w:tblPr>
       <w:tblStyleRowBandSize w:val="1"/>
       <w:tblStyleColBandSize w:val="1"/>
+      <w:tblInd w:w="0" w:type="dxa"/>
       <w:tblBorders>
         <w:top w:val="single" w:sz="8" w:space="0" w:color="8064A2" w:themeColor="accent4"/>
         <w:left w:val="single" w:sz="8" w:space="0" w:color="8064A2" w:themeColor="accent4"/>
@@ -15718,6 +16339,12 @@
         <w:insideH w:val="single" w:sz="8" w:space="0" w:color="8064A2" w:themeColor="accent4"/>
         <w:insideV w:val="single" w:sz="8" w:space="0" w:color="8064A2" w:themeColor="accent4"/>
       </w:tblBorders>
+      <w:tblCellMar>
+        <w:top w:w="0" w:type="dxa"/>
+        <w:left w:w="108" w:type="dxa"/>
+        <w:bottom w:w="0" w:type="dxa"/>
+        <w:right w:w="108" w:type="dxa"/>
+      </w:tblCellMar>
     </w:tblPr>
     <w:tblStylePr w:type="firstRow">
       <w:pPr>
@@ -15833,6 +16460,7 @@
     <w:tblPr>
       <w:tblStyleRowBandSize w:val="1"/>
       <w:tblStyleColBandSize w:val="1"/>
+      <w:tblInd w:w="0" w:type="dxa"/>
       <w:tblBorders>
         <w:top w:val="single" w:sz="8" w:space="0" w:color="4BACC6" w:themeColor="accent5"/>
         <w:left w:val="single" w:sz="8" w:space="0" w:color="4BACC6" w:themeColor="accent5"/>
@@ -15841,6 +16469,12 @@
         <w:insideH w:val="single" w:sz="8" w:space="0" w:color="4BACC6" w:themeColor="accent5"/>
         <w:insideV w:val="single" w:sz="8" w:space="0" w:color="4BACC6" w:themeColor="accent5"/>
       </w:tblBorders>
+      <w:tblCellMar>
+        <w:top w:w="0" w:type="dxa"/>
+        <w:left w:w="108" w:type="dxa"/>
+        <w:bottom w:w="0" w:type="dxa"/>
+        <w:right w:w="108" w:type="dxa"/>
+      </w:tblCellMar>
     </w:tblPr>
     <w:tblStylePr w:type="firstRow">
       <w:pPr>
@@ -15956,6 +16590,7 @@
     <w:tblPr>
       <w:tblStyleRowBandSize w:val="1"/>
       <w:tblStyleColBandSize w:val="1"/>
+      <w:tblInd w:w="0" w:type="dxa"/>
       <w:tblBorders>
         <w:top w:val="single" w:sz="8" w:space="0" w:color="F79646" w:themeColor="accent6"/>
         <w:left w:val="single" w:sz="8" w:space="0" w:color="F79646" w:themeColor="accent6"/>
@@ -15964,6 +16599,12 @@
         <w:insideH w:val="single" w:sz="8" w:space="0" w:color="F79646" w:themeColor="accent6"/>
         <w:insideV w:val="single" w:sz="8" w:space="0" w:color="F79646" w:themeColor="accent6"/>
       </w:tblBorders>
+      <w:tblCellMar>
+        <w:top w:w="0" w:type="dxa"/>
+        <w:left w:w="108" w:type="dxa"/>
+        <w:bottom w:w="0" w:type="dxa"/>
+        <w:right w:w="108" w:type="dxa"/>
+      </w:tblCellMar>
     </w:tblPr>
     <w:tblStylePr w:type="firstRow">
       <w:pPr>
@@ -16079,6 +16720,7 @@
     <w:tblPr>
       <w:tblStyleRowBandSize w:val="1"/>
       <w:tblStyleColBandSize w:val="1"/>
+      <w:tblInd w:w="0" w:type="dxa"/>
       <w:tblBorders>
         <w:top w:val="single" w:sz="8" w:space="0" w:color="404040" w:themeColor="text1" w:themeTint="BF"/>
         <w:left w:val="single" w:sz="8" w:space="0" w:color="404040" w:themeColor="text1" w:themeTint="BF"/>
@@ -16086,6 +16728,12 @@
         <w:right w:val="single" w:sz="8" w:space="0" w:color="404040" w:themeColor="text1" w:themeTint="BF"/>
         <w:insideH w:val="single" w:sz="8" w:space="0" w:color="404040" w:themeColor="text1" w:themeTint="BF"/>
       </w:tblBorders>
+      <w:tblCellMar>
+        <w:top w:w="0" w:type="dxa"/>
+        <w:left w:w="108" w:type="dxa"/>
+        <w:bottom w:w="0" w:type="dxa"/>
+        <w:right w:w="108" w:type="dxa"/>
+      </w:tblCellMar>
     </w:tblPr>
     <w:tblStylePr w:type="firstRow">
       <w:pPr>
@@ -16178,6 +16826,7 @@
     <w:tblPr>
       <w:tblStyleRowBandSize w:val="1"/>
       <w:tblStyleColBandSize w:val="1"/>
+      <w:tblInd w:w="0" w:type="dxa"/>
       <w:tblBorders>
         <w:top w:val="single" w:sz="8" w:space="0" w:color="7BA0CD" w:themeColor="accent1" w:themeTint="BF"/>
         <w:left w:val="single" w:sz="8" w:space="0" w:color="7BA0CD" w:themeColor="accent1" w:themeTint="BF"/>
@@ -16185,6 +16834,12 @@
         <w:right w:val="single" w:sz="8" w:space="0" w:color="7BA0CD" w:themeColor="accent1" w:themeTint="BF"/>
         <w:insideH w:val="single" w:sz="8" w:space="0" w:color="7BA0CD" w:themeColor="accent1" w:themeTint="BF"/>
       </w:tblBorders>
+      <w:tblCellMar>
+        <w:top w:w="0" w:type="dxa"/>
+        <w:left w:w="108" w:type="dxa"/>
+        <w:bottom w:w="0" w:type="dxa"/>
+        <w:right w:w="108" w:type="dxa"/>
+      </w:tblCellMar>
     </w:tblPr>
     <w:tblStylePr w:type="firstRow">
       <w:pPr>
@@ -16277,6 +16932,7 @@
     <w:tblPr>
       <w:tblStyleRowBandSize w:val="1"/>
       <w:tblStyleColBandSize w:val="1"/>
+      <w:tblInd w:w="0" w:type="dxa"/>
       <w:tblBorders>
         <w:top w:val="single" w:sz="8" w:space="0" w:color="CF7B79" w:themeColor="accent2" w:themeTint="BF"/>
         <w:left w:val="single" w:sz="8" w:space="0" w:color="CF7B79" w:themeColor="accent2" w:themeTint="BF"/>
@@ -16284,6 +16940,12 @@
         <w:right w:val="single" w:sz="8" w:space="0" w:color="CF7B79" w:themeColor="accent2" w:themeTint="BF"/>
         <w:insideH w:val="single" w:sz="8" w:space="0" w:color="CF7B79" w:themeColor="accent2" w:themeTint="BF"/>
       </w:tblBorders>
+      <w:tblCellMar>
+        <w:top w:w="0" w:type="dxa"/>
+        <w:left w:w="108" w:type="dxa"/>
+        <w:bottom w:w="0" w:type="dxa"/>
+        <w:right w:w="108" w:type="dxa"/>
+      </w:tblCellMar>
     </w:tblPr>
     <w:tblStylePr w:type="firstRow">
       <w:pPr>
@@ -16376,6 +17038,7 @@
     <w:tblPr>
       <w:tblStyleRowBandSize w:val="1"/>
       <w:tblStyleColBandSize w:val="1"/>
+      <w:tblInd w:w="0" w:type="dxa"/>
       <w:tblBorders>
         <w:top w:val="single" w:sz="8" w:space="0" w:color="B3CC82" w:themeColor="accent3" w:themeTint="BF"/>
         <w:left w:val="single" w:sz="8" w:space="0" w:color="B3CC82" w:themeColor="accent3" w:themeTint="BF"/>
@@ -16383,6 +17046,12 @@
         <w:right w:val="single" w:sz="8" w:space="0" w:color="B3CC82" w:themeColor="accent3" w:themeTint="BF"/>
         <w:insideH w:val="single" w:sz="8" w:space="0" w:color="B3CC82" w:themeColor="accent3" w:themeTint="BF"/>
       </w:tblBorders>
+      <w:tblCellMar>
+        <w:top w:w="0" w:type="dxa"/>
+        <w:left w:w="108" w:type="dxa"/>
+        <w:bottom w:w="0" w:type="dxa"/>
+        <w:right w:w="108" w:type="dxa"/>
+      </w:tblCellMar>
     </w:tblPr>
     <w:tblStylePr w:type="firstRow">
       <w:pPr>
@@ -16475,6 +17144,7 @@
     <w:tblPr>
       <w:tblStyleRowBandSize w:val="1"/>
       <w:tblStyleColBandSize w:val="1"/>
+      <w:tblInd w:w="0" w:type="dxa"/>
       <w:tblBorders>
         <w:top w:val="single" w:sz="8" w:space="0" w:color="9F8AB9" w:themeColor="accent4" w:themeTint="BF"/>
         <w:left w:val="single" w:sz="8" w:space="0" w:color="9F8AB9" w:themeColor="accent4" w:themeTint="BF"/>
@@ -16482,6 +17152,12 @@
         <w:right w:val="single" w:sz="8" w:space="0" w:color="9F8AB9" w:themeColor="accent4" w:themeTint="BF"/>
         <w:insideH w:val="single" w:sz="8" w:space="0" w:color="9F8AB9" w:themeColor="accent4" w:themeTint="BF"/>
       </w:tblBorders>
+      <w:tblCellMar>
+        <w:top w:w="0" w:type="dxa"/>
+        <w:left w:w="108" w:type="dxa"/>
+        <w:bottom w:w="0" w:type="dxa"/>
+        <w:right w:w="108" w:type="dxa"/>
+      </w:tblCellMar>
     </w:tblPr>
     <w:tblStylePr w:type="firstRow">
       <w:pPr>
@@ -16574,6 +17250,7 @@
     <w:tblPr>
       <w:tblStyleRowBandSize w:val="1"/>
       <w:tblStyleColBandSize w:val="1"/>
+      <w:tblInd w:w="0" w:type="dxa"/>
       <w:tblBorders>
         <w:top w:val="single" w:sz="8" w:space="0" w:color="78C0D4" w:themeColor="accent5" w:themeTint="BF"/>
         <w:left w:val="single" w:sz="8" w:space="0" w:color="78C0D4" w:themeColor="accent5" w:themeTint="BF"/>
@@ -16581,6 +17258,12 @@
         <w:right w:val="single" w:sz="8" w:space="0" w:color="78C0D4" w:themeColor="accent5" w:themeTint="BF"/>
         <w:insideH w:val="single" w:sz="8" w:space="0" w:color="78C0D4" w:themeColor="accent5" w:themeTint="BF"/>
       </w:tblBorders>
+      <w:tblCellMar>
+        <w:top w:w="0" w:type="dxa"/>
+        <w:left w:w="108" w:type="dxa"/>
+        <w:bottom w:w="0" w:type="dxa"/>
+        <w:right w:w="108" w:type="dxa"/>
+      </w:tblCellMar>
     </w:tblPr>
     <w:tblStylePr w:type="firstRow">
       <w:pPr>
@@ -16673,6 +17356,7 @@
     <w:tblPr>
       <w:tblStyleRowBandSize w:val="1"/>
       <w:tblStyleColBandSize w:val="1"/>
+      <w:tblInd w:w="0" w:type="dxa"/>
       <w:tblBorders>
         <w:top w:val="single" w:sz="8" w:space="0" w:color="F9B074" w:themeColor="accent6" w:themeTint="BF"/>
         <w:left w:val="single" w:sz="8" w:space="0" w:color="F9B074" w:themeColor="accent6" w:themeTint="BF"/>
@@ -16680,6 +17364,12 @@
         <w:right w:val="single" w:sz="8" w:space="0" w:color="F9B074" w:themeColor="accent6" w:themeTint="BF"/>
         <w:insideH w:val="single" w:sz="8" w:space="0" w:color="F9B074" w:themeColor="accent6" w:themeTint="BF"/>
       </w:tblBorders>
+      <w:tblCellMar>
+        <w:top w:w="0" w:type="dxa"/>
+        <w:left w:w="108" w:type="dxa"/>
+        <w:bottom w:w="0" w:type="dxa"/>
+        <w:right w:w="108" w:type="dxa"/>
+      </w:tblCellMar>
     </w:tblPr>
     <w:tblStylePr w:type="firstRow">
       <w:pPr>
@@ -16772,10 +17462,17 @@
     <w:tblPr>
       <w:tblStyleRowBandSize w:val="1"/>
       <w:tblStyleColBandSize w:val="1"/>
+      <w:tblInd w:w="0" w:type="dxa"/>
       <w:tblBorders>
         <w:top w:val="single" w:sz="18" w:space="0" w:color="auto"/>
         <w:bottom w:val="single" w:sz="18" w:space="0" w:color="auto"/>
       </w:tblBorders>
+      <w:tblCellMar>
+        <w:top w:w="0" w:type="dxa"/>
+        <w:left w:w="108" w:type="dxa"/>
+        <w:bottom w:w="0" w:type="dxa"/>
+        <w:right w:w="108" w:type="dxa"/>
+      </w:tblCellMar>
     </w:tblPr>
     <w:tblStylePr w:type="firstRow">
       <w:pPr>
@@ -16914,10 +17611,17 @@
     <w:tblPr>
       <w:tblStyleRowBandSize w:val="1"/>
       <w:tblStyleColBandSize w:val="1"/>
+      <w:tblInd w:w="0" w:type="dxa"/>
       <w:tblBorders>
         <w:top w:val="single" w:sz="18" w:space="0" w:color="auto"/>
         <w:bottom w:val="single" w:sz="18" w:space="0" w:color="auto"/>
       </w:tblBorders>
+      <w:tblCellMar>
+        <w:top w:w="0" w:type="dxa"/>
+        <w:left w:w="108" w:type="dxa"/>
+        <w:bottom w:w="0" w:type="dxa"/>
+        <w:right w:w="108" w:type="dxa"/>
+      </w:tblCellMar>
     </w:tblPr>
     <w:tblStylePr w:type="firstRow">
       <w:pPr>
@@ -17056,10 +17760,17 @@
     <w:tblPr>
       <w:tblStyleRowBandSize w:val="1"/>
       <w:tblStyleColBandSize w:val="1"/>
+      <w:tblInd w:w="0" w:type="dxa"/>
       <w:tblBorders>
         <w:top w:val="single" w:sz="18" w:space="0" w:color="auto"/>
         <w:bottom w:val="single" w:sz="18" w:space="0" w:color="auto"/>
       </w:tblBorders>
+      <w:tblCellMar>
+        <w:top w:w="0" w:type="dxa"/>
+        <w:left w:w="108" w:type="dxa"/>
+        <w:bottom w:w="0" w:type="dxa"/>
+        <w:right w:w="108" w:type="dxa"/>
+      </w:tblCellMar>
     </w:tblPr>
     <w:tblStylePr w:type="firstRow">
       <w:pPr>
@@ -17198,10 +17909,17 @@
     <w:tblPr>
       <w:tblStyleRowBandSize w:val="1"/>
       <w:tblStyleColBandSize w:val="1"/>
+      <w:tblInd w:w="0" w:type="dxa"/>
       <w:tblBorders>
         <w:top w:val="single" w:sz="18" w:space="0" w:color="auto"/>
         <w:bottom w:val="single" w:sz="18" w:space="0" w:color="auto"/>
       </w:tblBorders>
+      <w:tblCellMar>
+        <w:top w:w="0" w:type="dxa"/>
+        <w:left w:w="108" w:type="dxa"/>
+        <w:bottom w:w="0" w:type="dxa"/>
+        <w:right w:w="108" w:type="dxa"/>
+      </w:tblCellMar>
     </w:tblPr>
     <w:tblStylePr w:type="firstRow">
       <w:pPr>
@@ -17340,10 +18058,17 @@
     <w:tblPr>
       <w:tblStyleRowBandSize w:val="1"/>
       <w:tblStyleColBandSize w:val="1"/>
+      <w:tblInd w:w="0" w:type="dxa"/>
       <w:tblBorders>
         <w:top w:val="single" w:sz="18" w:space="0" w:color="auto"/>
         <w:bottom w:val="single" w:sz="18" w:space="0" w:color="auto"/>
       </w:tblBorders>
+      <w:tblCellMar>
+        <w:top w:w="0" w:type="dxa"/>
+        <w:left w:w="108" w:type="dxa"/>
+        <w:bottom w:w="0" w:type="dxa"/>
+        <w:right w:w="108" w:type="dxa"/>
+      </w:tblCellMar>
     </w:tblPr>
     <w:tblStylePr w:type="firstRow">
       <w:pPr>
@@ -17482,10 +18207,17 @@
     <w:tblPr>
       <w:tblStyleRowBandSize w:val="1"/>
       <w:tblStyleColBandSize w:val="1"/>
+      <w:tblInd w:w="0" w:type="dxa"/>
       <w:tblBorders>
         <w:top w:val="single" w:sz="18" w:space="0" w:color="auto"/>
         <w:bottom w:val="single" w:sz="18" w:space="0" w:color="auto"/>
       </w:tblBorders>
+      <w:tblCellMar>
+        <w:top w:w="0" w:type="dxa"/>
+        <w:left w:w="108" w:type="dxa"/>
+        <w:bottom w:w="0" w:type="dxa"/>
+        <w:right w:w="108" w:type="dxa"/>
+      </w:tblCellMar>
     </w:tblPr>
     <w:tblStylePr w:type="firstRow">
       <w:pPr>
@@ -17624,10 +18356,17 @@
     <w:tblPr>
       <w:tblStyleRowBandSize w:val="1"/>
       <w:tblStyleColBandSize w:val="1"/>
+      <w:tblInd w:w="0" w:type="dxa"/>
       <w:tblBorders>
         <w:top w:val="single" w:sz="18" w:space="0" w:color="auto"/>
         <w:bottom w:val="single" w:sz="18" w:space="0" w:color="auto"/>
       </w:tblBorders>
+      <w:tblCellMar>
+        <w:top w:w="0" w:type="dxa"/>
+        <w:left w:w="108" w:type="dxa"/>
+        <w:bottom w:w="0" w:type="dxa"/>
+        <w:right w:w="108" w:type="dxa"/>
+      </w:tblCellMar>
     </w:tblPr>
     <w:tblStylePr w:type="firstRow">
       <w:pPr>
@@ -17769,10 +18508,17 @@
     <w:tblPr>
       <w:tblStyleRowBandSize w:val="1"/>
       <w:tblStyleColBandSize w:val="1"/>
+      <w:tblInd w:w="0" w:type="dxa"/>
       <w:tblBorders>
         <w:top w:val="single" w:sz="8" w:space="0" w:color="000000" w:themeColor="text1"/>
         <w:bottom w:val="single" w:sz="8" w:space="0" w:color="000000" w:themeColor="text1"/>
       </w:tblBorders>
+      <w:tblCellMar>
+        <w:top w:w="0" w:type="dxa"/>
+        <w:left w:w="108" w:type="dxa"/>
+        <w:bottom w:w="0" w:type="dxa"/>
+        <w:right w:w="108" w:type="dxa"/>
+      </w:tblCellMar>
     </w:tblPr>
     <w:tblStylePr w:type="firstRow">
       <w:rPr>
@@ -17846,10 +18592,17 @@
     <w:tblPr>
       <w:tblStyleRowBandSize w:val="1"/>
       <w:tblStyleColBandSize w:val="1"/>
+      <w:tblInd w:w="0" w:type="dxa"/>
       <w:tblBorders>
         <w:top w:val="single" w:sz="8" w:space="0" w:color="4F81BD" w:themeColor="accent1"/>
         <w:bottom w:val="single" w:sz="8" w:space="0" w:color="4F81BD" w:themeColor="accent1"/>
       </w:tblBorders>
+      <w:tblCellMar>
+        <w:top w:w="0" w:type="dxa"/>
+        <w:left w:w="108" w:type="dxa"/>
+        <w:bottom w:w="0" w:type="dxa"/>
+        <w:right w:w="108" w:type="dxa"/>
+      </w:tblCellMar>
     </w:tblPr>
     <w:tblStylePr w:type="firstRow">
       <w:rPr>
@@ -17923,10 +18676,17 @@
     <w:tblPr>
       <w:tblStyleRowBandSize w:val="1"/>
       <w:tblStyleColBandSize w:val="1"/>
+      <w:tblInd w:w="0" w:type="dxa"/>
       <w:tblBorders>
         <w:top w:val="single" w:sz="8" w:space="0" w:color="C0504D" w:themeColor="accent2"/>
         <w:bottom w:val="single" w:sz="8" w:space="0" w:color="C0504D" w:themeColor="accent2"/>
       </w:tblBorders>
+      <w:tblCellMar>
+        <w:top w:w="0" w:type="dxa"/>
+        <w:left w:w="108" w:type="dxa"/>
+        <w:bottom w:w="0" w:type="dxa"/>
+        <w:right w:w="108" w:type="dxa"/>
+      </w:tblCellMar>
     </w:tblPr>
     <w:tblStylePr w:type="firstRow">
       <w:rPr>
@@ -18000,10 +18760,17 @@
     <w:tblPr>
       <w:tblStyleRowBandSize w:val="1"/>
       <w:tblStyleColBandSize w:val="1"/>
+      <w:tblInd w:w="0" w:type="dxa"/>
       <w:tblBorders>
         <w:top w:val="single" w:sz="8" w:space="0" w:color="9BBB59" w:themeColor="accent3"/>
         <w:bottom w:val="single" w:sz="8" w:space="0" w:color="9BBB59" w:themeColor="accent3"/>
       </w:tblBorders>
+      <w:tblCellMar>
+        <w:top w:w="0" w:type="dxa"/>
+        <w:left w:w="108" w:type="dxa"/>
+        <w:bottom w:w="0" w:type="dxa"/>
+        <w:right w:w="108" w:type="dxa"/>
+      </w:tblCellMar>
     </w:tblPr>
     <w:tblStylePr w:type="firstRow">
       <w:rPr>
@@ -18077,10 +18844,17 @@
     <w:tblPr>
       <w:tblStyleRowBandSize w:val="1"/>
       <w:tblStyleColBandSize w:val="1"/>
+      <w:tblInd w:w="0" w:type="dxa"/>
       <w:tblBorders>
         <w:top w:val="single" w:sz="8" w:space="0" w:color="8064A2" w:themeColor="accent4"/>
         <w:bottom w:val="single" w:sz="8" w:space="0" w:color="8064A2" w:themeColor="accent4"/>
       </w:tblBorders>
+      <w:tblCellMar>
+        <w:top w:w="0" w:type="dxa"/>
+        <w:left w:w="108" w:type="dxa"/>
+        <w:bottom w:w="0" w:type="dxa"/>
+        <w:right w:w="108" w:type="dxa"/>
+      </w:tblCellMar>
     </w:tblPr>
     <w:tblStylePr w:type="firstRow">
       <w:rPr>
@@ -18154,10 +18928,17 @@
     <w:tblPr>
       <w:tblStyleRowBandSize w:val="1"/>
       <w:tblStyleColBandSize w:val="1"/>
+      <w:tblInd w:w="0" w:type="dxa"/>
       <w:tblBorders>
         <w:top w:val="single" w:sz="8" w:space="0" w:color="4BACC6" w:themeColor="accent5"/>
         <w:bottom w:val="single" w:sz="8" w:space="0" w:color="4BACC6" w:themeColor="accent5"/>
       </w:tblBorders>
+      <w:tblCellMar>
+        <w:top w:w="0" w:type="dxa"/>
+        <w:left w:w="108" w:type="dxa"/>
+        <w:bottom w:w="0" w:type="dxa"/>
+        <w:right w:w="108" w:type="dxa"/>
+      </w:tblCellMar>
     </w:tblPr>
     <w:tblStylePr w:type="firstRow">
       <w:rPr>
@@ -18231,10 +19012,17 @@
     <w:tblPr>
       <w:tblStyleRowBandSize w:val="1"/>
       <w:tblStyleColBandSize w:val="1"/>
+      <w:tblInd w:w="0" w:type="dxa"/>
       <w:tblBorders>
         <w:top w:val="single" w:sz="8" w:space="0" w:color="F79646" w:themeColor="accent6"/>
         <w:bottom w:val="single" w:sz="8" w:space="0" w:color="F79646" w:themeColor="accent6"/>
       </w:tblBorders>
+      <w:tblCellMar>
+        <w:top w:w="0" w:type="dxa"/>
+        <w:left w:w="108" w:type="dxa"/>
+        <w:bottom w:w="0" w:type="dxa"/>
+        <w:right w:w="108" w:type="dxa"/>
+      </w:tblCellMar>
     </w:tblPr>
     <w:tblStylePr w:type="firstRow">
       <w:rPr>
@@ -18309,12 +19097,19 @@
     <w:tblPr>
       <w:tblStyleRowBandSize w:val="1"/>
       <w:tblStyleColBandSize w:val="1"/>
+      <w:tblInd w:w="0" w:type="dxa"/>
       <w:tblBorders>
         <w:top w:val="single" w:sz="8" w:space="0" w:color="000000" w:themeColor="text1"/>
         <w:left w:val="single" w:sz="8" w:space="0" w:color="000000" w:themeColor="text1"/>
         <w:bottom w:val="single" w:sz="8" w:space="0" w:color="000000" w:themeColor="text1"/>
         <w:right w:val="single" w:sz="8" w:space="0" w:color="000000" w:themeColor="text1"/>
       </w:tblBorders>
+      <w:tblCellMar>
+        <w:top w:w="0" w:type="dxa"/>
+        <w:left w:w="108" w:type="dxa"/>
+        <w:bottom w:w="0" w:type="dxa"/>
+        <w:right w:w="108" w:type="dxa"/>
+      </w:tblCellMar>
     </w:tblPr>
     <w:tblStylePr w:type="firstRow">
       <w:rPr>
@@ -18430,12 +19225,19 @@
     <w:tblPr>
       <w:tblStyleRowBandSize w:val="1"/>
       <w:tblStyleColBandSize w:val="1"/>
+      <w:tblInd w:w="0" w:type="dxa"/>
       <w:tblBorders>
         <w:top w:val="single" w:sz="8" w:space="0" w:color="4F81BD" w:themeColor="accent1"/>
         <w:left w:val="single" w:sz="8" w:space="0" w:color="4F81BD" w:themeColor="accent1"/>
         <w:bottom w:val="single" w:sz="8" w:space="0" w:color="4F81BD" w:themeColor="accent1"/>
         <w:right w:val="single" w:sz="8" w:space="0" w:color="4F81BD" w:themeColor="accent1"/>
       </w:tblBorders>
+      <w:tblCellMar>
+        <w:top w:w="0" w:type="dxa"/>
+        <w:left w:w="108" w:type="dxa"/>
+        <w:bottom w:w="0" w:type="dxa"/>
+        <w:right w:w="108" w:type="dxa"/>
+      </w:tblCellMar>
     </w:tblPr>
     <w:tblStylePr w:type="firstRow">
       <w:rPr>
@@ -18551,12 +19353,19 @@
     <w:tblPr>
       <w:tblStyleRowBandSize w:val="1"/>
       <w:tblStyleColBandSize w:val="1"/>
+      <w:tblInd w:w="0" w:type="dxa"/>
       <w:tblBorders>
         <w:top w:val="single" w:sz="8" w:space="0" w:color="C0504D" w:themeColor="accent2"/>
         <w:left w:val="single" w:sz="8" w:space="0" w:color="C0504D" w:themeColor="accent2"/>
         <w:bottom w:val="single" w:sz="8" w:space="0" w:color="C0504D" w:themeColor="accent2"/>
         <w:right w:val="single" w:sz="8" w:space="0" w:color="C0504D" w:themeColor="accent2"/>
       </w:tblBorders>
+      <w:tblCellMar>
+        <w:top w:w="0" w:type="dxa"/>
+        <w:left w:w="108" w:type="dxa"/>
+        <w:bottom w:w="0" w:type="dxa"/>
+        <w:right w:w="108" w:type="dxa"/>
+      </w:tblCellMar>
     </w:tblPr>
     <w:tblStylePr w:type="firstRow">
       <w:rPr>
@@ -18672,12 +19481,19 @@
     <w:tblPr>
       <w:tblStyleRowBandSize w:val="1"/>
       <w:tblStyleColBandSize w:val="1"/>
+      <w:tblInd w:w="0" w:type="dxa"/>
       <w:tblBorders>
         <w:top w:val="single" w:sz="8" w:space="0" w:color="9BBB59" w:themeColor="accent3"/>
         <w:left w:val="single" w:sz="8" w:space="0" w:color="9BBB59" w:themeColor="accent3"/>
         <w:bottom w:val="single" w:sz="8" w:space="0" w:color="9BBB59" w:themeColor="accent3"/>
         <w:right w:val="single" w:sz="8" w:space="0" w:color="9BBB59" w:themeColor="accent3"/>
       </w:tblBorders>
+      <w:tblCellMar>
+        <w:top w:w="0" w:type="dxa"/>
+        <w:left w:w="108" w:type="dxa"/>
+        <w:bottom w:w="0" w:type="dxa"/>
+        <w:right w:w="108" w:type="dxa"/>
+      </w:tblCellMar>
     </w:tblPr>
     <w:tblStylePr w:type="firstRow">
       <w:rPr>
@@ -18793,12 +19609,19 @@
     <w:tblPr>
       <w:tblStyleRowBandSize w:val="1"/>
       <w:tblStyleColBandSize w:val="1"/>
+      <w:tblInd w:w="0" w:type="dxa"/>
       <w:tblBorders>
         <w:top w:val="single" w:sz="8" w:space="0" w:color="8064A2" w:themeColor="accent4"/>
         <w:left w:val="single" w:sz="8" w:space="0" w:color="8064A2" w:themeColor="accent4"/>
         <w:bottom w:val="single" w:sz="8" w:space="0" w:color="8064A2" w:themeColor="accent4"/>
         <w:right w:val="single" w:sz="8" w:space="0" w:color="8064A2" w:themeColor="accent4"/>
       </w:tblBorders>
+      <w:tblCellMar>
+        <w:top w:w="0" w:type="dxa"/>
+        <w:left w:w="108" w:type="dxa"/>
+        <w:bottom w:w="0" w:type="dxa"/>
+        <w:right w:w="108" w:type="dxa"/>
+      </w:tblCellMar>
     </w:tblPr>
     <w:tblStylePr w:type="firstRow">
       <w:rPr>
@@ -18914,12 +19737,19 @@
     <w:tblPr>
       <w:tblStyleRowBandSize w:val="1"/>
       <w:tblStyleColBandSize w:val="1"/>
+      <w:tblInd w:w="0" w:type="dxa"/>
       <w:tblBorders>
         <w:top w:val="single" w:sz="8" w:space="0" w:color="4BACC6" w:themeColor="accent5"/>
         <w:left w:val="single" w:sz="8" w:space="0" w:color="4BACC6" w:themeColor="accent5"/>
         <w:bottom w:val="single" w:sz="8" w:space="0" w:color="4BACC6" w:themeColor="accent5"/>
         <w:right w:val="single" w:sz="8" w:space="0" w:color="4BACC6" w:themeColor="accent5"/>
       </w:tblBorders>
+      <w:tblCellMar>
+        <w:top w:w="0" w:type="dxa"/>
+        <w:left w:w="108" w:type="dxa"/>
+        <w:bottom w:w="0" w:type="dxa"/>
+        <w:right w:w="108" w:type="dxa"/>
+      </w:tblCellMar>
     </w:tblPr>
     <w:tblStylePr w:type="firstRow">
       <w:rPr>
@@ -19035,12 +19865,19 @@
     <w:tblPr>
       <w:tblStyleRowBandSize w:val="1"/>
       <w:tblStyleColBandSize w:val="1"/>
+      <w:tblInd w:w="0" w:type="dxa"/>
       <w:tblBorders>
         <w:top w:val="single" w:sz="8" w:space="0" w:color="F79646" w:themeColor="accent6"/>
         <w:left w:val="single" w:sz="8" w:space="0" w:color="F79646" w:themeColor="accent6"/>
         <w:bottom w:val="single" w:sz="8" w:space="0" w:color="F79646" w:themeColor="accent6"/>
         <w:right w:val="single" w:sz="8" w:space="0" w:color="F79646" w:themeColor="accent6"/>
       </w:tblBorders>
+      <w:tblCellMar>
+        <w:top w:w="0" w:type="dxa"/>
+        <w:left w:w="108" w:type="dxa"/>
+        <w:bottom w:w="0" w:type="dxa"/>
+        <w:right w:w="108" w:type="dxa"/>
+      </w:tblCellMar>
     </w:tblPr>
     <w:tblStylePr w:type="firstRow">
       <w:rPr>
@@ -19152,6 +19989,7 @@
     <w:tblPr>
       <w:tblStyleRowBandSize w:val="1"/>
       <w:tblStyleColBandSize w:val="1"/>
+      <w:tblInd w:w="0" w:type="dxa"/>
       <w:tblBorders>
         <w:top w:val="single" w:sz="8" w:space="0" w:color="404040" w:themeColor="text1" w:themeTint="BF"/>
         <w:left w:val="single" w:sz="8" w:space="0" w:color="404040" w:themeColor="text1" w:themeTint="BF"/>
@@ -19160,6 +19998,12 @@
         <w:insideH w:val="single" w:sz="8" w:space="0" w:color="404040" w:themeColor="text1" w:themeTint="BF"/>
         <w:insideV w:val="single" w:sz="8" w:space="0" w:color="404040" w:themeColor="text1" w:themeTint="BF"/>
       </w:tblBorders>
+      <w:tblCellMar>
+        <w:top w:w="0" w:type="dxa"/>
+        <w:left w:w="108" w:type="dxa"/>
+        <w:bottom w:w="0" w:type="dxa"/>
+        <w:right w:w="108" w:type="dxa"/>
+      </w:tblCellMar>
     </w:tblPr>
     <w:tcPr>
       <w:shd w:val="clear" w:color="auto" w:fill="C0C0C0" w:themeFill="text1" w:themeFillTint="3F"/>
@@ -19218,6 +20062,7 @@
     <w:tblPr>
       <w:tblStyleRowBandSize w:val="1"/>
       <w:tblStyleColBandSize w:val="1"/>
+      <w:tblInd w:w="0" w:type="dxa"/>
       <w:tblBorders>
         <w:top w:val="single" w:sz="8" w:space="0" w:color="7BA0CD" w:themeColor="accent1" w:themeTint="BF"/>
         <w:left w:val="single" w:sz="8" w:space="0" w:color="7BA0CD" w:themeColor="accent1" w:themeTint="BF"/>
@@ -19226,6 +20071,12 @@
         <w:insideH w:val="single" w:sz="8" w:space="0" w:color="7BA0CD" w:themeColor="accent1" w:themeTint="BF"/>
         <w:insideV w:val="single" w:sz="8" w:space="0" w:color="7BA0CD" w:themeColor="accent1" w:themeTint="BF"/>
       </w:tblBorders>
+      <w:tblCellMar>
+        <w:top w:w="0" w:type="dxa"/>
+        <w:left w:w="108" w:type="dxa"/>
+        <w:bottom w:w="0" w:type="dxa"/>
+        <w:right w:w="108" w:type="dxa"/>
+      </w:tblCellMar>
     </w:tblPr>
     <w:tcPr>
       <w:shd w:val="clear" w:color="auto" w:fill="D3DFEE" w:themeFill="accent1" w:themeFillTint="3F"/>
@@ -19284,6 +20135,7 @@
     <w:tblPr>
       <w:tblStyleRowBandSize w:val="1"/>
       <w:tblStyleColBandSize w:val="1"/>
+      <w:tblInd w:w="0" w:type="dxa"/>
       <w:tblBorders>
         <w:top w:val="single" w:sz="8" w:space="0" w:color="CF7B79" w:themeColor="accent2" w:themeTint="BF"/>
         <w:left w:val="single" w:sz="8" w:space="0" w:color="CF7B79" w:themeColor="accent2" w:themeTint="BF"/>
@@ -19292,6 +20144,12 @@
         <w:insideH w:val="single" w:sz="8" w:space="0" w:color="CF7B79" w:themeColor="accent2" w:themeTint="BF"/>
         <w:insideV w:val="single" w:sz="8" w:space="0" w:color="CF7B79" w:themeColor="accent2" w:themeTint="BF"/>
       </w:tblBorders>
+      <w:tblCellMar>
+        <w:top w:w="0" w:type="dxa"/>
+        <w:left w:w="108" w:type="dxa"/>
+        <w:bottom w:w="0" w:type="dxa"/>
+        <w:right w:w="108" w:type="dxa"/>
+      </w:tblCellMar>
     </w:tblPr>
     <w:tcPr>
       <w:shd w:val="clear" w:color="auto" w:fill="EFD3D2" w:themeFill="accent2" w:themeFillTint="3F"/>
@@ -19350,6 +20208,7 @@
     <w:tblPr>
       <w:tblStyleRowBandSize w:val="1"/>
       <w:tblStyleColBandSize w:val="1"/>
+      <w:tblInd w:w="0" w:type="dxa"/>
       <w:tblBorders>
         <w:top w:val="single" w:sz="8" w:space="0" w:color="B3CC82" w:themeColor="accent3" w:themeTint="BF"/>
         <w:left w:val="single" w:sz="8" w:space="0" w:color="B3CC82" w:themeColor="accent3" w:themeTint="BF"/>
@@ -19358,6 +20217,12 @@
         <w:insideH w:val="single" w:sz="8" w:space="0" w:color="B3CC82" w:themeColor="accent3" w:themeTint="BF"/>
         <w:insideV w:val="single" w:sz="8" w:space="0" w:color="B3CC82" w:themeColor="accent3" w:themeTint="BF"/>
       </w:tblBorders>
+      <w:tblCellMar>
+        <w:top w:w="0" w:type="dxa"/>
+        <w:left w:w="108" w:type="dxa"/>
+        <w:bottom w:w="0" w:type="dxa"/>
+        <w:right w:w="108" w:type="dxa"/>
+      </w:tblCellMar>
     </w:tblPr>
     <w:tcPr>
       <w:shd w:val="clear" w:color="auto" w:fill="E6EED5" w:themeFill="accent3" w:themeFillTint="3F"/>
@@ -19416,6 +20281,7 @@
     <w:tblPr>
       <w:tblStyleRowBandSize w:val="1"/>
       <w:tblStyleColBandSize w:val="1"/>
+      <w:tblInd w:w="0" w:type="dxa"/>
       <w:tblBorders>
         <w:top w:val="single" w:sz="8" w:space="0" w:color="9F8AB9" w:themeColor="accent4" w:themeTint="BF"/>
         <w:left w:val="single" w:sz="8" w:space="0" w:color="9F8AB9" w:themeColor="accent4" w:themeTint="BF"/>
@@ -19424,6 +20290,12 @@
         <w:insideH w:val="single" w:sz="8" w:space="0" w:color="9F8AB9" w:themeColor="accent4" w:themeTint="BF"/>
         <w:insideV w:val="single" w:sz="8" w:space="0" w:color="9F8AB9" w:themeColor="accent4" w:themeTint="BF"/>
       </w:tblBorders>
+      <w:tblCellMar>
+        <w:top w:w="0" w:type="dxa"/>
+        <w:left w:w="108" w:type="dxa"/>
+        <w:bottom w:w="0" w:type="dxa"/>
+        <w:right w:w="108" w:type="dxa"/>
+      </w:tblCellMar>
     </w:tblPr>
     <w:tcPr>
       <w:shd w:val="clear" w:color="auto" w:fill="DFD8E8" w:themeFill="accent4" w:themeFillTint="3F"/>
@@ -19482,6 +20354,7 @@
     <w:tblPr>
       <w:tblStyleRowBandSize w:val="1"/>
       <w:tblStyleColBandSize w:val="1"/>
+      <w:tblInd w:w="0" w:type="dxa"/>
       <w:tblBorders>
         <w:top w:val="single" w:sz="8" w:space="0" w:color="78C0D4" w:themeColor="accent5" w:themeTint="BF"/>
         <w:left w:val="single" w:sz="8" w:space="0" w:color="78C0D4" w:themeColor="accent5" w:themeTint="BF"/>
@@ -19490,6 +20363,12 @@
         <w:insideH w:val="single" w:sz="8" w:space="0" w:color="78C0D4" w:themeColor="accent5" w:themeTint="BF"/>
         <w:insideV w:val="single" w:sz="8" w:space="0" w:color="78C0D4" w:themeColor="accent5" w:themeTint="BF"/>
       </w:tblBorders>
+      <w:tblCellMar>
+        <w:top w:w="0" w:type="dxa"/>
+        <w:left w:w="108" w:type="dxa"/>
+        <w:bottom w:w="0" w:type="dxa"/>
+        <w:right w:w="108" w:type="dxa"/>
+      </w:tblCellMar>
     </w:tblPr>
     <w:tcPr>
       <w:shd w:val="clear" w:color="auto" w:fill="D2EAF1" w:themeFill="accent5" w:themeFillTint="3F"/>
@@ -19548,6 +20427,7 @@
     <w:tblPr>
       <w:tblStyleRowBandSize w:val="1"/>
       <w:tblStyleColBandSize w:val="1"/>
+      <w:tblInd w:w="0" w:type="dxa"/>
       <w:tblBorders>
         <w:top w:val="single" w:sz="8" w:space="0" w:color="F9B074" w:themeColor="accent6" w:themeTint="BF"/>
         <w:left w:val="single" w:sz="8" w:space="0" w:color="F9B074" w:themeColor="accent6" w:themeTint="BF"/>
@@ -19556,6 +20436,12 @@
         <w:insideH w:val="single" w:sz="8" w:space="0" w:color="F9B074" w:themeColor="accent6" w:themeTint="BF"/>
         <w:insideV w:val="single" w:sz="8" w:space="0" w:color="F9B074" w:themeColor="accent6" w:themeTint="BF"/>
       </w:tblBorders>
+      <w:tblCellMar>
+        <w:top w:w="0" w:type="dxa"/>
+        <w:left w:w="108" w:type="dxa"/>
+        <w:bottom w:w="0" w:type="dxa"/>
+        <w:right w:w="108" w:type="dxa"/>
+      </w:tblCellMar>
     </w:tblPr>
     <w:tcPr>
       <w:shd w:val="clear" w:color="auto" w:fill="FDE4D0" w:themeFill="accent6" w:themeFillTint="3F"/>
@@ -19618,6 +20504,7 @@
     <w:tblPr>
       <w:tblStyleRowBandSize w:val="1"/>
       <w:tblStyleColBandSize w:val="1"/>
+      <w:tblInd w:w="0" w:type="dxa"/>
       <w:tblBorders>
         <w:top w:val="single" w:sz="8" w:space="0" w:color="000000" w:themeColor="text1"/>
         <w:left w:val="single" w:sz="8" w:space="0" w:color="000000" w:themeColor="text1"/>
@@ -19626,6 +20513,12 @@
         <w:insideH w:val="single" w:sz="8" w:space="0" w:color="000000" w:themeColor="text1"/>
         <w:insideV w:val="single" w:sz="8" w:space="0" w:color="000000" w:themeColor="text1"/>
       </w:tblBorders>
+      <w:tblCellMar>
+        <w:top w:w="0" w:type="dxa"/>
+        <w:left w:w="108" w:type="dxa"/>
+        <w:bottom w:w="0" w:type="dxa"/>
+        <w:right w:w="108" w:type="dxa"/>
+      </w:tblCellMar>
     </w:tblPr>
     <w:tcPr>
       <w:shd w:val="clear" w:color="auto" w:fill="C0C0C0" w:themeFill="text1" w:themeFillTint="3F"/>
@@ -19736,6 +20629,7 @@
     <w:tblPr>
       <w:tblStyleRowBandSize w:val="1"/>
       <w:tblStyleColBandSize w:val="1"/>
+      <w:tblInd w:w="0" w:type="dxa"/>
       <w:tblBorders>
         <w:top w:val="single" w:sz="8" w:space="0" w:color="4F81BD" w:themeColor="accent1"/>
         <w:left w:val="single" w:sz="8" w:space="0" w:color="4F81BD" w:themeColor="accent1"/>
@@ -19744,6 +20638,12 @@
         <w:insideH w:val="single" w:sz="8" w:space="0" w:color="4F81BD" w:themeColor="accent1"/>
         <w:insideV w:val="single" w:sz="8" w:space="0" w:color="4F81BD" w:themeColor="accent1"/>
       </w:tblBorders>
+      <w:tblCellMar>
+        <w:top w:w="0" w:type="dxa"/>
+        <w:left w:w="108" w:type="dxa"/>
+        <w:bottom w:w="0" w:type="dxa"/>
+        <w:right w:w="108" w:type="dxa"/>
+      </w:tblCellMar>
     </w:tblPr>
     <w:tcPr>
       <w:shd w:val="clear" w:color="auto" w:fill="D3DFEE" w:themeFill="accent1" w:themeFillTint="3F"/>
@@ -19854,6 +20754,7 @@
     <w:tblPr>
       <w:tblStyleRowBandSize w:val="1"/>
       <w:tblStyleColBandSize w:val="1"/>
+      <w:tblInd w:w="0" w:type="dxa"/>
       <w:tblBorders>
         <w:top w:val="single" w:sz="8" w:space="0" w:color="C0504D" w:themeColor="accent2"/>
         <w:left w:val="single" w:sz="8" w:space="0" w:color="C0504D" w:themeColor="accent2"/>
@@ -19862,6 +20763,12 @@
         <w:insideH w:val="single" w:sz="8" w:space="0" w:color="C0504D" w:themeColor="accent2"/>
         <w:insideV w:val="single" w:sz="8" w:space="0" w:color="C0504D" w:themeColor="accent2"/>
       </w:tblBorders>
+      <w:tblCellMar>
+        <w:top w:w="0" w:type="dxa"/>
+        <w:left w:w="108" w:type="dxa"/>
+        <w:bottom w:w="0" w:type="dxa"/>
+        <w:right w:w="108" w:type="dxa"/>
+      </w:tblCellMar>
     </w:tblPr>
     <w:tcPr>
       <w:shd w:val="clear" w:color="auto" w:fill="EFD3D2" w:themeFill="accent2" w:themeFillTint="3F"/>
@@ -19972,6 +20879,7 @@
     <w:tblPr>
       <w:tblStyleRowBandSize w:val="1"/>
       <w:tblStyleColBandSize w:val="1"/>
+      <w:tblInd w:w="0" w:type="dxa"/>
       <w:tblBorders>
         <w:top w:val="single" w:sz="8" w:space="0" w:color="9BBB59" w:themeColor="accent3"/>
         <w:left w:val="single" w:sz="8" w:space="0" w:color="9BBB59" w:themeColor="accent3"/>
@@ -19980,6 +20888,12 @@
         <w:insideH w:val="single" w:sz="8" w:space="0" w:color="9BBB59" w:themeColor="accent3"/>
         <w:insideV w:val="single" w:sz="8" w:space="0" w:color="9BBB59" w:themeColor="accent3"/>
       </w:tblBorders>
+      <w:tblCellMar>
+        <w:top w:w="0" w:type="dxa"/>
+        <w:left w:w="108" w:type="dxa"/>
+        <w:bottom w:w="0" w:type="dxa"/>
+        <w:right w:w="108" w:type="dxa"/>
+      </w:tblCellMar>
     </w:tblPr>
     <w:tcPr>
       <w:shd w:val="clear" w:color="auto" w:fill="E6EED5" w:themeFill="accent3" w:themeFillTint="3F"/>
@@ -20090,6 +21004,7 @@
     <w:tblPr>
       <w:tblStyleRowBandSize w:val="1"/>
       <w:tblStyleColBandSize w:val="1"/>
+      <w:tblInd w:w="0" w:type="dxa"/>
       <w:tblBorders>
         <w:top w:val="single" w:sz="8" w:space="0" w:color="8064A2" w:themeColor="accent4"/>
         <w:left w:val="single" w:sz="8" w:space="0" w:color="8064A2" w:themeColor="accent4"/>
@@ -20098,6 +21013,12 @@
         <w:insideH w:val="single" w:sz="8" w:space="0" w:color="8064A2" w:themeColor="accent4"/>
         <w:insideV w:val="single" w:sz="8" w:space="0" w:color="8064A2" w:themeColor="accent4"/>
       </w:tblBorders>
+      <w:tblCellMar>
+        <w:top w:w="0" w:type="dxa"/>
+        <w:left w:w="108" w:type="dxa"/>
+        <w:bottom w:w="0" w:type="dxa"/>
+        <w:right w:w="108" w:type="dxa"/>
+      </w:tblCellMar>
     </w:tblPr>
     <w:tcPr>
       <w:shd w:val="clear" w:color="auto" w:fill="DFD8E8" w:themeFill="accent4" w:themeFillTint="3F"/>
@@ -20208,6 +21129,7 @@
     <w:tblPr>
       <w:tblStyleRowBandSize w:val="1"/>
       <w:tblStyleColBandSize w:val="1"/>
+      <w:tblInd w:w="0" w:type="dxa"/>
       <w:tblBorders>
         <w:top w:val="single" w:sz="8" w:space="0" w:color="4BACC6" w:themeColor="accent5"/>
         <w:left w:val="single" w:sz="8" w:space="0" w:color="4BACC6" w:themeColor="accent5"/>
@@ -20216,6 +21138,12 @@
         <w:insideH w:val="single" w:sz="8" w:space="0" w:color="4BACC6" w:themeColor="accent5"/>
         <w:insideV w:val="single" w:sz="8" w:space="0" w:color="4BACC6" w:themeColor="accent5"/>
       </w:tblBorders>
+      <w:tblCellMar>
+        <w:top w:w="0" w:type="dxa"/>
+        <w:left w:w="108" w:type="dxa"/>
+        <w:bottom w:w="0" w:type="dxa"/>
+        <w:right w:w="108" w:type="dxa"/>
+      </w:tblCellMar>
     </w:tblPr>
     <w:tcPr>
       <w:shd w:val="clear" w:color="auto" w:fill="D2EAF1" w:themeFill="accent5" w:themeFillTint="3F"/>
@@ -20326,6 +21254,7 @@
     <w:tblPr>
       <w:tblStyleRowBandSize w:val="1"/>
       <w:tblStyleColBandSize w:val="1"/>
+      <w:tblInd w:w="0" w:type="dxa"/>
       <w:tblBorders>
         <w:top w:val="single" w:sz="8" w:space="0" w:color="F79646" w:themeColor="accent6"/>
         <w:left w:val="single" w:sz="8" w:space="0" w:color="F79646" w:themeColor="accent6"/>
@@ -20334,6 +21263,12 @@
         <w:insideH w:val="single" w:sz="8" w:space="0" w:color="F79646" w:themeColor="accent6"/>
         <w:insideV w:val="single" w:sz="8" w:space="0" w:color="F79646" w:themeColor="accent6"/>
       </w:tblBorders>
+      <w:tblCellMar>
+        <w:top w:w="0" w:type="dxa"/>
+        <w:left w:w="108" w:type="dxa"/>
+        <w:bottom w:w="0" w:type="dxa"/>
+        <w:right w:w="108" w:type="dxa"/>
+      </w:tblCellMar>
     </w:tblPr>
     <w:tcPr>
       <w:shd w:val="clear" w:color="auto" w:fill="FDE4D0" w:themeFill="accent6" w:themeFillTint="3F"/>
@@ -20440,6 +21375,7 @@
     <w:tblPr>
       <w:tblStyleRowBandSize w:val="1"/>
       <w:tblStyleColBandSize w:val="1"/>
+      <w:tblInd w:w="0" w:type="dxa"/>
       <w:tblBorders>
         <w:top w:val="single" w:sz="8" w:space="0" w:color="FFFFFF" w:themeColor="background1"/>
         <w:left w:val="single" w:sz="8" w:space="0" w:color="FFFFFF" w:themeColor="background1"/>
@@ -20448,6 +21384,12 @@
         <w:insideH w:val="single" w:sz="6" w:space="0" w:color="FFFFFF" w:themeColor="background1"/>
         <w:insideV w:val="single" w:sz="6" w:space="0" w:color="FFFFFF" w:themeColor="background1"/>
       </w:tblBorders>
+      <w:tblCellMar>
+        <w:top w:w="0" w:type="dxa"/>
+        <w:left w:w="108" w:type="dxa"/>
+        <w:bottom w:w="0" w:type="dxa"/>
+        <w:right w:w="108" w:type="dxa"/>
+      </w:tblCellMar>
     </w:tblPr>
     <w:tcPr>
       <w:shd w:val="clear" w:color="auto" w:fill="C0C0C0" w:themeFill="text1" w:themeFillTint="3F"/>
@@ -20574,6 +21516,7 @@
     <w:tblPr>
       <w:tblStyleRowBandSize w:val="1"/>
       <w:tblStyleColBandSize w:val="1"/>
+      <w:tblInd w:w="0" w:type="dxa"/>
       <w:tblBorders>
         <w:top w:val="single" w:sz="8" w:space="0" w:color="FFFFFF" w:themeColor="background1"/>
         <w:left w:val="single" w:sz="8" w:space="0" w:color="FFFFFF" w:themeColor="background1"/>
@@ -20582,6 +21525,12 @@
         <w:insideH w:val="single" w:sz="6" w:space="0" w:color="FFFFFF" w:themeColor="background1"/>
         <w:insideV w:val="single" w:sz="6" w:space="0" w:color="FFFFFF" w:themeColor="background1"/>
       </w:tblBorders>
+      <w:tblCellMar>
+        <w:top w:w="0" w:type="dxa"/>
+        <w:left w:w="108" w:type="dxa"/>
+        <w:bottom w:w="0" w:type="dxa"/>
+        <w:right w:w="108" w:type="dxa"/>
+      </w:tblCellMar>
     </w:tblPr>
     <w:tcPr>
       <w:shd w:val="clear" w:color="auto" w:fill="D3DFEE" w:themeFill="accent1" w:themeFillTint="3F"/>
@@ -20708,6 +21657,7 @@
     <w:tblPr>
       <w:tblStyleRowBandSize w:val="1"/>
       <w:tblStyleColBandSize w:val="1"/>
+      <w:tblInd w:w="0" w:type="dxa"/>
       <w:tblBorders>
         <w:top w:val="single" w:sz="8" w:space="0" w:color="FFFFFF" w:themeColor="background1"/>
         <w:left w:val="single" w:sz="8" w:space="0" w:color="FFFFFF" w:themeColor="background1"/>
@@ -20716,6 +21666,12 @@
         <w:insideH w:val="single" w:sz="6" w:space="0" w:color="FFFFFF" w:themeColor="background1"/>
         <w:insideV w:val="single" w:sz="6" w:space="0" w:color="FFFFFF" w:themeColor="background1"/>
       </w:tblBorders>
+      <w:tblCellMar>
+        <w:top w:w="0" w:type="dxa"/>
+        <w:left w:w="108" w:type="dxa"/>
+        <w:bottom w:w="0" w:type="dxa"/>
+        <w:right w:w="108" w:type="dxa"/>
+      </w:tblCellMar>
     </w:tblPr>
     <w:tcPr>
       <w:shd w:val="clear" w:color="auto" w:fill="EFD3D2" w:themeFill="accent2" w:themeFillTint="3F"/>
@@ -20842,6 +21798,7 @@
     <w:tblPr>
       <w:tblStyleRowBandSize w:val="1"/>
       <w:tblStyleColBandSize w:val="1"/>
+      <w:tblInd w:w="0" w:type="dxa"/>
       <w:tblBorders>
         <w:top w:val="single" w:sz="8" w:space="0" w:color="FFFFFF" w:themeColor="background1"/>
         <w:left w:val="single" w:sz="8" w:space="0" w:color="FFFFFF" w:themeColor="background1"/>
@@ -20850,6 +21807,12 @@
         <w:insideH w:val="single" w:sz="6" w:space="0" w:color="FFFFFF" w:themeColor="background1"/>
         <w:insideV w:val="single" w:sz="6" w:space="0" w:color="FFFFFF" w:themeColor="background1"/>
       </w:tblBorders>
+      <w:tblCellMar>
+        <w:top w:w="0" w:type="dxa"/>
+        <w:left w:w="108" w:type="dxa"/>
+        <w:bottom w:w="0" w:type="dxa"/>
+        <w:right w:w="108" w:type="dxa"/>
+      </w:tblCellMar>
     </w:tblPr>
     <w:tcPr>
       <w:shd w:val="clear" w:color="auto" w:fill="E6EED5" w:themeFill="accent3" w:themeFillTint="3F"/>
@@ -20976,6 +21939,7 @@
     <w:tblPr>
       <w:tblStyleRowBandSize w:val="1"/>
       <w:tblStyleColBandSize w:val="1"/>
+      <w:tblInd w:w="0" w:type="dxa"/>
       <w:tblBorders>
         <w:top w:val="single" w:sz="8" w:space="0" w:color="FFFFFF" w:themeColor="background1"/>
         <w:left w:val="single" w:sz="8" w:space="0" w:color="FFFFFF" w:themeColor="background1"/>
@@ -20984,6 +21948,12 @@
         <w:insideH w:val="single" w:sz="6" w:space="0" w:color="FFFFFF" w:themeColor="background1"/>
         <w:insideV w:val="single" w:sz="6" w:space="0" w:color="FFFFFF" w:themeColor="background1"/>
       </w:tblBorders>
+      <w:tblCellMar>
+        <w:top w:w="0" w:type="dxa"/>
+        <w:left w:w="108" w:type="dxa"/>
+        <w:bottom w:w="0" w:type="dxa"/>
+        <w:right w:w="108" w:type="dxa"/>
+      </w:tblCellMar>
     </w:tblPr>
     <w:tcPr>
       <w:shd w:val="clear" w:color="auto" w:fill="DFD8E8" w:themeFill="accent4" w:themeFillTint="3F"/>
@@ -21110,6 +22080,7 @@
     <w:tblPr>
       <w:tblStyleRowBandSize w:val="1"/>
       <w:tblStyleColBandSize w:val="1"/>
+      <w:tblInd w:w="0" w:type="dxa"/>
       <w:tblBorders>
         <w:top w:val="single" w:sz="8" w:space="0" w:color="FFFFFF" w:themeColor="background1"/>
         <w:left w:val="single" w:sz="8" w:space="0" w:color="FFFFFF" w:themeColor="background1"/>
@@ -21118,6 +22089,12 @@
         <w:insideH w:val="single" w:sz="6" w:space="0" w:color="FFFFFF" w:themeColor="background1"/>
         <w:insideV w:val="single" w:sz="6" w:space="0" w:color="FFFFFF" w:themeColor="background1"/>
       </w:tblBorders>
+      <w:tblCellMar>
+        <w:top w:w="0" w:type="dxa"/>
+        <w:left w:w="108" w:type="dxa"/>
+        <w:bottom w:w="0" w:type="dxa"/>
+        <w:right w:w="108" w:type="dxa"/>
+      </w:tblCellMar>
     </w:tblPr>
     <w:tcPr>
       <w:shd w:val="clear" w:color="auto" w:fill="D2EAF1" w:themeFill="accent5" w:themeFillTint="3F"/>
@@ -21244,6 +22221,7 @@
     <w:tblPr>
       <w:tblStyleRowBandSize w:val="1"/>
       <w:tblStyleColBandSize w:val="1"/>
+      <w:tblInd w:w="0" w:type="dxa"/>
       <w:tblBorders>
         <w:top w:val="single" w:sz="8" w:space="0" w:color="FFFFFF" w:themeColor="background1"/>
         <w:left w:val="single" w:sz="8" w:space="0" w:color="FFFFFF" w:themeColor="background1"/>
@@ -21252,6 +22230,12 @@
         <w:insideH w:val="single" w:sz="6" w:space="0" w:color="FFFFFF" w:themeColor="background1"/>
         <w:insideV w:val="single" w:sz="6" w:space="0" w:color="FFFFFF" w:themeColor="background1"/>
       </w:tblBorders>
+      <w:tblCellMar>
+        <w:top w:w="0" w:type="dxa"/>
+        <w:left w:w="108" w:type="dxa"/>
+        <w:bottom w:w="0" w:type="dxa"/>
+        <w:right w:w="108" w:type="dxa"/>
+      </w:tblCellMar>
     </w:tblPr>
     <w:tcPr>
       <w:shd w:val="clear" w:color="auto" w:fill="FDE4D0" w:themeFill="accent6" w:themeFillTint="3F"/>
@@ -21381,6 +22365,13 @@
     <w:tblPr>
       <w:tblStyleRowBandSize w:val="1"/>
       <w:tblStyleColBandSize w:val="1"/>
+      <w:tblInd w:w="0" w:type="dxa"/>
+      <w:tblCellMar>
+        <w:top w:w="0" w:type="dxa"/>
+        <w:left w:w="108" w:type="dxa"/>
+        <w:bottom w:w="0" w:type="dxa"/>
+        <w:right w:w="108" w:type="dxa"/>
+      </w:tblCellMar>
     </w:tblPr>
     <w:tcPr>
       <w:shd w:val="clear" w:color="auto" w:fill="000000" w:themeFill="text1"/>
@@ -21488,6 +22479,13 @@
     <w:tblPr>
       <w:tblStyleRowBandSize w:val="1"/>
       <w:tblStyleColBandSize w:val="1"/>
+      <w:tblInd w:w="0" w:type="dxa"/>
+      <w:tblCellMar>
+        <w:top w:w="0" w:type="dxa"/>
+        <w:left w:w="108" w:type="dxa"/>
+        <w:bottom w:w="0" w:type="dxa"/>
+        <w:right w:w="108" w:type="dxa"/>
+      </w:tblCellMar>
     </w:tblPr>
     <w:tcPr>
       <w:shd w:val="clear" w:color="auto" w:fill="4F81BD" w:themeFill="accent1"/>
@@ -21595,6 +22593,13 @@
     <w:tblPr>
       <w:tblStyleRowBandSize w:val="1"/>
       <w:tblStyleColBandSize w:val="1"/>
+      <w:tblInd w:w="0" w:type="dxa"/>
+      <w:tblCellMar>
+        <w:top w:w="0" w:type="dxa"/>
+        <w:left w:w="108" w:type="dxa"/>
+        <w:bottom w:w="0" w:type="dxa"/>
+        <w:right w:w="108" w:type="dxa"/>
+      </w:tblCellMar>
     </w:tblPr>
     <w:tcPr>
       <w:shd w:val="clear" w:color="auto" w:fill="C0504D" w:themeFill="accent2"/>
@@ -21702,6 +22707,13 @@
     <w:tblPr>
       <w:tblStyleRowBandSize w:val="1"/>
       <w:tblStyleColBandSize w:val="1"/>
+      <w:tblInd w:w="0" w:type="dxa"/>
+      <w:tblCellMar>
+        <w:top w:w="0" w:type="dxa"/>
+        <w:left w:w="108" w:type="dxa"/>
+        <w:bottom w:w="0" w:type="dxa"/>
+        <w:right w:w="108" w:type="dxa"/>
+      </w:tblCellMar>
     </w:tblPr>
     <w:tcPr>
       <w:shd w:val="clear" w:color="auto" w:fill="9BBB59" w:themeFill="accent3"/>
@@ -21809,6 +22821,13 @@
     <w:tblPr>
       <w:tblStyleRowBandSize w:val="1"/>
       <w:tblStyleColBandSize w:val="1"/>
+      <w:tblInd w:w="0" w:type="dxa"/>
+      <w:tblCellMar>
+        <w:top w:w="0" w:type="dxa"/>
+        <w:left w:w="108" w:type="dxa"/>
+        <w:bottom w:w="0" w:type="dxa"/>
+        <w:right w:w="108" w:type="dxa"/>
+      </w:tblCellMar>
     </w:tblPr>
     <w:tcPr>
       <w:shd w:val="clear" w:color="auto" w:fill="8064A2" w:themeFill="accent4"/>
@@ -21916,6 +22935,13 @@
     <w:tblPr>
       <w:tblStyleRowBandSize w:val="1"/>
       <w:tblStyleColBandSize w:val="1"/>
+      <w:tblInd w:w="0" w:type="dxa"/>
+      <w:tblCellMar>
+        <w:top w:w="0" w:type="dxa"/>
+        <w:left w:w="108" w:type="dxa"/>
+        <w:bottom w:w="0" w:type="dxa"/>
+        <w:right w:w="108" w:type="dxa"/>
+      </w:tblCellMar>
     </w:tblPr>
     <w:tcPr>
       <w:shd w:val="clear" w:color="auto" w:fill="4BACC6" w:themeFill="accent5"/>
@@ -22023,6 +23049,13 @@
     <w:tblPr>
       <w:tblStyleRowBandSize w:val="1"/>
       <w:tblStyleColBandSize w:val="1"/>
+      <w:tblInd w:w="0" w:type="dxa"/>
+      <w:tblCellMar>
+        <w:top w:w="0" w:type="dxa"/>
+        <w:left w:w="108" w:type="dxa"/>
+        <w:bottom w:w="0" w:type="dxa"/>
+        <w:right w:w="108" w:type="dxa"/>
+      </w:tblCellMar>
     </w:tblPr>
     <w:tcPr>
       <w:shd w:val="clear" w:color="auto" w:fill="F79646" w:themeFill="accent6"/>
@@ -22130,6 +23163,7 @@
     <w:tblPr>
       <w:tblStyleRowBandSize w:val="1"/>
       <w:tblStyleColBandSize w:val="1"/>
+      <w:tblInd w:w="0" w:type="dxa"/>
       <w:tblBorders>
         <w:top w:val="single" w:sz="24" w:space="0" w:color="C0504D" w:themeColor="accent2"/>
         <w:left w:val="single" w:sz="4" w:space="0" w:color="000000" w:themeColor="text1"/>
@@ -22138,6 +23172,12 @@
         <w:insideH w:val="single" w:sz="4" w:space="0" w:color="FFFFFF" w:themeColor="background1"/>
         <w:insideV w:val="single" w:sz="4" w:space="0" w:color="FFFFFF" w:themeColor="background1"/>
       </w:tblBorders>
+      <w:tblCellMar>
+        <w:top w:w="0" w:type="dxa"/>
+        <w:left w:w="108" w:type="dxa"/>
+        <w:bottom w:w="0" w:type="dxa"/>
+        <w:right w:w="108" w:type="dxa"/>
+      </w:tblCellMar>
     </w:tblPr>
     <w:tcPr>
       <w:shd w:val="clear" w:color="auto" w:fill="E6E6E6" w:themeFill="text1" w:themeFillTint="19"/>
@@ -22245,6 +23285,7 @@
     <w:tblPr>
       <w:tblStyleRowBandSize w:val="1"/>
       <w:tblStyleColBandSize w:val="1"/>
+      <w:tblInd w:w="0" w:type="dxa"/>
       <w:tblBorders>
         <w:top w:val="single" w:sz="24" w:space="0" w:color="C0504D" w:themeColor="accent2"/>
         <w:left w:val="single" w:sz="4" w:space="0" w:color="4F81BD" w:themeColor="accent1"/>
@@ -22253,6 +23294,12 @@
         <w:insideH w:val="single" w:sz="4" w:space="0" w:color="FFFFFF" w:themeColor="background1"/>
         <w:insideV w:val="single" w:sz="4" w:space="0" w:color="FFFFFF" w:themeColor="background1"/>
       </w:tblBorders>
+      <w:tblCellMar>
+        <w:top w:w="0" w:type="dxa"/>
+        <w:left w:w="108" w:type="dxa"/>
+        <w:bottom w:w="0" w:type="dxa"/>
+        <w:right w:w="108" w:type="dxa"/>
+      </w:tblCellMar>
     </w:tblPr>
     <w:tcPr>
       <w:shd w:val="clear" w:color="auto" w:fill="EDF2F8" w:themeFill="accent1" w:themeFillTint="19"/>
@@ -22360,6 +23407,7 @@
     <w:tblPr>
       <w:tblStyleRowBandSize w:val="1"/>
       <w:tblStyleColBandSize w:val="1"/>
+      <w:tblInd w:w="0" w:type="dxa"/>
       <w:tblBorders>
         <w:top w:val="single" w:sz="24" w:space="0" w:color="C0504D" w:themeColor="accent2"/>
         <w:left w:val="single" w:sz="4" w:space="0" w:color="C0504D" w:themeColor="accent2"/>
@@ -22368,6 +23416,12 @@
         <w:insideH w:val="single" w:sz="4" w:space="0" w:color="FFFFFF" w:themeColor="background1"/>
         <w:insideV w:val="single" w:sz="4" w:space="0" w:color="FFFFFF" w:themeColor="background1"/>
       </w:tblBorders>
+      <w:tblCellMar>
+        <w:top w:w="0" w:type="dxa"/>
+        <w:left w:w="108" w:type="dxa"/>
+        <w:bottom w:w="0" w:type="dxa"/>
+        <w:right w:w="108" w:type="dxa"/>
+      </w:tblCellMar>
     </w:tblPr>
     <w:tcPr>
       <w:shd w:val="clear" w:color="auto" w:fill="F8EDED" w:themeFill="accent2" w:themeFillTint="19"/>
@@ -22475,6 +23529,7 @@
     <w:tblPr>
       <w:tblStyleRowBandSize w:val="1"/>
       <w:tblStyleColBandSize w:val="1"/>
+      <w:tblInd w:w="0" w:type="dxa"/>
       <w:tblBorders>
         <w:top w:val="single" w:sz="24" w:space="0" w:color="8064A2" w:themeColor="accent4"/>
         <w:left w:val="single" w:sz="4" w:space="0" w:color="9BBB59" w:themeColor="accent3"/>
@@ -22483,6 +23538,12 @@
         <w:insideH w:val="single" w:sz="4" w:space="0" w:color="FFFFFF" w:themeColor="background1"/>
         <w:insideV w:val="single" w:sz="4" w:space="0" w:color="FFFFFF" w:themeColor="background1"/>
       </w:tblBorders>
+      <w:tblCellMar>
+        <w:top w:w="0" w:type="dxa"/>
+        <w:left w:w="108" w:type="dxa"/>
+        <w:bottom w:w="0" w:type="dxa"/>
+        <w:right w:w="108" w:type="dxa"/>
+      </w:tblCellMar>
     </w:tblPr>
     <w:tcPr>
       <w:shd w:val="clear" w:color="auto" w:fill="F5F8EE" w:themeFill="accent3" w:themeFillTint="19"/>
@@ -22580,6 +23641,7 @@
     <w:tblPr>
       <w:tblStyleRowBandSize w:val="1"/>
       <w:tblStyleColBandSize w:val="1"/>
+      <w:tblInd w:w="0" w:type="dxa"/>
       <w:tblBorders>
         <w:top w:val="single" w:sz="24" w:space="0" w:color="9BBB59" w:themeColor="accent3"/>
         <w:left w:val="single" w:sz="4" w:space="0" w:color="8064A2" w:themeColor="accent4"/>
@@ -22588,6 +23650,12 @@
         <w:insideH w:val="single" w:sz="4" w:space="0" w:color="FFFFFF" w:themeColor="background1"/>
         <w:insideV w:val="single" w:sz="4" w:space="0" w:color="FFFFFF" w:themeColor="background1"/>
       </w:tblBorders>
+      <w:tblCellMar>
+        <w:top w:w="0" w:type="dxa"/>
+        <w:left w:w="108" w:type="dxa"/>
+        <w:bottom w:w="0" w:type="dxa"/>
+        <w:right w:w="108" w:type="dxa"/>
+      </w:tblCellMar>
     </w:tblPr>
     <w:tcPr>
       <w:shd w:val="clear" w:color="auto" w:fill="F2EFF6" w:themeFill="accent4" w:themeFillTint="19"/>
@@ -22695,6 +23763,7 @@
     <w:tblPr>
       <w:tblStyleRowBandSize w:val="1"/>
       <w:tblStyleColBandSize w:val="1"/>
+      <w:tblInd w:w="0" w:type="dxa"/>
       <w:tblBorders>
         <w:top w:val="single" w:sz="24" w:space="0" w:color="F79646" w:themeColor="accent6"/>
         <w:left w:val="single" w:sz="4" w:space="0" w:color="4BACC6" w:themeColor="accent5"/>
@@ -22703,6 +23772,12 @@
         <w:insideH w:val="single" w:sz="4" w:space="0" w:color="FFFFFF" w:themeColor="background1"/>
         <w:insideV w:val="single" w:sz="4" w:space="0" w:color="FFFFFF" w:themeColor="background1"/>
       </w:tblBorders>
+      <w:tblCellMar>
+        <w:top w:w="0" w:type="dxa"/>
+        <w:left w:w="108" w:type="dxa"/>
+        <w:bottom w:w="0" w:type="dxa"/>
+        <w:right w:w="108" w:type="dxa"/>
+      </w:tblCellMar>
     </w:tblPr>
     <w:tcPr>
       <w:shd w:val="clear" w:color="auto" w:fill="EDF6F9" w:themeFill="accent5" w:themeFillTint="19"/>
@@ -22810,6 +23885,7 @@
     <w:tblPr>
       <w:tblStyleRowBandSize w:val="1"/>
       <w:tblStyleColBandSize w:val="1"/>
+      <w:tblInd w:w="0" w:type="dxa"/>
       <w:tblBorders>
         <w:top w:val="single" w:sz="24" w:space="0" w:color="4BACC6" w:themeColor="accent5"/>
         <w:left w:val="single" w:sz="4" w:space="0" w:color="F79646" w:themeColor="accent6"/>
@@ -22818,6 +23894,12 @@
         <w:insideH w:val="single" w:sz="4" w:space="0" w:color="FFFFFF" w:themeColor="background1"/>
         <w:insideV w:val="single" w:sz="4" w:space="0" w:color="FFFFFF" w:themeColor="background1"/>
       </w:tblBorders>
+      <w:tblCellMar>
+        <w:top w:w="0" w:type="dxa"/>
+        <w:left w:w="108" w:type="dxa"/>
+        <w:bottom w:w="0" w:type="dxa"/>
+        <w:right w:w="108" w:type="dxa"/>
+      </w:tblCellMar>
     </w:tblPr>
     <w:tcPr>
       <w:shd w:val="clear" w:color="auto" w:fill="FEF4EC" w:themeFill="accent6" w:themeFillTint="19"/>
@@ -22925,6 +24007,13 @@
     <w:tblPr>
       <w:tblStyleRowBandSize w:val="1"/>
       <w:tblStyleColBandSize w:val="1"/>
+      <w:tblInd w:w="0" w:type="dxa"/>
+      <w:tblCellMar>
+        <w:top w:w="0" w:type="dxa"/>
+        <w:left w:w="108" w:type="dxa"/>
+        <w:bottom w:w="0" w:type="dxa"/>
+        <w:right w:w="108" w:type="dxa"/>
+      </w:tblCellMar>
     </w:tblPr>
     <w:tcPr>
       <w:shd w:val="clear" w:color="auto" w:fill="E6E6E6" w:themeFill="text1" w:themeFillTint="19"/>
@@ -23004,6 +24093,13 @@
     <w:tblPr>
       <w:tblStyleRowBandSize w:val="1"/>
       <w:tblStyleColBandSize w:val="1"/>
+      <w:tblInd w:w="0" w:type="dxa"/>
+      <w:tblCellMar>
+        <w:top w:w="0" w:type="dxa"/>
+        <w:left w:w="108" w:type="dxa"/>
+        <w:bottom w:w="0" w:type="dxa"/>
+        <w:right w:w="108" w:type="dxa"/>
+      </w:tblCellMar>
     </w:tblPr>
     <w:tcPr>
       <w:shd w:val="clear" w:color="auto" w:fill="EDF2F8" w:themeFill="accent1" w:themeFillTint="19"/>
@@ -23083,6 +24179,13 @@
     <w:tblPr>
       <w:tblStyleRowBandSize w:val="1"/>
       <w:tblStyleColBandSize w:val="1"/>
+      <w:tblInd w:w="0" w:type="dxa"/>
+      <w:tblCellMar>
+        <w:top w:w="0" w:type="dxa"/>
+        <w:left w:w="108" w:type="dxa"/>
+        <w:bottom w:w="0" w:type="dxa"/>
+        <w:right w:w="108" w:type="dxa"/>
+      </w:tblCellMar>
     </w:tblPr>
     <w:tcPr>
       <w:shd w:val="clear" w:color="auto" w:fill="F8EDED" w:themeFill="accent2" w:themeFillTint="19"/>
@@ -23162,6 +24265,13 @@
     <w:tblPr>
       <w:tblStyleRowBandSize w:val="1"/>
       <w:tblStyleColBandSize w:val="1"/>
+      <w:tblInd w:w="0" w:type="dxa"/>
+      <w:tblCellMar>
+        <w:top w:w="0" w:type="dxa"/>
+        <w:left w:w="108" w:type="dxa"/>
+        <w:bottom w:w="0" w:type="dxa"/>
+        <w:right w:w="108" w:type="dxa"/>
+      </w:tblCellMar>
     </w:tblPr>
     <w:tcPr>
       <w:shd w:val="clear" w:color="auto" w:fill="F5F8EE" w:themeFill="accent3" w:themeFillTint="19"/>
@@ -23241,6 +24351,13 @@
     <w:tblPr>
       <w:tblStyleRowBandSize w:val="1"/>
       <w:tblStyleColBandSize w:val="1"/>
+      <w:tblInd w:w="0" w:type="dxa"/>
+      <w:tblCellMar>
+        <w:top w:w="0" w:type="dxa"/>
+        <w:left w:w="108" w:type="dxa"/>
+        <w:bottom w:w="0" w:type="dxa"/>
+        <w:right w:w="108" w:type="dxa"/>
+      </w:tblCellMar>
     </w:tblPr>
     <w:tcPr>
       <w:shd w:val="clear" w:color="auto" w:fill="F2EFF6" w:themeFill="accent4" w:themeFillTint="19"/>
@@ -23320,6 +24437,13 @@
     <w:tblPr>
       <w:tblStyleRowBandSize w:val="1"/>
       <w:tblStyleColBandSize w:val="1"/>
+      <w:tblInd w:w="0" w:type="dxa"/>
+      <w:tblCellMar>
+        <w:top w:w="0" w:type="dxa"/>
+        <w:left w:w="108" w:type="dxa"/>
+        <w:bottom w:w="0" w:type="dxa"/>
+        <w:right w:w="108" w:type="dxa"/>
+      </w:tblCellMar>
     </w:tblPr>
     <w:tcPr>
       <w:shd w:val="clear" w:color="auto" w:fill="EDF6F9" w:themeFill="accent5" w:themeFillTint="19"/>
@@ -23399,6 +24523,13 @@
     <w:tblPr>
       <w:tblStyleRowBandSize w:val="1"/>
       <w:tblStyleColBandSize w:val="1"/>
+      <w:tblInd w:w="0" w:type="dxa"/>
+      <w:tblCellMar>
+        <w:top w:w="0" w:type="dxa"/>
+        <w:left w:w="108" w:type="dxa"/>
+        <w:bottom w:w="0" w:type="dxa"/>
+        <w:right w:w="108" w:type="dxa"/>
+      </w:tblCellMar>
     </w:tblPr>
     <w:tcPr>
       <w:shd w:val="clear" w:color="auto" w:fill="FEF4EC" w:themeFill="accent6" w:themeFillTint="19"/>
@@ -23478,9 +24609,16 @@
     <w:tblPr>
       <w:tblStyleRowBandSize w:val="1"/>
       <w:tblStyleColBandSize w:val="1"/>
+      <w:tblInd w:w="0" w:type="dxa"/>
       <w:tblBorders>
         <w:insideH w:val="single" w:sz="4" w:space="0" w:color="FFFFFF" w:themeColor="background1"/>
       </w:tblBorders>
+      <w:tblCellMar>
+        <w:top w:w="0" w:type="dxa"/>
+        <w:left w:w="108" w:type="dxa"/>
+        <w:bottom w:w="0" w:type="dxa"/>
+        <w:right w:w="108" w:type="dxa"/>
+      </w:tblCellMar>
     </w:tblPr>
     <w:tcPr>
       <w:shd w:val="clear" w:color="auto" w:fill="CCCCCC" w:themeFill="text1" w:themeFillTint="33"/>
@@ -23551,9 +24689,16 @@
     <w:tblPr>
       <w:tblStyleRowBandSize w:val="1"/>
       <w:tblStyleColBandSize w:val="1"/>
+      <w:tblInd w:w="0" w:type="dxa"/>
       <w:tblBorders>
         <w:insideH w:val="single" w:sz="4" w:space="0" w:color="FFFFFF" w:themeColor="background1"/>
       </w:tblBorders>
+      <w:tblCellMar>
+        <w:top w:w="0" w:type="dxa"/>
+        <w:left w:w="108" w:type="dxa"/>
+        <w:bottom w:w="0" w:type="dxa"/>
+        <w:right w:w="108" w:type="dxa"/>
+      </w:tblCellMar>
     </w:tblPr>
     <w:tcPr>
       <w:shd w:val="clear" w:color="auto" w:fill="DBE5F1" w:themeFill="accent1" w:themeFillTint="33"/>
@@ -23624,9 +24769,16 @@
     <w:tblPr>
       <w:tblStyleRowBandSize w:val="1"/>
       <w:tblStyleColBandSize w:val="1"/>
+      <w:tblInd w:w="0" w:type="dxa"/>
       <w:tblBorders>
         <w:insideH w:val="single" w:sz="4" w:space="0" w:color="FFFFFF" w:themeColor="background1"/>
       </w:tblBorders>
+      <w:tblCellMar>
+        <w:top w:w="0" w:type="dxa"/>
+        <w:left w:w="108" w:type="dxa"/>
+        <w:bottom w:w="0" w:type="dxa"/>
+        <w:right w:w="108" w:type="dxa"/>
+      </w:tblCellMar>
     </w:tblPr>
     <w:tcPr>
       <w:shd w:val="clear" w:color="auto" w:fill="F2DBDB" w:themeFill="accent2" w:themeFillTint="33"/>
@@ -23697,9 +24849,16 @@
     <w:tblPr>
       <w:tblStyleRowBandSize w:val="1"/>
       <w:tblStyleColBandSize w:val="1"/>
+      <w:tblInd w:w="0" w:type="dxa"/>
       <w:tblBorders>
         <w:insideH w:val="single" w:sz="4" w:space="0" w:color="FFFFFF" w:themeColor="background1"/>
       </w:tblBorders>
+      <w:tblCellMar>
+        <w:top w:w="0" w:type="dxa"/>
+        <w:left w:w="108" w:type="dxa"/>
+        <w:bottom w:w="0" w:type="dxa"/>
+        <w:right w:w="108" w:type="dxa"/>
+      </w:tblCellMar>
     </w:tblPr>
     <w:tcPr>
       <w:shd w:val="clear" w:color="auto" w:fill="EAF1DD" w:themeFill="accent3" w:themeFillTint="33"/>
@@ -23770,9 +24929,16 @@
     <w:tblPr>
       <w:tblStyleRowBandSize w:val="1"/>
       <w:tblStyleColBandSize w:val="1"/>
+      <w:tblInd w:w="0" w:type="dxa"/>
       <w:tblBorders>
         <w:insideH w:val="single" w:sz="4" w:space="0" w:color="FFFFFF" w:themeColor="background1"/>
       </w:tblBorders>
+      <w:tblCellMar>
+        <w:top w:w="0" w:type="dxa"/>
+        <w:left w:w="108" w:type="dxa"/>
+        <w:bottom w:w="0" w:type="dxa"/>
+        <w:right w:w="108" w:type="dxa"/>
+      </w:tblCellMar>
     </w:tblPr>
     <w:tcPr>
       <w:shd w:val="clear" w:color="auto" w:fill="E5DFEC" w:themeFill="accent4" w:themeFillTint="33"/>
@@ -23843,9 +25009,16 @@
     <w:tblPr>
       <w:tblStyleRowBandSize w:val="1"/>
       <w:tblStyleColBandSize w:val="1"/>
+      <w:tblInd w:w="0" w:type="dxa"/>
       <w:tblBorders>
         <w:insideH w:val="single" w:sz="4" w:space="0" w:color="FFFFFF" w:themeColor="background1"/>
       </w:tblBorders>
+      <w:tblCellMar>
+        <w:top w:w="0" w:type="dxa"/>
+        <w:left w:w="108" w:type="dxa"/>
+        <w:bottom w:w="0" w:type="dxa"/>
+        <w:right w:w="108" w:type="dxa"/>
+      </w:tblCellMar>
     </w:tblPr>
     <w:tcPr>
       <w:shd w:val="clear" w:color="auto" w:fill="DAEEF3" w:themeFill="accent5" w:themeFillTint="33"/>
@@ -23916,9 +25089,16 @@
     <w:tblPr>
       <w:tblStyleRowBandSize w:val="1"/>
       <w:tblStyleColBandSize w:val="1"/>
+      <w:tblInd w:w="0" w:type="dxa"/>
       <w:tblBorders>
         <w:insideH w:val="single" w:sz="4" w:space="0" w:color="FFFFFF" w:themeColor="background1"/>
       </w:tblBorders>
+      <w:tblCellMar>
+        <w:top w:w="0" w:type="dxa"/>
+        <w:left w:w="108" w:type="dxa"/>
+        <w:bottom w:w="0" w:type="dxa"/>
+        <w:right w:w="108" w:type="dxa"/>
+      </w:tblCellMar>
     </w:tblPr>
     <w:tcPr>
       <w:shd w:val="clear" w:color="auto" w:fill="FDE9D9" w:themeFill="accent6" w:themeFillTint="33"/>
@@ -24303,7 +25483,7 @@
 </file>
 
 <file path=customXml/itemProps1.xml><?xml version="1.0" encoding="utf-8"?>
-<ds:datastoreItem xmlns:ds="http://schemas.openxmlformats.org/officeDocument/2006/customXml" ds:itemID="{EE680D10-62EA-49A0-94BE-ECD9880171CC}">
+<ds:datastoreItem xmlns:ds="http://schemas.openxmlformats.org/officeDocument/2006/customXml" ds:itemID="{EF278816-EC6F-A645-907D-7F25AECB1D4A}">
   <ds:schemaRefs>
     <ds:schemaRef ds:uri="http://schemas.openxmlformats.org/officeDocument/2006/bibliography"/>
   </ds:schemaRefs>
